--- a/lessons/7-1/downloads/7-1-notes.docx
+++ b/lessons/7-1/downloads/7-1-notes.docx
@@ -311,6 +311,610 @@
         <w:rPr>
           <w:b/>
           <w:bCs/>
+          <w:color w:val="1FA6A2"/>
+          <w:sz w:val="26"/>
+          <w:szCs w:val="26"/>
+        </w:rPr>
+        <w:t xml:space="preserve">Turn &amp; Talk — Discussion Points  (Level 1 support · Level 2)</w:t>
+      </w:r>
+    </w:p>
+    <w:p>
+      <w:pPr>
+        <w:spacing w:after="60"/>
+      </w:pPr>
+      <w:r>
+        <w:rPr>
+          <w:i/>
+          <w:iCs/>
+          <w:color w:val="5F6F80"/>
+          <w:sz w:val="19"/>
+          <w:szCs w:val="19"/>
+        </w:rPr>
+        <w:t xml:space="preserve">Talk with a partner. Use the Level 1 stems if you need help getting started; try the Level 2 question when you are ready for more.</w:t>
+      </w:r>
+    </w:p>
+    <w:p>
+      <w:pPr>
+        <w:spacing w:after="60"/>
+      </w:pPr>
+      <w:r>
+        <w:rPr>
+          <w:b/>
+          <w:bCs/>
+          <w:color w:val="12355B"/>
+          <w:sz w:val="21"/>
+          <w:szCs w:val="21"/>
+        </w:rPr>
+        <w:t xml:space="preserve">1. [Launch] </w:t>
+      </w:r>
+      <w:r>
+        <w:rPr>
+          <w:b/>
+          <w:bCs/>
+          <w:sz w:val="21"/>
+          <w:szCs w:val="21"/>
+        </w:rPr>
+        <w:t xml:space="preserve">Detective Ruiz's clue says 'a number of stolen gems plus 8 more equals 20 total.' How would you turn this clue into an equation, and what does each part stand for?</w:t>
+      </w:r>
+    </w:p>
+    <w:p>
+      <w:pPr>
+        <w:spacing w:after="60"/>
+      </w:pPr>
+      <w:r>
+        <w:rPr>
+          <w:b/>
+          <w:bCs/>
+          <w:color w:val="1FA6A2"/>
+          <w:sz w:val="20"/>
+          <w:szCs w:val="20"/>
+        </w:rPr>
+        <w:t xml:space="preserve">Level 1 — Start here: </w:t>
+      </w:r>
+      <w:r>
+        <w:rPr>
+          <w:sz w:val="20"/>
+          <w:szCs w:val="20"/>
+        </w:rPr>
+        <w:t xml:space="preserve">I let a variable stand for the unknown number of gems.</w:t>
+      </w:r>
+    </w:p>
+    <w:p>
+      <w:pPr>
+        <w:spacing w:after="60"/>
+      </w:pPr>
+      <w:r>
+        <w:rPr>
+          <w:sz w:val="21"/>
+          <w:szCs w:val="21"/>
+        </w:rPr>
+        <w:t xml:space="preserve">The unknown is ___, so I write the variable ___.</w:t>
+      </w:r>
+      <w:r>
+        <w:rPr>
+          <w:i/>
+          <w:iCs/>
+          <w:color w:val="5F6F80"/>
+          <w:sz w:val="19"/>
+          <w:szCs w:val="19"/>
+        </w:rPr>
+        <w:br/>
+        <w:t xml:space="preserve">
+La incógnita es ___, así que escribo la variable ___.</w:t>
+      </w:r>
+    </w:p>
+    <w:p>
+      <w:pPr>
+        <w:spacing w:after="60"/>
+      </w:pPr>
+      <w:r>
+        <w:rPr>
+          <w:sz w:val="21"/>
+          <w:szCs w:val="21"/>
+        </w:rPr>
+        <w:t xml:space="preserve">My equation is ___ because 'plus 8' means ___ and 'equals 20' means ___.</w:t>
+      </w:r>
+      <w:r>
+        <w:rPr>
+          <w:i/>
+          <w:iCs/>
+          <w:color w:val="5F6F80"/>
+          <w:sz w:val="19"/>
+          <w:szCs w:val="19"/>
+        </w:rPr>
+        <w:br/>
+        <w:t xml:space="preserve">
+Mi ecuación es ___ porque 'más 8' significa ___ y 'es igual a 20' significa ___.</w:t>
+      </w:r>
+    </w:p>
+    <w:p>
+      <w:pPr>
+        <w:spacing w:after="60"/>
+      </w:pPr>
+      <w:r>
+        <w:rPr>
+          <w:b/>
+          <w:bCs/>
+          <w:color w:val="12355B"/>
+          <w:sz w:val="20"/>
+          <w:szCs w:val="20"/>
+        </w:rPr>
+        <w:t xml:space="preserve">Word bank: </w:t>
+      </w:r>
+      <w:r>
+        <w:rPr>
+          <w:color w:val="1FA6A2"/>
+          <w:sz w:val="20"/>
+          <w:szCs w:val="20"/>
+        </w:rPr>
+        <w:t xml:space="preserve">equation, variable, equal sign, expression</w:t>
+      </w:r>
+    </w:p>
+    <w:p>
+      <w:pPr>
+        <w:spacing w:after="60"/>
+      </w:pPr>
+      <w:r>
+        <w:rPr>
+          <w:b/>
+          <w:bCs/>
+          <w:color w:val="12355B"/>
+          <w:sz w:val="19"/>
+          <w:szCs w:val="19"/>
+        </w:rPr>
+        <w:t xml:space="preserve">Listen for: </w:t>
+      </w:r>
+      <w:r>
+        <w:rPr>
+          <w:i/>
+          <w:iCs/>
+          <w:color w:val="5F6F80"/>
+          <w:sz w:val="19"/>
+          <w:szCs w:val="19"/>
+        </w:rPr>
+        <w:t xml:space="preserve">Students choose a variable (such as n) for the unknown gems, build n + 8 = 20, and connect 'plus 8 more' to + 8 and 'equals 20 total' to = 20.</w:t>
+      </w:r>
+    </w:p>
+    <w:p>
+      <w:pPr>
+        <w:spacing w:after="60"/>
+      </w:pPr>
+      <w:r>
+        <w:rPr>
+          <w:b/>
+          <w:bCs/>
+          <w:color w:val="9A6B12"/>
+          <w:sz w:val="20"/>
+          <w:szCs w:val="20"/>
+        </w:rPr>
+        <w:t xml:space="preserve">Level 2: </w:t>
+      </w:r>
+      <w:r>
+        <w:rPr>
+          <w:sz w:val="20"/>
+          <w:szCs w:val="20"/>
+        </w:rPr>
+        <w:t xml:space="preserve">Why does the equation n + 8 = 20 represent the clue better than the expression n + 8 alone? Justify using the role of the equal sign.</w:t>
+      </w:r>
+    </w:p>
+    <w:p>
+      <w:pPr>
+        <w:spacing w:after="60"/>
+        <w:ind w:left="360"/>
+      </w:pPr>
+      <w:r>
+        <w:rPr>
+          <w:sz w:val="20"/>
+          <w:szCs w:val="20"/>
+        </w:rPr>
+        <w:t xml:space="preserve">• The equation is better than the expression because ___.</w:t>
+      </w:r>
+    </w:p>
+    <w:p>
+      <w:pPr>
+        <w:spacing w:after="60"/>
+        <w:ind w:left="360"/>
+      </w:pPr>
+      <w:r>
+        <w:rPr>
+          <w:sz w:val="20"/>
+          <w:szCs w:val="20"/>
+        </w:rPr>
+        <w:t xml:space="preserve">• The equal sign tells me ___ that an expression cannot show.</w:t>
+      </w:r>
+    </w:p>
+    <w:p>
+      <w:pPr>
+        <w:spacing w:after="60"/>
+      </w:pPr>
+      <w:r>
+        <w:rPr>
+          <w:b/>
+          <w:bCs/>
+          <w:color w:val="12355B"/>
+          <w:sz w:val="21"/>
+          <w:szCs w:val="21"/>
+        </w:rPr>
+        <w:t xml:space="preserve">2. [Explore] </w:t>
+      </w:r>
+      <w:r>
+        <w:rPr>
+          <w:b/>
+          <w:bCs/>
+          <w:sz w:val="21"/>
+          <w:szCs w:val="21"/>
+        </w:rPr>
+        <w:t xml:space="preserve">On the balance scale you put n + 8 on one side and 20 on the other. How did you decide what belongs on each side of the equal sign?</w:t>
+      </w:r>
+    </w:p>
+    <w:p>
+      <w:pPr>
+        <w:spacing w:after="60"/>
+      </w:pPr>
+      <w:r>
+        <w:rPr>
+          <w:b/>
+          <w:bCs/>
+          <w:color w:val="1FA6A2"/>
+          <w:sz w:val="20"/>
+          <w:szCs w:val="20"/>
+        </w:rPr>
+        <w:t xml:space="preserve">Level 1 — Start here: </w:t>
+      </w:r>
+      <w:r>
+        <w:rPr>
+          <w:sz w:val="20"/>
+          <w:szCs w:val="20"/>
+        </w:rPr>
+        <w:t xml:space="preserve">Both sides of the equation must represent the same total.</w:t>
+      </w:r>
+    </w:p>
+    <w:p>
+      <w:pPr>
+        <w:spacing w:after="60"/>
+      </w:pPr>
+      <w:r>
+        <w:rPr>
+          <w:sz w:val="21"/>
+          <w:szCs w:val="21"/>
+        </w:rPr>
+        <w:t xml:space="preserve">I put ___ on the left side because ___.</w:t>
+      </w:r>
+      <w:r>
+        <w:rPr>
+          <w:i/>
+          <w:iCs/>
+          <w:color w:val="5F6F80"/>
+          <w:sz w:val="19"/>
+          <w:szCs w:val="19"/>
+        </w:rPr>
+        <w:br/>
+        <w:t xml:space="preserve">
+Puse ___ en el lado izquierdo porque ___.</w:t>
+      </w:r>
+    </w:p>
+    <w:p>
+      <w:pPr>
+        <w:spacing w:after="60"/>
+      </w:pPr>
+      <w:r>
+        <w:rPr>
+          <w:sz w:val="21"/>
+          <w:szCs w:val="21"/>
+        </w:rPr>
+        <w:t xml:space="preserve">The equal sign means both sides are ___.</w:t>
+      </w:r>
+      <w:r>
+        <w:rPr>
+          <w:i/>
+          <w:iCs/>
+          <w:color w:val="5F6F80"/>
+          <w:sz w:val="19"/>
+          <w:szCs w:val="19"/>
+        </w:rPr>
+        <w:br/>
+        <w:t xml:space="preserve">
+El signo igual significa que ambos lados son ___.</w:t>
+      </w:r>
+    </w:p>
+    <w:p>
+      <w:pPr>
+        <w:spacing w:after="60"/>
+      </w:pPr>
+      <w:r>
+        <w:rPr>
+          <w:b/>
+          <w:bCs/>
+          <w:color w:val="12355B"/>
+          <w:sz w:val="20"/>
+          <w:szCs w:val="20"/>
+        </w:rPr>
+        <w:t xml:space="preserve">Word bank: </w:t>
+      </w:r>
+      <w:r>
+        <w:rPr>
+          <w:color w:val="1FA6A2"/>
+          <w:sz w:val="20"/>
+          <w:szCs w:val="20"/>
+        </w:rPr>
+        <w:t xml:space="preserve">equation, variable, equal sign, expression</w:t>
+      </w:r>
+    </w:p>
+    <w:p>
+      <w:pPr>
+        <w:spacing w:after="60"/>
+      </w:pPr>
+      <w:r>
+        <w:rPr>
+          <w:b/>
+          <w:bCs/>
+          <w:color w:val="12355B"/>
+          <w:sz w:val="19"/>
+          <w:szCs w:val="19"/>
+        </w:rPr>
+        <w:t xml:space="preserve">Listen for: </w:t>
+      </w:r>
+      <w:r>
+        <w:rPr>
+          <w:i/>
+          <w:iCs/>
+          <w:color w:val="5F6F80"/>
+          <w:sz w:val="19"/>
+          <w:szCs w:val="19"/>
+        </w:rPr>
+        <w:t xml:space="preserve">Students place the expression n + 8 on one side and the total 20 on the other, explaining the equal sign means both sides have the same value.</w:t>
+      </w:r>
+    </w:p>
+    <w:p>
+      <w:pPr>
+        <w:spacing w:after="60"/>
+      </w:pPr>
+      <w:r>
+        <w:rPr>
+          <w:b/>
+          <w:bCs/>
+          <w:color w:val="9A6B12"/>
+          <w:sz w:val="20"/>
+          <w:szCs w:val="20"/>
+        </w:rPr>
+        <w:t xml:space="preserve">Level 2: </w:t>
+      </w:r>
+      <w:r>
+        <w:rPr>
+          <w:sz w:val="20"/>
+          <w:szCs w:val="20"/>
+        </w:rPr>
+        <w:t xml:space="preserve">Compare 'twice a number equals 20' with 'a number plus 8 equals 20.' How would the equations differ, and why?</w:t>
+      </w:r>
+    </w:p>
+    <w:p>
+      <w:pPr>
+        <w:spacing w:after="60"/>
+        <w:ind w:left="360"/>
+      </w:pPr>
+      <w:r>
+        <w:rPr>
+          <w:sz w:val="20"/>
+          <w:szCs w:val="20"/>
+        </w:rPr>
+        <w:t xml:space="preserve">• 'Twice a number' would be ___ instead of ___ because ___.</w:t>
+      </w:r>
+    </w:p>
+    <w:p>
+      <w:pPr>
+        <w:spacing w:after="60"/>
+        <w:ind w:left="360"/>
+      </w:pPr>
+      <w:r>
+        <w:rPr>
+          <w:sz w:val="20"/>
+          <w:szCs w:val="20"/>
+        </w:rPr>
+        <w:t xml:space="preserve">• The operation changes the equation because ___.</w:t>
+      </w:r>
+    </w:p>
+    <w:p>
+      <w:pPr>
+        <w:spacing w:after="60"/>
+      </w:pPr>
+      <w:r>
+        <w:rPr>
+          <w:b/>
+          <w:bCs/>
+          <w:color w:val="12355B"/>
+          <w:sz w:val="21"/>
+          <w:szCs w:val="21"/>
+        </w:rPr>
+        <w:t xml:space="preserve">3. [Connect] </w:t>
+      </w:r>
+      <w:r>
+        <w:rPr>
+          <w:b/>
+          <w:bCs/>
+          <w:sz w:val="21"/>
+          <w:szCs w:val="21"/>
+        </w:rPr>
+        <w:t xml:space="preserve">When would writing an equation help you solve a real problem instead of just guessing?</w:t>
+      </w:r>
+    </w:p>
+    <w:p>
+      <w:pPr>
+        <w:spacing w:after="60"/>
+      </w:pPr>
+      <w:r>
+        <w:rPr>
+          <w:b/>
+          <w:bCs/>
+          <w:color w:val="1FA6A2"/>
+          <w:sz w:val="20"/>
+          <w:szCs w:val="20"/>
+        </w:rPr>
+        <w:t xml:space="preserve">Level 1 — Start here: </w:t>
+      </w:r>
+      <w:r>
+        <w:rPr>
+          <w:sz w:val="20"/>
+          <w:szCs w:val="20"/>
+        </w:rPr>
+        <w:t xml:space="preserve">An equation organizes what I know and what I want to find.</w:t>
+      </w:r>
+    </w:p>
+    <w:p>
+      <w:pPr>
+        <w:spacing w:after="60"/>
+      </w:pPr>
+      <w:r>
+        <w:rPr>
+          <w:sz w:val="21"/>
+          <w:szCs w:val="21"/>
+        </w:rPr>
+        <w:t xml:space="preserve">Writing an equation helps me because ___.</w:t>
+      </w:r>
+      <w:r>
+        <w:rPr>
+          <w:i/>
+          <w:iCs/>
+          <w:color w:val="5F6F80"/>
+          <w:sz w:val="19"/>
+          <w:szCs w:val="19"/>
+        </w:rPr>
+        <w:br/>
+        <w:t xml:space="preserve">
+Escribir una ecuación me ayuda porque ___.</w:t>
+      </w:r>
+    </w:p>
+    <w:p>
+      <w:pPr>
+        <w:spacing w:after="60"/>
+      </w:pPr>
+      <w:r>
+        <w:rPr>
+          <w:sz w:val="21"/>
+          <w:szCs w:val="21"/>
+        </w:rPr>
+        <w:t xml:space="preserve">I would write an equation to find ___.</w:t>
+      </w:r>
+      <w:r>
+        <w:rPr>
+          <w:i/>
+          <w:iCs/>
+          <w:color w:val="5F6F80"/>
+          <w:sz w:val="19"/>
+          <w:szCs w:val="19"/>
+        </w:rPr>
+        <w:br/>
+        <w:t xml:space="preserve">
+Escribiría una ecuación para hallar ___.</w:t>
+      </w:r>
+    </w:p>
+    <w:p>
+      <w:pPr>
+        <w:spacing w:after="60"/>
+      </w:pPr>
+      <w:r>
+        <w:rPr>
+          <w:b/>
+          <w:bCs/>
+          <w:color w:val="12355B"/>
+          <w:sz w:val="20"/>
+          <w:szCs w:val="20"/>
+        </w:rPr>
+        <w:t xml:space="preserve">Word bank: </w:t>
+      </w:r>
+      <w:r>
+        <w:rPr>
+          <w:color w:val="1FA6A2"/>
+          <w:sz w:val="20"/>
+          <w:szCs w:val="20"/>
+        </w:rPr>
+        <w:t xml:space="preserve">equation, variable, expression, equal sign</w:t>
+      </w:r>
+    </w:p>
+    <w:p>
+      <w:pPr>
+        <w:spacing w:after="60"/>
+      </w:pPr>
+      <w:r>
+        <w:rPr>
+          <w:b/>
+          <w:bCs/>
+          <w:color w:val="12355B"/>
+          <w:sz w:val="19"/>
+          <w:szCs w:val="19"/>
+        </w:rPr>
+        <w:t xml:space="preserve">Listen for: </w:t>
+      </w:r>
+      <w:r>
+        <w:rPr>
+          <w:i/>
+          <w:iCs/>
+          <w:color w:val="5F6F80"/>
+          <w:sz w:val="19"/>
+          <w:szCs w:val="19"/>
+        </w:rPr>
+        <w:t xml:space="preserve">Students explain that an equation captures the relationship clearly, lets you use a variable for the unknown, and can be solved instead of guessing.</w:t>
+      </w:r>
+    </w:p>
+    <w:p>
+      <w:pPr>
+        <w:spacing w:after="60"/>
+      </w:pPr>
+      <w:r>
+        <w:rPr>
+          <w:b/>
+          <w:bCs/>
+          <w:color w:val="9A6B12"/>
+          <w:sz w:val="20"/>
+          <w:szCs w:val="20"/>
+        </w:rPr>
+        <w:t xml:space="preserve">Level 2: </w:t>
+      </w:r>
+      <w:r>
+        <w:rPr>
+          <w:sz w:val="20"/>
+          <w:szCs w:val="20"/>
+        </w:rPr>
+        <w:t xml:space="preserve">Critique: 'Any sentence with numbers is an equation.' Use the words expression and equal sign to explain why this is wrong.</w:t>
+      </w:r>
+    </w:p>
+    <w:p>
+      <w:pPr>
+        <w:spacing w:after="60"/>
+        <w:ind w:left="360"/>
+      </w:pPr>
+      <w:r>
+        <w:rPr>
+          <w:sz w:val="20"/>
+          <w:szCs w:val="20"/>
+        </w:rPr>
+        <w:t xml:space="preserve">• This is wrong because an expression ___.</w:t>
+      </w:r>
+    </w:p>
+    <w:p>
+      <w:pPr>
+        <w:spacing w:after="60"/>
+        <w:ind w:left="360"/>
+      </w:pPr>
+      <w:r>
+        <w:rPr>
+          <w:sz w:val="20"/>
+          <w:szCs w:val="20"/>
+        </w:rPr>
+        <w:t xml:space="preserve">• A sentence is only an equation when it has ___.</w:t>
+      </w:r>
+    </w:p>
+    <w:p>
+      <w:pPr>
+        <w:pStyle w:val="Heading2"/>
+        <w:pBdr>
+          <w:left w:val="single" w:color="1FA6A2" w:sz="18" w:space="8"/>
+        </w:pBdr>
+        <w:spacing w:after="100" w:before="200"/>
+      </w:pPr>
+      <w:r>
+        <w:rPr>
+          <w:b/>
+          <w:bCs/>
           <w:color w:val="9A6B12"/>
           <w:sz w:val="26"/>
           <w:szCs w:val="26"/>
@@ -883,7 +1487,7 @@
           <w:sz w:val="21"/>
           <w:szCs w:val="21"/>
         </w:rPr>
-        <w:t xml:space="preserve">The unknown is ___.</w:t>
+        <w:t xml:space="preserve">The unknown is ___, so I write the variable ___.</w:t>
       </w:r>
       <w:r>
         <w:rPr>
@@ -895,19 +1499,19 @@
         </w:rPr>
         <w:br/>
         <w:t xml:space="preserve">
-La incógnita es ___.</w:t>
-      </w:r>
-    </w:p>
-    <w:p>
-      <w:pPr>
-        <w:spacing w:after="60"/>
-      </w:pPr>
-      <w:r>
-        <w:rPr>
-          <w:sz w:val="21"/>
-          <w:szCs w:val="21"/>
-        </w:rPr>
-        <w:t xml:space="preserve">My equation is ___.</w:t>
+La incógnita es ___, así que escribo la variable ___.</w:t>
+      </w:r>
+    </w:p>
+    <w:p>
+      <w:pPr>
+        <w:spacing w:after="60"/>
+      </w:pPr>
+      <w:r>
+        <w:rPr>
+          <w:sz w:val="21"/>
+          <w:szCs w:val="21"/>
+        </w:rPr>
+        <w:t xml:space="preserve">My equation is ___ because 'plus 8' means ___ and 'equals 20' means ___.</w:t>
       </w:r>
       <w:r>
         <w:rPr>
@@ -919,19 +1523,19 @@
         </w:rPr>
         <w:br/>
         <w:t xml:space="preserve">
-Mi ecuación es ___.</w:t>
-      </w:r>
-    </w:p>
-    <w:p>
-      <w:pPr>
-        <w:spacing w:after="60"/>
-      </w:pPr>
-      <w:r>
-        <w:rPr>
-          <w:sz w:val="21"/>
-          <w:szCs w:val="21"/>
-        </w:rPr>
-        <w:t xml:space="preserve">I would write one to ___.</w:t>
+Mi ecuación es ___ porque 'más 8' significa ___ y 'es igual a 20' significa ___.</w:t>
+      </w:r>
+    </w:p>
+    <w:p>
+      <w:pPr>
+        <w:spacing w:after="60"/>
+      </w:pPr>
+      <w:r>
+        <w:rPr>
+          <w:sz w:val="21"/>
+          <w:szCs w:val="21"/>
+        </w:rPr>
+        <w:t xml:space="preserve">I put ___ on the left side because ___.</w:t>
       </w:r>
       <w:r>
         <w:rPr>
@@ -943,7 +1547,7 @@
         </w:rPr>
         <w:br/>
         <w:t xml:space="preserve">
-Escribiría una para ___.</w:t>
+Puse ___ en el lado izquierdo porque ___.</w:t>
       </w:r>
     </w:p>
     <w:p>

--- a/lessons/7-1/downloads/7-1-notes.docx
+++ b/lessons/7-1/downloads/7-1-notes.docx
@@ -385,6 +385,43 @@
       </w:pPr>
       <w:r>
         <w:rPr>
+          <w:b/>
+          <w:bCs/>
+          <w:color w:val="1FA6A2"/>
+          <w:sz w:val="20"/>
+          <w:szCs w:val="20"/>
+        </w:rPr>
+        <w:t xml:space="preserve">Hint (optional): </w:t>
+      </w:r>
+      <w:r>
+        <w:rPr>
+          <w:sz w:val="20"/>
+          <w:szCs w:val="20"/>
+        </w:rPr>
+        <w:t xml:space="preserve">Try starting with the word "equation" or "variable". Re-read the question and underline what it is asking you to compare or find. Use one number or word from the problem as your evidence.</w:t>
+      </w:r>
+    </w:p>
+    <w:p>
+      <w:pPr>
+        <w:spacing w:after="60"/>
+      </w:pPr>
+      <w:r>
+        <w:rPr>
+          <w:b/>
+          <w:bCs/>
+          <w:color w:val="12355B"/>
+          <w:sz w:val="19"/>
+          <w:szCs w:val="19"/>
+        </w:rPr>
+        <w:t xml:space="preserve">Sentence starters (optional)</w:t>
+      </w:r>
+    </w:p>
+    <w:p>
+      <w:pPr>
+        <w:spacing w:after="60"/>
+      </w:pPr>
+      <w:r>
+        <w:rPr>
           <w:sz w:val="21"/>
           <w:szCs w:val="21"/>
         </w:rPr>
@@ -575,6 +612,43 @@
       </w:pPr>
       <w:r>
         <w:rPr>
+          <w:b/>
+          <w:bCs/>
+          <w:color w:val="1FA6A2"/>
+          <w:sz w:val="20"/>
+          <w:szCs w:val="20"/>
+        </w:rPr>
+        <w:t xml:space="preserve">Hint (optional): </w:t>
+      </w:r>
+      <w:r>
+        <w:rPr>
+          <w:sz w:val="20"/>
+          <w:szCs w:val="20"/>
+        </w:rPr>
+        <w:t xml:space="preserve">Try starting with the word "equation" or "variable". Re-read the question and underline what it is asking you to compare or find. Use one number or word from the problem as your evidence.</w:t>
+      </w:r>
+    </w:p>
+    <w:p>
+      <w:pPr>
+        <w:spacing w:after="60"/>
+      </w:pPr>
+      <w:r>
+        <w:rPr>
+          <w:b/>
+          <w:bCs/>
+          <w:color w:val="12355B"/>
+          <w:sz w:val="19"/>
+          <w:szCs w:val="19"/>
+        </w:rPr>
+        <w:t xml:space="preserve">Sentence starters (optional)</w:t>
+      </w:r>
+    </w:p>
+    <w:p>
+      <w:pPr>
+        <w:spacing w:after="60"/>
+      </w:pPr>
+      <w:r>
+        <w:rPr>
           <w:sz w:val="21"/>
           <w:szCs w:val="21"/>
         </w:rPr>
@@ -757,6 +831,43 @@
           <w:szCs w:val="20"/>
         </w:rPr>
         <w:t xml:space="preserve">An equation organizes what I know and what I want to find.</w:t>
+      </w:r>
+    </w:p>
+    <w:p>
+      <w:pPr>
+        <w:spacing w:after="60"/>
+      </w:pPr>
+      <w:r>
+        <w:rPr>
+          <w:b/>
+          <w:bCs/>
+          <w:color w:val="1FA6A2"/>
+          <w:sz w:val="20"/>
+          <w:szCs w:val="20"/>
+        </w:rPr>
+        <w:t xml:space="preserve">Hint (optional): </w:t>
+      </w:r>
+      <w:r>
+        <w:rPr>
+          <w:sz w:val="20"/>
+          <w:szCs w:val="20"/>
+        </w:rPr>
+        <w:t xml:space="preserve">Try starting with the word "equation" or "variable". Re-read the question and underline what it is asking you to compare or find. Use one number or word from the problem as your evidence.</w:t>
+      </w:r>
+    </w:p>
+    <w:p>
+      <w:pPr>
+        <w:spacing w:after="60"/>
+      </w:pPr>
+      <w:r>
+        <w:rPr>
+          <w:b/>
+          <w:bCs/>
+          <w:color w:val="12355B"/>
+          <w:sz w:val="19"/>
+          <w:szCs w:val="19"/>
+        </w:rPr>
+        <w:t xml:space="preserve">Sentence starters (optional)</w:t>
       </w:r>
     </w:p>
     <w:p>

--- a/lessons/7-1/downloads/7-1-notes.docx
+++ b/lessons/7-1/downloads/7-1-notes.docx
@@ -97,6 +97,69 @@
       </w:pPr>
       <w:r>
         <w:rPr>
+          <w:i/>
+          <w:iCs/>
+          <w:color w:val="5F6F80"/>
+          <w:sz w:val="19"/>
+          <w:szCs w:val="19"/>
+        </w:rPr>
+        <w:t xml:space="preserve">Picture first, then the word, then a plain-language meaning.</w:t>
+      </w:r>
+    </w:p>
+    <w:p>
+      <w:pPr>
+        <w:keepNext/>
+        <w:spacing w:after="20" w:before="120"/>
+        <w:jc w:val="center"/>
+      </w:pPr>
+      <w:r>
+        <w:drawing>
+          <wp:inline distT="0" distB="0" distL="0" distR="0">
+            <wp:extent cx="1238250" cy="933450"/>
+            <wp:effectExtent t="0" r="0" b="0" l="0"/>
+            <wp:docPr id="1" name="" descr="" title=""/>
+            <wp:cNvGraphicFramePr>
+              <a:graphicFrameLocks xmlns:a="http://schemas.openxmlformats.org/drawingml/2006/main" noChangeAspect="1"/>
+            </wp:cNvGraphicFramePr>
+            <a:graphic xmlns:a="http://schemas.openxmlformats.org/drawingml/2006/main">
+              <a:graphicData uri="http://schemas.openxmlformats.org/drawingml/2006/picture">
+                <pic:pic xmlns:pic="http://schemas.openxmlformats.org/drawingml/2006/picture">
+                  <pic:nvPicPr>
+                    <pic:cNvPr id="0" name="" descr=""/>
+                    <pic:cNvPicPr>
+                      <a:picLocks noChangeAspect="1" noChangeArrowheads="1"/>
+                    </pic:cNvPicPr>
+                  </pic:nvPicPr>
+                  <pic:blipFill>
+                    <a:blip r:embed="rId9" cstate="none"/>
+                    <a:srcRect/>
+                    <a:stretch>
+                      <a:fillRect/>
+                    </a:stretch>
+                  </pic:blipFill>
+                  <pic:spPr bwMode="auto">
+                    <a:xfrm>
+                      <a:off x="0" y="0"/>
+                      <a:ext cx="1238250" cy="933450"/>
+                    </a:xfrm>
+                    <a:prstGeom prst="rect">
+                      <a:avLst/>
+                    </a:prstGeom>
+                  </pic:spPr>
+                </pic:pic>
+              </a:graphicData>
+            </a:graphic>
+          </wp:inline>
+        </w:drawing>
+      </w:r>
+    </w:p>
+    <w:p>
+      <w:pPr>
+        <w:keepNext/>
+        <w:spacing w:after="20"/>
+      </w:pPr>
+      <w:r>
+        <w:rPr>
           <w:b/>
           <w:bCs/>
           <w:color w:val="12355B"/>
@@ -118,7 +181,7 @@
     </w:p>
     <w:p>
       <w:pPr>
-        <w:spacing w:after="60"/>
+        <w:spacing w:after="160"/>
       </w:pPr>
       <w:r>
         <w:rPr>
@@ -130,22 +193,55 @@
     </w:p>
     <w:p>
       <w:pPr>
-        <w:spacing w:after="60"/>
-      </w:pPr>
-      <w:r>
-        <w:rPr>
-          <w:i/>
-          <w:iCs/>
-          <w:color w:val="5F6F80"/>
-          <w:sz w:val="19"/>
-          <w:szCs w:val="19"/>
-        </w:rPr>
-        <w:t xml:space="preserve">x + 5 = 12 means 'some number plus 5 equals 12'</w:t>
-      </w:r>
-    </w:p>
-    <w:p>
-      <w:pPr>
-        <w:spacing w:after="60"/>
+        <w:keepNext/>
+        <w:spacing w:after="20" w:before="120"/>
+        <w:jc w:val="center"/>
+      </w:pPr>
+      <w:r>
+        <w:drawing>
+          <wp:inline distT="0" distB="0" distL="0" distR="0">
+            <wp:extent cx="1238250" cy="933450"/>
+            <wp:effectExtent t="0" r="0" b="0" l="0"/>
+            <wp:docPr id="1" name="" descr="" title=""/>
+            <wp:cNvGraphicFramePr>
+              <a:graphicFrameLocks xmlns:a="http://schemas.openxmlformats.org/drawingml/2006/main" noChangeAspect="1"/>
+            </wp:cNvGraphicFramePr>
+            <a:graphic xmlns:a="http://schemas.openxmlformats.org/drawingml/2006/main">
+              <a:graphicData uri="http://schemas.openxmlformats.org/drawingml/2006/picture">
+                <pic:pic xmlns:pic="http://schemas.openxmlformats.org/drawingml/2006/picture">
+                  <pic:nvPicPr>
+                    <pic:cNvPr id="0" name="" descr=""/>
+                    <pic:cNvPicPr>
+                      <a:picLocks noChangeAspect="1" noChangeArrowheads="1"/>
+                    </pic:cNvPicPr>
+                  </pic:nvPicPr>
+                  <pic:blipFill>
+                    <a:blip r:embed="rId10" cstate="none"/>
+                    <a:srcRect/>
+                    <a:stretch>
+                      <a:fillRect/>
+                    </a:stretch>
+                  </pic:blipFill>
+                  <pic:spPr bwMode="auto">
+                    <a:xfrm>
+                      <a:off x="0" y="0"/>
+                      <a:ext cx="1238250" cy="933450"/>
+                    </a:xfrm>
+                    <a:prstGeom prst="rect">
+                      <a:avLst/>
+                    </a:prstGeom>
+                  </pic:spPr>
+                </pic:pic>
+              </a:graphicData>
+            </a:graphic>
+          </wp:inline>
+        </w:drawing>
+      </w:r>
+    </w:p>
+    <w:p>
+      <w:pPr>
+        <w:keepNext/>
+        <w:spacing w:after="20"/>
       </w:pPr>
       <w:r>
         <w:rPr>
@@ -170,7 +266,7 @@
     </w:p>
     <w:p>
       <w:pPr>
-        <w:spacing w:after="60"/>
+        <w:spacing w:after="160"/>
       </w:pPr>
       <w:r>
         <w:rPr>
@@ -182,22 +278,55 @@
     </w:p>
     <w:p>
       <w:pPr>
-        <w:spacing w:after="60"/>
-      </w:pPr>
-      <w:r>
-        <w:rPr>
-          <w:i/>
-          <w:iCs/>
-          <w:color w:val="5F6F80"/>
-          <w:sz w:val="19"/>
-          <w:szCs w:val="19"/>
-        </w:rPr>
-        <w:t xml:space="preserve">In n + 3 = 10, the letter n stands for the unknown number (n = 7)</w:t>
-      </w:r>
-    </w:p>
-    <w:p>
-      <w:pPr>
-        <w:spacing w:after="60"/>
+        <w:keepNext/>
+        <w:spacing w:after="20" w:before="120"/>
+        <w:jc w:val="center"/>
+      </w:pPr>
+      <w:r>
+        <w:drawing>
+          <wp:inline distT="0" distB="0" distL="0" distR="0">
+            <wp:extent cx="1238250" cy="933450"/>
+            <wp:effectExtent t="0" r="0" b="0" l="0"/>
+            <wp:docPr id="1" name="" descr="" title=""/>
+            <wp:cNvGraphicFramePr>
+              <a:graphicFrameLocks xmlns:a="http://schemas.openxmlformats.org/drawingml/2006/main" noChangeAspect="1"/>
+            </wp:cNvGraphicFramePr>
+            <a:graphic xmlns:a="http://schemas.openxmlformats.org/drawingml/2006/main">
+              <a:graphicData uri="http://schemas.openxmlformats.org/drawingml/2006/picture">
+                <pic:pic xmlns:pic="http://schemas.openxmlformats.org/drawingml/2006/picture">
+                  <pic:nvPicPr>
+                    <pic:cNvPr id="0" name="" descr=""/>
+                    <pic:cNvPicPr>
+                      <a:picLocks noChangeAspect="1" noChangeArrowheads="1"/>
+                    </pic:cNvPicPr>
+                  </pic:nvPicPr>
+                  <pic:blipFill>
+                    <a:blip r:embed="rId9" cstate="none"/>
+                    <a:srcRect/>
+                    <a:stretch>
+                      <a:fillRect/>
+                    </a:stretch>
+                  </pic:blipFill>
+                  <pic:spPr bwMode="auto">
+                    <a:xfrm>
+                      <a:off x="0" y="0"/>
+                      <a:ext cx="1238250" cy="933450"/>
+                    </a:xfrm>
+                    <a:prstGeom prst="rect">
+                      <a:avLst/>
+                    </a:prstGeom>
+                  </pic:spPr>
+                </pic:pic>
+              </a:graphicData>
+            </a:graphic>
+          </wp:inline>
+        </w:drawing>
+      </w:r>
+    </w:p>
+    <w:p>
+      <w:pPr>
+        <w:keepNext/>
+        <w:spacing w:after="20"/>
       </w:pPr>
       <w:r>
         <w:rPr>
@@ -222,7 +351,7 @@
     </w:p>
     <w:p>
       <w:pPr>
-        <w:spacing w:after="60"/>
+        <w:spacing w:after="160"/>
       </w:pPr>
       <w:r>
         <w:rPr>
@@ -234,22 +363,55 @@
     </w:p>
     <w:p>
       <w:pPr>
-        <w:spacing w:after="60"/>
-      </w:pPr>
-      <w:r>
-        <w:rPr>
-          <w:i/>
-          <w:iCs/>
-          <w:color w:val="5F6F80"/>
-          <w:sz w:val="19"/>
-          <w:szCs w:val="19"/>
-        </w:rPr>
-        <w:t xml:space="preserve">7 + 3 = 10 — both sides equal 10</w:t>
-      </w:r>
-    </w:p>
-    <w:p>
-      <w:pPr>
-        <w:spacing w:after="60"/>
+        <w:keepNext/>
+        <w:spacing w:after="20" w:before="120"/>
+        <w:jc w:val="center"/>
+      </w:pPr>
+      <w:r>
+        <w:drawing>
+          <wp:inline distT="0" distB="0" distL="0" distR="0">
+            <wp:extent cx="1238250" cy="933450"/>
+            <wp:effectExtent t="0" r="0" b="0" l="0"/>
+            <wp:docPr id="1" name="" descr="" title=""/>
+            <wp:cNvGraphicFramePr>
+              <a:graphicFrameLocks xmlns:a="http://schemas.openxmlformats.org/drawingml/2006/main" noChangeAspect="1"/>
+            </wp:cNvGraphicFramePr>
+            <a:graphic xmlns:a="http://schemas.openxmlformats.org/drawingml/2006/main">
+              <a:graphicData uri="http://schemas.openxmlformats.org/drawingml/2006/picture">
+                <pic:pic xmlns:pic="http://schemas.openxmlformats.org/drawingml/2006/picture">
+                  <pic:nvPicPr>
+                    <pic:cNvPr id="0" name="" descr=""/>
+                    <pic:cNvPicPr>
+                      <a:picLocks noChangeAspect="1" noChangeArrowheads="1"/>
+                    </pic:cNvPicPr>
+                  </pic:nvPicPr>
+                  <pic:blipFill>
+                    <a:blip r:embed="rId11" cstate="none"/>
+                    <a:srcRect/>
+                    <a:stretch>
+                      <a:fillRect/>
+                    </a:stretch>
+                  </pic:blipFill>
+                  <pic:spPr bwMode="auto">
+                    <a:xfrm>
+                      <a:off x="0" y="0"/>
+                      <a:ext cx="1238250" cy="933450"/>
+                    </a:xfrm>
+                    <a:prstGeom prst="rect">
+                      <a:avLst/>
+                    </a:prstGeom>
+                  </pic:spPr>
+                </pic:pic>
+              </a:graphicData>
+            </a:graphic>
+          </wp:inline>
+        </w:drawing>
+      </w:r>
+    </w:p>
+    <w:p>
+      <w:pPr>
+        <w:keepNext/>
+        <w:spacing w:after="20"/>
       </w:pPr>
       <w:r>
         <w:rPr>
@@ -274,7 +436,7 @@
     </w:p>
     <w:p>
       <w:pPr>
-        <w:spacing w:after="60"/>
+        <w:spacing w:after="160"/>
       </w:pPr>
       <w:r>
         <w:rPr>
@@ -282,21 +444,6 @@
           <w:szCs w:val="21"/>
         </w:rPr>
         <w:t xml:space="preserve">A math phrase with numbers and letters, but no equal sign.</w:t>
-      </w:r>
-    </w:p>
-    <w:p>
-      <w:pPr>
-        <w:spacing w:after="60"/>
-      </w:pPr>
-      <w:r>
-        <w:rPr>
-          <w:i/>
-          <w:iCs/>
-          <w:color w:val="5F6F80"/>
-          <w:sz w:val="19"/>
-          <w:szCs w:val="19"/>
-        </w:rPr>
-        <w:t xml:space="preserve">2x + 5 is an expression; it becomes an equation when you write 2x + 5 = 15</w:t>
       </w:r>
     </w:p>
     <w:p>

--- a/lessons/7-1/downloads/7-1-notes.docx
+++ b/lessons/7-1/downloads/7-1-notes.docx
@@ -444,6 +444,176 @@
           <w:szCs w:val="21"/>
         </w:rPr>
         <w:t xml:space="preserve">A math phrase with numbers and letters, but no equal sign.</w:t>
+      </w:r>
+    </w:p>
+    <w:p>
+      <w:pPr>
+        <w:keepNext/>
+        <w:spacing w:after="20" w:before="120"/>
+        <w:jc w:val="center"/>
+      </w:pPr>
+      <w:r>
+        <w:drawing>
+          <wp:inline distT="0" distB="0" distL="0" distR="0">
+            <wp:extent cx="1238250" cy="933450"/>
+            <wp:effectExtent t="0" r="0" b="0" l="0"/>
+            <wp:docPr id="1" name="" descr="" title=""/>
+            <wp:cNvGraphicFramePr>
+              <a:graphicFrameLocks xmlns:a="http://schemas.openxmlformats.org/drawingml/2006/main" noChangeAspect="1"/>
+            </wp:cNvGraphicFramePr>
+            <a:graphic xmlns:a="http://schemas.openxmlformats.org/drawingml/2006/main">
+              <a:graphicData uri="http://schemas.openxmlformats.org/drawingml/2006/picture">
+                <pic:pic xmlns:pic="http://schemas.openxmlformats.org/drawingml/2006/picture">
+                  <pic:nvPicPr>
+                    <pic:cNvPr id="0" name="" descr=""/>
+                    <pic:cNvPicPr>
+                      <a:picLocks noChangeAspect="1" noChangeArrowheads="1"/>
+                    </pic:cNvPicPr>
+                  </pic:nvPicPr>
+                  <pic:blipFill>
+                    <a:blip r:embed="rId12" cstate="none"/>
+                    <a:srcRect/>
+                    <a:stretch>
+                      <a:fillRect/>
+                    </a:stretch>
+                  </pic:blipFill>
+                  <pic:spPr bwMode="auto">
+                    <a:xfrm>
+                      <a:off x="0" y="0"/>
+                      <a:ext cx="1238250" cy="933450"/>
+                    </a:xfrm>
+                    <a:prstGeom prst="rect">
+                      <a:avLst/>
+                    </a:prstGeom>
+                  </pic:spPr>
+                </pic:pic>
+              </a:graphicData>
+            </a:graphic>
+          </wp:inline>
+        </w:drawing>
+      </w:r>
+    </w:p>
+    <w:p>
+      <w:pPr>
+        <w:keepNext/>
+        <w:spacing w:after="20"/>
+      </w:pPr>
+      <w:r>
+        <w:rPr>
+          <w:b/>
+          <w:bCs/>
+          <w:color w:val="12355B"/>
+          <w:sz w:val="23"/>
+          <w:szCs w:val="23"/>
+        </w:rPr>
+        <w:t xml:space="preserve">Constant</w:t>
+      </w:r>
+      <w:r>
+        <w:rPr>
+          <w:i/>
+          <w:iCs/>
+          <w:color w:val="5F6F80"/>
+          <w:sz w:val="20"/>
+          <w:szCs w:val="20"/>
+        </w:rPr>
+        <w:t xml:space="preserve">  ·  Constante</w:t>
+      </w:r>
+    </w:p>
+    <w:p>
+      <w:pPr>
+        <w:spacing w:after="160"/>
+      </w:pPr>
+      <w:r>
+        <w:rPr>
+          <w:sz w:val="21"/>
+          <w:szCs w:val="21"/>
+        </w:rPr>
+        <w:t xml:space="preserve">A fixed number in an expression or equation that does not change.</w:t>
+      </w:r>
+    </w:p>
+    <w:p>
+      <w:pPr>
+        <w:keepNext/>
+        <w:spacing w:after="20" w:before="120"/>
+        <w:jc w:val="center"/>
+      </w:pPr>
+      <w:r>
+        <w:drawing>
+          <wp:inline distT="0" distB="0" distL="0" distR="0">
+            <wp:extent cx="1238250" cy="933450"/>
+            <wp:effectExtent t="0" r="0" b="0" l="0"/>
+            <wp:docPr id="1" name="" descr="" title=""/>
+            <wp:cNvGraphicFramePr>
+              <a:graphicFrameLocks xmlns:a="http://schemas.openxmlformats.org/drawingml/2006/main" noChangeAspect="1"/>
+            </wp:cNvGraphicFramePr>
+            <a:graphic xmlns:a="http://schemas.openxmlformats.org/drawingml/2006/main">
+              <a:graphicData uri="http://schemas.openxmlformats.org/drawingml/2006/picture">
+                <pic:pic xmlns:pic="http://schemas.openxmlformats.org/drawingml/2006/picture">
+                  <pic:nvPicPr>
+                    <pic:cNvPr id="0" name="" descr=""/>
+                    <pic:cNvPicPr>
+                      <a:picLocks noChangeAspect="1" noChangeArrowheads="1"/>
+                    </pic:cNvPicPr>
+                  </pic:nvPicPr>
+                  <pic:blipFill>
+                    <a:blip r:embed="rId13" cstate="none"/>
+                    <a:srcRect/>
+                    <a:stretch>
+                      <a:fillRect/>
+                    </a:stretch>
+                  </pic:blipFill>
+                  <pic:spPr bwMode="auto">
+                    <a:xfrm>
+                      <a:off x="0" y="0"/>
+                      <a:ext cx="1238250" cy="933450"/>
+                    </a:xfrm>
+                    <a:prstGeom prst="rect">
+                      <a:avLst/>
+                    </a:prstGeom>
+                  </pic:spPr>
+                </pic:pic>
+              </a:graphicData>
+            </a:graphic>
+          </wp:inline>
+        </w:drawing>
+      </w:r>
+    </w:p>
+    <w:p>
+      <w:pPr>
+        <w:keepNext/>
+        <w:spacing w:after="20"/>
+      </w:pPr>
+      <w:r>
+        <w:rPr>
+          <w:b/>
+          <w:bCs/>
+          <w:color w:val="12355B"/>
+          <w:sz w:val="23"/>
+          <w:szCs w:val="23"/>
+        </w:rPr>
+        <w:t xml:space="preserve">Unknown</w:t>
+      </w:r>
+      <w:r>
+        <w:rPr>
+          <w:i/>
+          <w:iCs/>
+          <w:color w:val="5F6F80"/>
+          <w:sz w:val="20"/>
+          <w:szCs w:val="20"/>
+        </w:rPr>
+        <w:t xml:space="preserve">  ·  Incógnita</w:t>
+      </w:r>
+    </w:p>
+    <w:p>
+      <w:pPr>
+        <w:spacing w:after="160"/>
+      </w:pPr>
+      <w:r>
+        <w:rPr>
+          <w:sz w:val="21"/>
+          <w:szCs w:val="21"/>
+        </w:rPr>
+        <w:t xml:space="preserve">The value you are trying to find, usually shown with a variable.</w:t>
       </w:r>
     </w:p>
     <w:p>

--- a/lessons/7-1/downloads/7-1-notes.docx
+++ b/lessons/7-1/downloads/7-1-notes.docx
@@ -1377,7 +1377,7 @@
           <w:sz w:val="24"/>
           <w:szCs w:val="24"/>
         </w:rPr>
-        <w:t xml:space="preserve">Try the Model</w:t>
+        <w:t xml:space="preserve">Solved Example</w:t>
       </w:r>
       <w:r>
         <w:rPr>
@@ -1387,90 +1387,130 @@
           <w:sz w:val="19"/>
           <w:szCs w:val="19"/>
         </w:rPr>
-        <w:t xml:space="preserve">   step through it together</w:t>
-      </w:r>
-    </w:p>
-    <w:p>
-      <w:pPr>
-        <w:spacing w:after="80"/>
-      </w:pPr>
-      <w:r>
-        <w:rPr>
-          <w:sz w:val="21"/>
-          <w:szCs w:val="21"/>
-        </w:rPr>
-        <w:t xml:space="preserve">Use the balance scale to see how each word problem translates into an equation. Drag the correct expression to each side of the scale to make it balance.</w:t>
-      </w:r>
-    </w:p>
-    <w:p>
-      <w:pPr>
+        <w:t xml:space="preserve">   I Do — watch each step</w:t>
+      </w:r>
+    </w:p>
+    <w:p>
+      <w:pPr>
+        <w:keepNext/>
         <w:spacing w:after="40"/>
       </w:pPr>
       <w:r>
-        <w:t xml:space="preserve"/>
-      </w:r>
-    </w:p>
-    <w:tbl>
-      <w:tblPr>
-        <w:tblW w:type="pct" w:w="100%"/>
-        <w:tblBorders>
-          <w:top w:val="single" w:color="C7D2DD" w:sz="6"/>
-          <w:left w:val="single" w:color="C7D2DD" w:sz="6"/>
-          <w:bottom w:val="single" w:color="C7D2DD" w:sz="6"/>
-          <w:right w:val="single" w:color="C7D2DD" w:sz="6"/>
-          <w:insideH w:val="single" w:color="auto" w:sz="4"/>
-          <w:insideV w:val="single" w:color="auto" w:sz="4"/>
-        </w:tblBorders>
-      </w:tblPr>
-      <w:tblGrid>
-        <w:gridCol w:w="100"/>
-      </w:tblGrid>
-      <w:tr>
-        <w:tc>
-          <w:tcPr>
-            <w:shd w:fill="E6F4F3" w:color="auto" w:val="clear"/>
-            <w:tcMar>
-              <w:top w:type="dxa" w:w="60"/>
-              <w:left w:type="dxa" w:w="120"/>
-              <w:bottom w:type="dxa" w:w="60"/>
-              <w:right w:type="dxa" w:w="120"/>
-            </w:tcMar>
-          </w:tcPr>
-          <w:p>
-            <w:pPr>
-              <w:spacing w:after="0" w:line="320"/>
-            </w:pPr>
-            <w:r>
-              <w:t xml:space="preserve"/>
-            </w:r>
-          </w:p>
-          <w:p>
-            <w:pPr>
-              <w:spacing w:after="0" w:line="320"/>
-            </w:pPr>
-            <w:r>
-              <w:t xml:space="preserve"/>
-            </w:r>
-          </w:p>
-          <w:p>
-            <w:pPr>
-              <w:spacing w:after="0" w:line="320"/>
-            </w:pPr>
-            <w:r>
-              <w:t xml:space="preserve"/>
-            </w:r>
-          </w:p>
-          <w:p>
-            <w:pPr>
-              <w:spacing w:after="0" w:line="320"/>
-            </w:pPr>
-            <w:r>
-              <w:t xml:space="preserve"/>
-            </w:r>
-          </w:p>
-        </w:tc>
-      </w:tr>
-    </w:tbl>
+        <w:rPr>
+          <w:b/>
+          <w:bCs/>
+          <w:color w:val="12355B"/>
+          <w:sz w:val="21"/>
+          <w:szCs w:val="21"/>
+        </w:rPr>
+        <w:t xml:space="preserve">Problem:  </w:t>
+      </w:r>
+      <w:r>
+        <w:rPr>
+          <w:sz w:val="21"/>
+          <w:szCs w:val="21"/>
+        </w:rPr>
+        <w:t xml:space="preserve">Which equation represents: 'A number plus 12 equals 30'?</w:t>
+      </w:r>
+    </w:p>
+    <w:p>
+      <w:pPr>
+        <w:spacing w:after="30"/>
+        <w:ind w:left="420"/>
+      </w:pPr>
+      <w:r>
+        <w:rPr>
+          <w:sz w:val="20"/>
+          <w:szCs w:val="20"/>
+        </w:rPr>
+        <w:t xml:space="preserve">A)  n + 12 = 30</w:t>
+      </w:r>
+    </w:p>
+    <w:p>
+      <w:pPr>
+        <w:spacing w:after="30"/>
+        <w:ind w:left="420"/>
+      </w:pPr>
+      <w:r>
+        <w:rPr>
+          <w:sz w:val="20"/>
+          <w:szCs w:val="20"/>
+        </w:rPr>
+        <w:t xml:space="preserve">B)  n − 12 = 30</w:t>
+      </w:r>
+    </w:p>
+    <w:p>
+      <w:pPr>
+        <w:spacing w:after="30"/>
+        <w:ind w:left="420"/>
+      </w:pPr>
+      <w:r>
+        <w:rPr>
+          <w:sz w:val="20"/>
+          <w:szCs w:val="20"/>
+        </w:rPr>
+        <w:t xml:space="preserve">C)  12n = 30</w:t>
+      </w:r>
+    </w:p>
+    <w:p>
+      <w:pPr>
+        <w:spacing w:after="30"/>
+        <w:ind w:left="420"/>
+      </w:pPr>
+      <w:r>
+        <w:rPr>
+          <w:sz w:val="20"/>
+          <w:szCs w:val="20"/>
+        </w:rPr>
+        <w:t xml:space="preserve">D)  n / 12 = 30</w:t>
+      </w:r>
+    </w:p>
+    <w:p>
+      <w:pPr>
+        <w:spacing w:after="20" w:before="50"/>
+      </w:pPr>
+      <w:r>
+        <w:rPr>
+          <w:b/>
+          <w:bCs/>
+          <w:color w:val="1FA6A2"/>
+          <w:sz w:val="21"/>
+          <w:szCs w:val="21"/>
+        </w:rPr>
+        <w:t xml:space="preserve">Step 1:  </w:t>
+      </w:r>
+      <w:r>
+        <w:rPr>
+          <w:sz w:val="21"/>
+          <w:szCs w:val="21"/>
+        </w:rPr>
+        <w:t xml:space="preserve">'Plus' means addition, so the equation is n + 12 = 30.</w:t>
+      </w:r>
+    </w:p>
+    <w:p>
+      <w:pPr>
+        <w:spacing w:after="40" w:before="60"/>
+      </w:pPr>
+      <w:r>
+        <w:rPr>
+          <w:b/>
+          <w:bCs/>
+          <w:color w:val="12355B"/>
+          <w:sz w:val="21"/>
+          <w:szCs w:val="21"/>
+        </w:rPr>
+        <w:t xml:space="preserve">Answer:  </w:t>
+      </w:r>
+      <w:r>
+        <w:rPr>
+          <w:b/>
+          <w:bCs/>
+          <w:sz w:val="21"/>
+          <w:szCs w:val="21"/>
+        </w:rPr>
+        <w:t xml:space="preserve">A. n + 12 = 30</w:t>
+      </w:r>
+    </w:p>
     <w:p>
       <w:pPr>
         <w:pStyle w:val="Heading1"/>
@@ -1515,6 +1555,170 @@
           <w:szCs w:val="19"/>
         </w:rPr>
         <w:t xml:space="preserve">   We Do — work with your class</w:t>
+      </w:r>
+    </w:p>
+    <w:p>
+      <w:pPr>
+        <w:keepNext/>
+        <w:spacing w:after="40" w:before="40"/>
+      </w:pPr>
+      <w:r>
+        <w:rPr>
+          <w:b/>
+          <w:bCs/>
+          <w:color w:val="12355B"/>
+          <w:sz w:val="21"/>
+          <w:szCs w:val="21"/>
+        </w:rPr>
+        <w:t xml:space="preserve">Problem:  </w:t>
+      </w:r>
+      <w:r>
+        <w:rPr>
+          <w:sz w:val="21"/>
+          <w:szCs w:val="21"/>
+        </w:rPr>
+        <w:t xml:space="preserve">Which equation represents: 'Seven less than a number is 18'?</w:t>
+      </w:r>
+    </w:p>
+    <w:p>
+      <w:pPr>
+        <w:spacing w:after="30"/>
+        <w:ind w:left="420"/>
+      </w:pPr>
+      <w:r>
+        <w:rPr>
+          <w:sz w:val="20"/>
+          <w:szCs w:val="20"/>
+        </w:rPr>
+        <w:t xml:space="preserve">A)  n − 7 = 18</w:t>
+      </w:r>
+    </w:p>
+    <w:p>
+      <w:pPr>
+        <w:spacing w:after="30"/>
+        <w:ind w:left="420"/>
+      </w:pPr>
+      <w:r>
+        <w:rPr>
+          <w:sz w:val="20"/>
+          <w:szCs w:val="20"/>
+        </w:rPr>
+        <w:t xml:space="preserve">B)  7 − n = 18</w:t>
+      </w:r>
+    </w:p>
+    <w:p>
+      <w:pPr>
+        <w:spacing w:after="30"/>
+        <w:ind w:left="420"/>
+      </w:pPr>
+      <w:r>
+        <w:rPr>
+          <w:sz w:val="20"/>
+          <w:szCs w:val="20"/>
+        </w:rPr>
+        <w:t xml:space="preserve">C)  n + 7 = 18</w:t>
+      </w:r>
+    </w:p>
+    <w:p>
+      <w:pPr>
+        <w:spacing w:after="30"/>
+        <w:ind w:left="420"/>
+      </w:pPr>
+      <w:r>
+        <w:rPr>
+          <w:sz w:val="20"/>
+          <w:szCs w:val="20"/>
+        </w:rPr>
+        <w:t xml:space="preserve">D)  n / 7 = 18</w:t>
+      </w:r>
+    </w:p>
+    <w:p>
+      <w:pPr>
+        <w:keepNext/>
+        <w:spacing w:after="0" w:before="50"/>
+      </w:pPr>
+      <w:r>
+        <w:rPr>
+          <w:b/>
+          <w:bCs/>
+          <w:color w:val="6B4FA0"/>
+          <w:sz w:val="21"/>
+          <w:szCs w:val="21"/>
+        </w:rPr>
+        <w:t xml:space="preserve">Step 1:</w:t>
+      </w:r>
+    </w:p>
+    <w:p>
+      <w:pPr>
+        <w:pBdr>
+          <w:bottom w:val="single" w:color="AFBECC" w:sz="6"/>
+        </w:pBdr>
+        <w:spacing w:after="30" w:before="150"/>
+      </w:pPr>
+      <w:r>
+        <w:t xml:space="preserve"/>
+      </w:r>
+    </w:p>
+    <w:p>
+      <w:pPr>
+        <w:keepNext/>
+        <w:spacing w:after="0" w:before="50"/>
+      </w:pPr>
+      <w:r>
+        <w:rPr>
+          <w:b/>
+          <w:bCs/>
+          <w:color w:val="6B4FA0"/>
+          <w:sz w:val="21"/>
+          <w:szCs w:val="21"/>
+        </w:rPr>
+        <w:t xml:space="preserve">Step 2:</w:t>
+      </w:r>
+    </w:p>
+    <w:p>
+      <w:pPr>
+        <w:pBdr>
+          <w:bottom w:val="single" w:color="AFBECC" w:sz="6"/>
+        </w:pBdr>
+        <w:spacing w:after="30" w:before="150"/>
+      </w:pPr>
+      <w:r>
+        <w:t xml:space="preserve"/>
+      </w:r>
+    </w:p>
+    <w:p>
+      <w:pPr>
+        <w:keepNext/>
+        <w:spacing w:after="0" w:before="60"/>
+      </w:pPr>
+      <w:r>
+        <w:rPr>
+          <w:b/>
+          <w:bCs/>
+          <w:color w:val="12355B"/>
+          <w:sz w:val="21"/>
+          <w:szCs w:val="21"/>
+        </w:rPr>
+        <w:t xml:space="preserve">Answer:</w:t>
+      </w:r>
+    </w:p>
+    <w:p>
+      <w:pPr>
+        <w:pBdr>
+          <w:bottom w:val="single" w:color="AFBECC" w:sz="6"/>
+        </w:pBdr>
+        <w:spacing w:after="30" w:before="150"/>
+      </w:pPr>
+      <w:r>
+        <w:t xml:space="preserve"/>
+      </w:r>
+    </w:p>
+    <w:p>
+      <w:pPr>
+        <w:spacing w:after="80"/>
+      </w:pPr>
+      <w:r>
+        <w:t xml:space="preserve"/>
       </w:r>
     </w:p>
     <w:tbl>
@@ -2034,7 +2238,7 @@
           <w:sz w:val="21"/>
           <w:szCs w:val="21"/>
         </w:rPr>
-        <w:t xml:space="preserve">Which equation represents: 'A number plus 12 equals 30'?</w:t>
+        <w:t xml:space="preserve">Which equation represents: 'Three times a number equals 21'?</w:t>
       </w:r>
     </w:p>
     <w:p>
@@ -2047,7 +2251,7 @@
           <w:sz w:val="20"/>
           <w:szCs w:val="20"/>
         </w:rPr>
-        <w:t xml:space="preserve">A)  n + 12 = 30</w:t>
+        <w:t xml:space="preserve">A)  3n = 21</w:t>
       </w:r>
     </w:p>
     <w:p>
@@ -2060,7 +2264,7 @@
           <w:sz w:val="20"/>
           <w:szCs w:val="20"/>
         </w:rPr>
-        <w:t xml:space="preserve">B)  n − 12 = 30</w:t>
+        <w:t xml:space="preserve">B)  n + 3 = 21</w:t>
       </w:r>
     </w:p>
     <w:p>
@@ -2073,7 +2277,7 @@
           <w:sz w:val="20"/>
           <w:szCs w:val="20"/>
         </w:rPr>
-        <w:t xml:space="preserve">C)  12n = 30</w:t>
+        <w:t xml:space="preserve">C)  n − 3 = 21</w:t>
       </w:r>
     </w:p>
     <w:p>
@@ -2086,7 +2290,7 @@
           <w:sz w:val="20"/>
           <w:szCs w:val="20"/>
         </w:rPr>
-        <w:t xml:space="preserve">D)  n / 12 = 30</w:t>
+        <w:t xml:space="preserve">D)  n / 3 = 21</w:t>
       </w:r>
     </w:p>
     <w:p>
@@ -2164,7 +2368,7 @@
           <w:sz w:val="21"/>
           <w:szCs w:val="21"/>
         </w:rPr>
-        <w:t xml:space="preserve">Which equation represents: 'Seven less than a number is 18'?</w:t>
+        <w:t xml:space="preserve">Which equation represents: 'A number divided by 4 equals 8'?</w:t>
       </w:r>
     </w:p>
     <w:p>
@@ -2177,7 +2381,7 @@
           <w:sz w:val="20"/>
           <w:szCs w:val="20"/>
         </w:rPr>
-        <w:t xml:space="preserve">A)  n − 7 = 18</w:t>
+        <w:t xml:space="preserve">A)  n / 4 = 8</w:t>
       </w:r>
     </w:p>
     <w:p>
@@ -2190,7 +2394,7 @@
           <w:sz w:val="20"/>
           <w:szCs w:val="20"/>
         </w:rPr>
-        <w:t xml:space="preserve">B)  7 − n = 18</w:t>
+        <w:t xml:space="preserve">B)  4n = 8</w:t>
       </w:r>
     </w:p>
     <w:p>
@@ -2203,7 +2407,7 @@
           <w:sz w:val="20"/>
           <w:szCs w:val="20"/>
         </w:rPr>
-        <w:t xml:space="preserve">C)  n + 7 = 18</w:t>
+        <w:t xml:space="preserve">C)  n − 4 = 8</w:t>
       </w:r>
     </w:p>
     <w:p>
@@ -2216,7 +2420,7 @@
           <w:sz w:val="20"/>
           <w:szCs w:val="20"/>
         </w:rPr>
-        <w:t xml:space="preserve">D)  n / 7 = 18</w:t>
+        <w:t xml:space="preserve">D)  n + 4 = 8</w:t>
       </w:r>
     </w:p>
     <w:p>
@@ -2294,7 +2498,7 @@
           <w:sz w:val="21"/>
           <w:szCs w:val="21"/>
         </w:rPr>
-        <w:t xml:space="preserve">Which equation represents: 'Three times a number equals 21'?</w:t>
+        <w:t xml:space="preserve">A detective found some fingerprints on Monday and 14 more on Tuesday, for a total of 30. Which equation represents this?</w:t>
       </w:r>
     </w:p>
     <w:p>
@@ -2307,7 +2511,7 @@
           <w:sz w:val="20"/>
           <w:szCs w:val="20"/>
         </w:rPr>
-        <w:t xml:space="preserve">A)  3n = 21</w:t>
+        <w:t xml:space="preserve">A)  f + 14 = 30</w:t>
       </w:r>
     </w:p>
     <w:p>
@@ -2320,7 +2524,7 @@
           <w:sz w:val="20"/>
           <w:szCs w:val="20"/>
         </w:rPr>
-        <w:t xml:space="preserve">B)  n + 3 = 21</w:t>
+        <w:t xml:space="preserve">B)  f − 14 = 30</w:t>
       </w:r>
     </w:p>
     <w:p>
@@ -2333,7 +2537,7 @@
           <w:sz w:val="20"/>
           <w:szCs w:val="20"/>
         </w:rPr>
-        <w:t xml:space="preserve">C)  n − 3 = 21</w:t>
+        <w:t xml:space="preserve">C)  14f = 30</w:t>
       </w:r>
     </w:p>
     <w:p>
@@ -2346,7 +2550,7 @@
           <w:sz w:val="20"/>
           <w:szCs w:val="20"/>
         </w:rPr>
-        <w:t xml:space="preserve">D)  n / 3 = 21</w:t>
+        <w:t xml:space="preserve">D)  f / 14 = 30</w:t>
       </w:r>
     </w:p>
     <w:p>
@@ -2424,7 +2628,7 @@
           <w:sz w:val="21"/>
           <w:szCs w:val="21"/>
         </w:rPr>
-        <w:t xml:space="preserve">Which equation represents: 'A number divided by 4 equals 8'?</w:t>
+        <w:t xml:space="preserve">Which equation means 'a number x plus 7 equals 12'?</w:t>
       </w:r>
     </w:p>
     <w:p>
@@ -2437,7 +2641,7 @@
           <w:sz w:val="20"/>
           <w:szCs w:val="20"/>
         </w:rPr>
-        <w:t xml:space="preserve">A)  n / 4 = 8</w:t>
+        <w:t xml:space="preserve">A)  x + 7 = 12</w:t>
       </w:r>
     </w:p>
     <w:p>
@@ -2450,7 +2654,7 @@
           <w:sz w:val="20"/>
           <w:szCs w:val="20"/>
         </w:rPr>
-        <w:t xml:space="preserve">B)  4n = 8</w:t>
+        <w:t xml:space="preserve">B)  7x = 12</w:t>
       </w:r>
     </w:p>
     <w:p>
@@ -2463,7 +2667,7 @@
           <w:sz w:val="20"/>
           <w:szCs w:val="20"/>
         </w:rPr>
-        <w:t xml:space="preserve">C)  n − 4 = 8</w:t>
+        <w:t xml:space="preserve">C)  x − 7 = 12</w:t>
       </w:r>
     </w:p>
     <w:p>
@@ -2476,7 +2680,7 @@
           <w:sz w:val="20"/>
           <w:szCs w:val="20"/>
         </w:rPr>
-        <w:t xml:space="preserve">D)  n + 4 = 8</w:t>
+        <w:t xml:space="preserve">D)  x/7 = 12</w:t>
       </w:r>
     </w:p>
     <w:p>
@@ -3189,6 +3393,64 @@
           <w:sz w:val="24"/>
           <w:szCs w:val="24"/>
         </w:rPr>
+        <w:t xml:space="preserve">Worked Notes (I Do / We Do)</w:t>
+      </w:r>
+    </w:p>
+    <w:p>
+      <w:pPr>
+        <w:spacing w:after="80"/>
+      </w:pPr>
+      <w:r>
+        <w:rPr>
+          <w:b/>
+          <w:bCs/>
+          <w:sz w:val="21"/>
+          <w:szCs w:val="21"/>
+        </w:rPr>
+        <w:t xml:space="preserve">I Do:  </w:t>
+      </w:r>
+      <w:r>
+        <w:rPr>
+          <w:sz w:val="21"/>
+          <w:szCs w:val="21"/>
+        </w:rPr>
+        <w:t xml:space="preserve">A. n + 12 = 30</w:t>
+      </w:r>
+    </w:p>
+    <w:p>
+      <w:pPr>
+        <w:spacing w:after="80"/>
+      </w:pPr>
+      <w:r>
+        <w:rPr>
+          <w:b/>
+          <w:bCs/>
+          <w:sz w:val="21"/>
+          <w:szCs w:val="21"/>
+        </w:rPr>
+        <w:t xml:space="preserve">We Do:  </w:t>
+      </w:r>
+      <w:r>
+        <w:rPr>
+          <w:sz w:val="21"/>
+          <w:szCs w:val="21"/>
+        </w:rPr>
+        <w:t xml:space="preserve">A. n − 7 = 18</w:t>
+      </w:r>
+    </w:p>
+    <w:p>
+      <w:pPr>
+        <w:pStyle w:val="Heading2"/>
+        <w:spacing w:after="80" w:before="180"/>
+      </w:pPr>
+      <w:r>
+        <w:rPr>
+          <w:b/>
+          <w:bCs/>
+          <w:color w:val="12355B"/>
+          <w:sz w:val="24"/>
+          <w:szCs w:val="24"/>
+        </w:rPr>
         <w:t xml:space="preserve">Independent Practice</w:t>
       </w:r>
     </w:p>
@@ -3210,7 +3472,7 @@
           <w:sz w:val="21"/>
           <w:szCs w:val="21"/>
         </w:rPr>
-        <w:t xml:space="preserve">A)  n + 12 = 30</w:t>
+        <w:t xml:space="preserve">A)  3n = 21</w:t>
       </w:r>
       <w:r>
         <w:rPr>
@@ -3220,7 +3482,7 @@
           <w:sz w:val="19"/>
           <w:szCs w:val="19"/>
         </w:rPr>
-        <w:t xml:space="preserve">  — 'Plus' means addition, so the equation is n + 12 = 30.</w:t>
+        <w:t xml:space="preserve">  — 'Three times' means multiply by 3, so the equation is 3n = 21.</w:t>
       </w:r>
     </w:p>
     <w:p>
@@ -3241,7 +3503,7 @@
           <w:sz w:val="21"/>
           <w:szCs w:val="21"/>
         </w:rPr>
-        <w:t xml:space="preserve">A)  n − 7 = 18</w:t>
+        <w:t xml:space="preserve">A)  n / 4 = 8</w:t>
       </w:r>
       <w:r>
         <w:rPr>
@@ -3251,7 +3513,7 @@
           <w:sz w:val="19"/>
           <w:szCs w:val="19"/>
         </w:rPr>
-        <w:t xml:space="preserve">  — 'Seven less than a number' means start with the number and subtract 7: n − 7 = 18.</w:t>
+        <w:t xml:space="preserve">  — 'Divided by 4' means division: n / 4 = 8.</w:t>
       </w:r>
     </w:p>
     <w:p>
@@ -3272,7 +3534,7 @@
           <w:sz w:val="21"/>
           <w:szCs w:val="21"/>
         </w:rPr>
-        <w:t xml:space="preserve">A)  3n = 21</w:t>
+        <w:t xml:space="preserve">A)  f + 14 = 30</w:t>
       </w:r>
       <w:r>
         <w:rPr>
@@ -3282,7 +3544,7 @@
           <w:sz w:val="19"/>
           <w:szCs w:val="19"/>
         </w:rPr>
-        <w:t xml:space="preserve">  — 'Three times' means multiply by 3, so the equation is 3n = 21.</w:t>
+        <w:t xml:space="preserve">  — The detective's Monday fingerprints (f) plus 14 more equals 30: f + 14 = 30.</w:t>
       </w:r>
     </w:p>
     <w:p>
@@ -3303,7 +3565,7 @@
           <w:sz w:val="21"/>
           <w:szCs w:val="21"/>
         </w:rPr>
-        <w:t xml:space="preserve">A)  n / 4 = 8</w:t>
+        <w:t xml:space="preserve">A)  x + 7 = 12</w:t>
       </w:r>
       <w:r>
         <w:rPr>
@@ -3313,7 +3575,7 @@
           <w:sz w:val="19"/>
           <w:szCs w:val="19"/>
         </w:rPr>
-        <w:t xml:space="preserve">  — 'Divided by 4' means division: n / 4 = 8.</w:t>
+        <w:t xml:space="preserve">  — 'Plus 7 equals 12' is x + 7 = 12.</w:t>
       </w:r>
     </w:p>
     <w:p>

--- a/lessons/7-1/downloads/7-1-notes.docx
+++ b/lessons/7-1/downloads/7-1-notes.docx
@@ -1177,6 +1177,238 @@
     <w:p>
       <w:pPr>
         <w:pStyle w:val="Heading1"/>
+        <w:pBdr>
+          <w:bottom w:val="single" w:color="1FA6A2" w:sz="14" w:space="6"/>
+        </w:pBdr>
+        <w:spacing w:after="140" w:before="260"/>
+      </w:pPr>
+      <w:r>
+        <w:rPr>
+          <w:b/>
+          <w:bCs/>
+          <w:color w:val="12355B"/>
+          <w:sz w:val="30"/>
+          <w:szCs w:val="30"/>
+        </w:rPr>
+        <w:t xml:space="preserve">Guided Notes</w:t>
+      </w:r>
+    </w:p>
+    <w:p>
+      <w:pPr>
+        <w:spacing w:after="100"/>
+      </w:pPr>
+      <w:r>
+        <w:rPr>
+          <w:i/>
+          <w:iCs/>
+          <w:color w:val="5F6F80"/>
+          <w:sz w:val="19"/>
+          <w:szCs w:val="19"/>
+        </w:rPr>
+        <w:t xml:space="preserve">Fill in each blank as we go. Use the Word Bank to help you.</w:t>
+      </w:r>
+    </w:p>
+    <w:tbl>
+      <w:tblPr>
+        <w:tblW w:type="pct" w:w="100%"/>
+        <w:tblBorders>
+          <w:top w:val="single" w:color="BBD0DE" w:sz="8"/>
+          <w:left w:val="single" w:color="BBD0DE" w:sz="8"/>
+          <w:bottom w:val="single" w:color="BBD0DE" w:sz="8"/>
+          <w:right w:val="single" w:color="BBD0DE" w:sz="8"/>
+          <w:insideH w:val="single" w:color="auto" w:sz="4"/>
+          <w:insideV w:val="single" w:color="auto" w:sz="4"/>
+        </w:tblBorders>
+      </w:tblPr>
+      <w:tblGrid>
+        <w:gridCol w:w="100"/>
+      </w:tblGrid>
+      <w:tr>
+        <w:tc>
+          <w:tcPr>
+            <w:shd w:fill="EEF4F8" w:color="auto" w:val="clear"/>
+            <w:tcMar>
+              <w:top w:type="dxa" w:w="120"/>
+              <w:left w:type="dxa" w:w="180"/>
+              <w:bottom w:type="dxa" w:w="120"/>
+              <w:right w:type="dxa" w:w="180"/>
+            </w:tcMar>
+          </w:tcPr>
+          <w:p>
+            <w:pPr>
+              <w:spacing w:after="40"/>
+            </w:pPr>
+            <w:r>
+              <w:rPr>
+                <w:b/>
+                <w:bCs/>
+                <w:color w:val="1FA6A2"/>
+                <w:sz w:val="18"/>
+                <w:szCs w:val="18"/>
+              </w:rPr>
+              <w:t xml:space="preserve">WORD BANK</w:t>
+            </w:r>
+          </w:p>
+          <w:p>
+            <w:pPr>
+              <w:spacing w:after="80"/>
+            </w:pPr>
+            <w:r>
+              <w:rPr>
+                <w:b/>
+                <w:bCs/>
+                <w:sz w:val="21"/>
+                <w:szCs w:val="21"/>
+              </w:rPr>
+              <w:t xml:space="preserve">Equation      •      Variable      •      Equal sign      •      Expression      •      Constant      •      Unknown</w:t>
+            </w:r>
+          </w:p>
+        </w:tc>
+      </w:tr>
+    </w:tbl>
+    <w:p>
+      <w:pPr>
+        <w:spacing w:after="80"/>
+      </w:pPr>
+      <w:r>
+        <w:t xml:space="preserve"/>
+      </w:r>
+    </w:p>
+    <w:p>
+      <w:pPr>
+        <w:spacing w:after="120" w:before="80"/>
+      </w:pPr>
+      <w:r>
+        <w:rPr>
+          <w:b/>
+          <w:bCs/>
+          <w:color w:val="12355B"/>
+          <w:sz w:val="22"/>
+          <w:szCs w:val="22"/>
+        </w:rPr>
+        <w:t xml:space="preserve">1.  </w:t>
+      </w:r>
+      <w:r>
+        <w:rPr>
+          <w:sz w:val="22"/>
+          <w:szCs w:val="22"/>
+        </w:rPr>
+        <w:t xml:space="preserve">A math sentence that says two amounts are equal, with an = sign, is an ___.</w:t>
+      </w:r>
+    </w:p>
+    <w:p>
+      <w:pPr>
+        <w:spacing w:after="120" w:before="80"/>
+      </w:pPr>
+      <w:r>
+        <w:rPr>
+          <w:b/>
+          <w:bCs/>
+          <w:color w:val="12355B"/>
+          <w:sz w:val="22"/>
+          <w:szCs w:val="22"/>
+        </w:rPr>
+        <w:t xml:space="preserve">2.  </w:t>
+      </w:r>
+      <w:r>
+        <w:rPr>
+          <w:sz w:val="22"/>
+          <w:szCs w:val="22"/>
+        </w:rPr>
+        <w:t xml:space="preserve">A letter that stands for an unknown number is a ___.</w:t>
+      </w:r>
+    </w:p>
+    <w:p>
+      <w:pPr>
+        <w:spacing w:after="120" w:before="80"/>
+      </w:pPr>
+      <w:r>
+        <w:rPr>
+          <w:b/>
+          <w:bCs/>
+          <w:color w:val="12355B"/>
+          <w:sz w:val="22"/>
+          <w:szCs w:val="22"/>
+        </w:rPr>
+        <w:t xml:space="preserve">3.  </w:t>
+      </w:r>
+      <w:r>
+        <w:rPr>
+          <w:sz w:val="22"/>
+          <w:szCs w:val="22"/>
+        </w:rPr>
+        <w:t xml:space="preserve">The symbol = that shows two amounts are the same is the ___.</w:t>
+      </w:r>
+    </w:p>
+    <w:p>
+      <w:pPr>
+        <w:spacing w:after="120" w:before="80"/>
+      </w:pPr>
+      <w:r>
+        <w:rPr>
+          <w:b/>
+          <w:bCs/>
+          <w:color w:val="12355B"/>
+          <w:sz w:val="22"/>
+          <w:szCs w:val="22"/>
+        </w:rPr>
+        <w:t xml:space="preserve">4.  </w:t>
+      </w:r>
+      <w:r>
+        <w:rPr>
+          <w:sz w:val="22"/>
+          <w:szCs w:val="22"/>
+        </w:rPr>
+        <w:t xml:space="preserve">A group of numbers and variables with no equal sign is an ___.</w:t>
+      </w:r>
+    </w:p>
+    <w:p>
+      <w:pPr>
+        <w:spacing w:after="120" w:before="80"/>
+      </w:pPr>
+      <w:r>
+        <w:rPr>
+          <w:b/>
+          <w:bCs/>
+          <w:color w:val="12355B"/>
+          <w:sz w:val="22"/>
+          <w:szCs w:val="22"/>
+        </w:rPr>
+        <w:t xml:space="preserve">5.  </w:t>
+      </w:r>
+      <w:r>
+        <w:rPr>
+          <w:sz w:val="22"/>
+          <w:szCs w:val="22"/>
+        </w:rPr>
+        <w:t xml:space="preserve">A fixed number that does not change is a ___.</w:t>
+      </w:r>
+    </w:p>
+    <w:p>
+      <w:pPr>
+        <w:spacing w:after="120" w:before="80"/>
+      </w:pPr>
+      <w:r>
+        <w:rPr>
+          <w:b/>
+          <w:bCs/>
+          <w:color w:val="12355B"/>
+          <w:sz w:val="22"/>
+          <w:szCs w:val="22"/>
+        </w:rPr>
+        <w:t xml:space="preserve">6.  </w:t>
+      </w:r>
+      <w:r>
+        <w:rPr>
+          <w:sz w:val="22"/>
+          <w:szCs w:val="22"/>
+        </w:rPr>
+        <w:t xml:space="preserve">The value you are trying to find in an equation is the ___.</w:t>
+      </w:r>
+    </w:p>
+    <w:p>
+      <w:pPr>
+        <w:pStyle w:val="Heading1"/>
         <w:pageBreakBefore/>
         <w:pBdr>
           <w:bottom w:val="single" w:color="1FA6A2" w:sz="14" w:space="6"/>
@@ -2157,6 +2389,87 @@
     </w:p>
     <w:p>
       <w:pPr>
+        <w:spacing w:after="40" w:before="80"/>
+      </w:pPr>
+      <w:r>
+        <w:rPr>
+          <w:b/>
+          <w:bCs/>
+          <w:color w:val="12355B"/>
+          <w:sz w:val="21"/>
+          <w:szCs w:val="21"/>
+        </w:rPr>
+        <w:t xml:space="preserve">4. </w:t>
+      </w:r>
+      <w:r>
+        <w:rPr>
+          <w:b/>
+          <w:bCs/>
+          <w:color w:val="6B4FA0"/>
+          <w:sz w:val="19"/>
+          <w:szCs w:val="19"/>
+        </w:rPr>
+        <w:t xml:space="preserve">[Practice] </w:t>
+      </w:r>
+      <w:r>
+        <w:rPr>
+          <w:b/>
+          <w:bCs/>
+          <w:sz w:val="21"/>
+          <w:szCs w:val="21"/>
+        </w:rPr>
+        <w:t xml:space="preserve">During practice on Write Equations, what strategy did you use when a problem felt tricky?</w:t>
+      </w:r>
+    </w:p>
+    <w:p>
+      <w:pPr>
+        <w:spacing w:after="60"/>
+      </w:pPr>
+      <w:r>
+        <w:rPr>
+          <w:color w:val="1A2733"/>
+          <w:sz w:val="21"/>
+          <w:szCs w:val="21"/>
+        </w:rPr>
+        <w:t xml:space="preserve">Start with:  I put ___ on the left side because ___.</w:t>
+      </w:r>
+      <w:r>
+        <w:rPr>
+          <w:i/>
+          <w:iCs/>
+          <w:color w:val="5F6F80"/>
+          <w:sz w:val="19"/>
+          <w:szCs w:val="19"/>
+        </w:rPr>
+        <w:br/>
+        <w:t xml:space="preserve">Puse ___ en el lado izquierdo porque ___.</w:t>
+      </w:r>
+    </w:p>
+    <w:p>
+      <w:pPr>
+        <w:spacing w:after="80"/>
+      </w:pPr>
+      <w:r>
+        <w:rPr>
+          <w:b/>
+          <w:bCs/>
+          <w:color w:val="12355B"/>
+          <w:sz w:val="19"/>
+          <w:szCs w:val="19"/>
+        </w:rPr>
+        <w:t xml:space="preserve">Word bank:  </w:t>
+      </w:r>
+      <w:r>
+        <w:rPr>
+          <w:color w:val="1FA6A2"/>
+          <w:sz w:val="19"/>
+          <w:szCs w:val="19"/>
+        </w:rPr>
+        <w:t xml:space="preserve">Equation,  Variable,  Equal sign,  Expression</w:t>
+      </w:r>
+    </w:p>
+    <w:p>
+      <w:pPr>
         <w:pStyle w:val="Heading1"/>
         <w:pageBreakBefore/>
         <w:pBdr>
@@ -2628,7 +2941,7 @@
           <w:sz w:val="21"/>
           <w:szCs w:val="21"/>
         </w:rPr>
-        <w:t xml:space="preserve">Which equation means 'a number x plus 7 equals 12'?</w:t>
+        <w:t xml:space="preserve">A witness statement reads: 'A number c of security cameras plus 6 more equals 19.' Which equation matches?</w:t>
       </w:r>
     </w:p>
     <w:p>
@@ -2641,7 +2954,7 @@
           <w:sz w:val="20"/>
           <w:szCs w:val="20"/>
         </w:rPr>
-        <w:t xml:space="preserve">A)  x + 7 = 12</w:t>
+        <w:t xml:space="preserve">A)  c + 6 = 19</w:t>
       </w:r>
     </w:p>
     <w:p>
@@ -2654,7 +2967,7 @@
           <w:sz w:val="20"/>
           <w:szCs w:val="20"/>
         </w:rPr>
-        <w:t xml:space="preserve">B)  7x = 12</w:t>
+        <w:t xml:space="preserve">B)  6c = 19</w:t>
       </w:r>
     </w:p>
     <w:p>
@@ -2667,7 +2980,7 @@
           <w:sz w:val="20"/>
           <w:szCs w:val="20"/>
         </w:rPr>
-        <w:t xml:space="preserve">C)  x − 7 = 12</w:t>
+        <w:t xml:space="preserve">C)  c − 6 = 19</w:t>
       </w:r>
     </w:p>
     <w:p>
@@ -2680,7 +2993,7 @@
           <w:sz w:val="20"/>
           <w:szCs w:val="20"/>
         </w:rPr>
-        <w:t xml:space="preserve">D)  x/7 = 12</w:t>
+        <w:t xml:space="preserve">D)  c / 6 = 19</w:t>
       </w:r>
     </w:p>
     <w:p>
@@ -2753,33 +3066,7 @@
           <w:sz w:val="30"/>
           <w:szCs w:val="30"/>
         </w:rPr>
-        <w:t xml:space="preserve">Write About the Math</w:t>
-      </w:r>
-    </w:p>
-    <w:p>
-      <w:pPr>
-        <w:pStyle w:val="Heading2"/>
-        <w:spacing w:after="80" w:before="180"/>
-      </w:pPr>
-      <w:r>
-        <w:rPr>
-          <w:b/>
-          <w:bCs/>
-          <w:color w:val="12355B"/>
-          <w:sz w:val="24"/>
-          <w:szCs w:val="24"/>
-        </w:rPr>
-        <w:t xml:space="preserve">Build Strong Sentences</w:t>
-      </w:r>
-      <w:r>
-        <w:rPr>
-          <w:i/>
-          <w:iCs/>
-          <w:color w:val="B97A12"/>
-          <w:sz w:val="19"/>
-          <w:szCs w:val="19"/>
-        </w:rPr>
-        <w:t xml:space="preserve">   The Writing Revolution</w:t>
+        <w:t xml:space="preserve">Exit Ticket</w:t>
       </w:r>
     </w:p>
     <w:p>
@@ -2794,435 +3081,86 @@
           <w:sz w:val="19"/>
           <w:szCs w:val="19"/>
         </w:rPr>
-        <w:t xml:space="preserve">I can explain my equation using the words equation, variable, equal sign, and expression.</w:t>
-      </w:r>
-    </w:p>
-    <w:p>
-      <w:pPr>
-        <w:pStyle w:val="Heading2"/>
-        <w:spacing w:after="80" w:before="180"/>
-      </w:pPr>
-      <w:r>
-        <w:rPr>
-          <w:b/>
-          <w:bCs/>
-          <w:color w:val="12355B"/>
-          <w:sz w:val="24"/>
-          <w:szCs w:val="24"/>
-        </w:rPr>
-        <w:t xml:space="preserve">1. Kernel Sentence</w:t>
-      </w:r>
-      <w:r>
-        <w:rPr>
-          <w:i/>
-          <w:iCs/>
-          <w:color w:val="1FA6A2"/>
-          <w:sz w:val="19"/>
-          <w:szCs w:val="19"/>
-        </w:rPr>
-        <w:t xml:space="preserve">   subject + verb</w:t>
-      </w:r>
-    </w:p>
-    <w:tbl>
-      <w:tblPr>
-        <w:tblW w:type="pct" w:w="100%"/>
-        <w:tblBorders>
-          <w:top w:val="single" w:color="B97A12" w:sz="8"/>
-          <w:left w:val="single" w:color="B97A12" w:sz="8"/>
-          <w:bottom w:val="single" w:color="B97A12" w:sz="8"/>
-          <w:right w:val="single" w:color="B97A12" w:sz="8"/>
-          <w:insideH w:val="single" w:color="auto" w:sz="4"/>
-          <w:insideV w:val="single" w:color="auto" w:sz="4"/>
-        </w:tblBorders>
-      </w:tblPr>
-      <w:tblGrid>
-        <w:gridCol w:w="100"/>
-      </w:tblGrid>
-      <w:tr>
-        <w:tc>
-          <w:tcPr>
-            <w:shd w:fill="FBF3E2" w:color="auto" w:val="clear"/>
-            <w:tcMar>
-              <w:top w:type="dxa" w:w="120"/>
-              <w:left w:type="dxa" w:w="180"/>
-              <w:bottom w:type="dxa" w:w="120"/>
-              <w:right w:type="dxa" w:w="180"/>
-            </w:tcMar>
-          </w:tcPr>
-          <w:p>
-            <w:pPr>
-              <w:spacing w:after="0"/>
-            </w:pPr>
-            <w:r>
-              <w:rPr>
-                <w:b/>
-                <w:bCs/>
-                <w:color w:val="1FA6A2"/>
-                <w:sz w:val="20"/>
-                <w:szCs w:val="20"/>
-              </w:rPr>
-              <w:t xml:space="preserve">Model:  </w:t>
-            </w:r>
-            <w:r>
-              <w:rPr>
-                <w:sz w:val="20"/>
-                <w:szCs w:val="20"/>
-              </w:rPr>
-              <w:t xml:space="preserve">Equation is a math sentence with an equal sign showing both sides are the same.</w:t>
-            </w:r>
-          </w:p>
-        </w:tc>
-      </w:tr>
-    </w:tbl>
+        <w:t xml:space="preserve">Answer on your own. This shows what you learned today.</w:t>
+      </w:r>
+    </w:p>
+    <w:p>
+      <w:pPr>
+        <w:spacing w:after="80" w:before="80"/>
+      </w:pPr>
+      <w:r>
+        <w:rPr>
+          <w:color w:val="B97A12"/>
+          <w:sz w:val="22"/>
+          <w:szCs w:val="22"/>
+        </w:rPr>
+        <w:t xml:space="preserve">★  </w:t>
+      </w:r>
+      <w:r>
+        <w:rPr>
+          <w:b/>
+          <w:bCs/>
+          <w:sz w:val="22"/>
+          <w:szCs w:val="22"/>
+        </w:rPr>
+        <w:t xml:space="preserve">Which equation represents: 'A number divided by 6 equals 9'?</w:t>
+      </w:r>
+    </w:p>
+    <w:p>
+      <w:pPr>
+        <w:spacing w:after="60"/>
+        <w:ind w:left="420"/>
+      </w:pPr>
+      <w:r>
+        <w:rPr>
+          <w:sz w:val="21"/>
+          <w:szCs w:val="21"/>
+        </w:rPr>
+        <w:t xml:space="preserve">A)  n / 6 = 9</w:t>
+      </w:r>
+    </w:p>
+    <w:p>
+      <w:pPr>
+        <w:spacing w:after="60"/>
+        <w:ind w:left="420"/>
+      </w:pPr>
+      <w:r>
+        <w:rPr>
+          <w:sz w:val="21"/>
+          <w:szCs w:val="21"/>
+        </w:rPr>
+        <w:t xml:space="preserve">B)  6n = 9</w:t>
+      </w:r>
+    </w:p>
+    <w:p>
+      <w:pPr>
+        <w:spacing w:after="60"/>
+        <w:ind w:left="420"/>
+      </w:pPr>
+      <w:r>
+        <w:rPr>
+          <w:sz w:val="21"/>
+          <w:szCs w:val="21"/>
+        </w:rPr>
+        <w:t xml:space="preserve">C)  n − 6 = 9</w:t>
+      </w:r>
+    </w:p>
+    <w:p>
+      <w:pPr>
+        <w:spacing w:after="60"/>
+        <w:ind w:left="420"/>
+      </w:pPr>
+      <w:r>
+        <w:rPr>
+          <w:sz w:val="21"/>
+          <w:szCs w:val="21"/>
+        </w:rPr>
+        <w:t xml:space="preserve">D)  n + 6 = 9</w:t>
+      </w:r>
+    </w:p>
     <w:p>
       <w:pPr>
         <w:spacing w:after="40"/>
-      </w:pPr>
-      <w:r>
-        <w:t xml:space="preserve"/>
-      </w:r>
-    </w:p>
-    <w:p>
-      <w:pPr>
-        <w:spacing w:after="60"/>
-      </w:pPr>
-      <w:r>
-        <w:rPr>
-          <w:color w:val="1A2733"/>
-          <w:sz w:val="21"/>
-          <w:szCs w:val="21"/>
-        </w:rPr>
-        <w:t xml:space="preserve">Write a kernel sentence about equation. Use a subject and a verb.</w:t>
-      </w:r>
-      <w:r>
-        <w:rPr>
-          <w:i/>
-          <w:iCs/>
-          <w:color w:val="5F6F80"/>
-          <w:sz w:val="19"/>
-          <w:szCs w:val="19"/>
-        </w:rPr>
-        <w:br/>
-        <w:t xml:space="preserve">Escribe una oración base sobre ecuación. Usa un sujeto y un verbo.</w:t>
-      </w:r>
-    </w:p>
-    <w:p>
-      <w:pPr>
-        <w:pBdr>
-          <w:bottom w:val="single" w:color="AFBECC" w:sz="6"/>
-        </w:pBdr>
-        <w:spacing w:after="30" w:before="150"/>
-      </w:pPr>
-      <w:r>
-        <w:t xml:space="preserve"/>
-      </w:r>
-    </w:p>
-    <w:p>
-      <w:pPr>
-        <w:pBdr>
-          <w:bottom w:val="single" w:color="AFBECC" w:sz="6"/>
-        </w:pBdr>
-        <w:spacing w:after="30" w:before="150"/>
-      </w:pPr>
-      <w:r>
-        <w:t xml:space="preserve"/>
-      </w:r>
-    </w:p>
-    <w:p>
-      <w:pPr>
-        <w:pStyle w:val="Heading2"/>
-        <w:spacing w:after="80" w:before="180"/>
-      </w:pPr>
-      <w:r>
-        <w:rPr>
-          <w:b/>
-          <w:bCs/>
-          <w:color w:val="12355B"/>
-          <w:sz w:val="24"/>
-          <w:szCs w:val="24"/>
-        </w:rPr>
-        <w:t xml:space="preserve">2. Sentence Expansion</w:t>
-      </w:r>
-      <w:r>
-        <w:rPr>
-          <w:i/>
-          <w:iCs/>
-          <w:color w:val="1FA6A2"/>
-          <w:sz w:val="19"/>
-          <w:szCs w:val="19"/>
-        </w:rPr>
-        <w:t xml:space="preserve">   because · but · so</w:t>
-      </w:r>
-    </w:p>
-    <w:p>
-      <w:pPr>
-        <w:spacing w:after="80"/>
-      </w:pPr>
-      <w:r>
-        <w:rPr>
-          <w:b/>
-          <w:bCs/>
-          <w:color w:val="1FA6A2"/>
-          <w:sz w:val="20"/>
-          <w:szCs w:val="20"/>
-        </w:rPr>
-        <w:t xml:space="preserve">Kernel:  </w:t>
-      </w:r>
-      <w:r>
-        <w:rPr>
-          <w:sz w:val="20"/>
-          <w:szCs w:val="20"/>
-        </w:rPr>
-        <w:t xml:space="preserve">Equation matters in math</w:t>
-      </w:r>
-    </w:p>
-    <w:p>
-      <w:pPr>
-        <w:spacing w:after="80"/>
-      </w:pPr>
-      <w:r>
-        <w:rPr>
-          <w:b/>
-          <w:bCs/>
-          <w:color w:val="12355B"/>
-          <w:sz w:val="21"/>
-          <w:szCs w:val="21"/>
-        </w:rPr>
-        <w:t xml:space="preserve">because  </w:t>
-      </w:r>
-      <w:r>
-        <w:rPr>
-          <w:sz w:val="21"/>
-          <w:szCs w:val="21"/>
-        </w:rPr>
-        <w:t xml:space="preserve">Equation matters in math because ___.</w:t>
-      </w:r>
-      <w:r>
-        <w:rPr>
-          <w:i/>
-          <w:iCs/>
-          <w:color w:val="5F6F80"/>
-          <w:sz w:val="19"/>
-          <w:szCs w:val="19"/>
-        </w:rPr>
-        <w:br/>
-        <w:t xml:space="preserve">Ecuación importa en matemáticas porque ___.</w:t>
-      </w:r>
-    </w:p>
-    <w:p>
-      <w:pPr>
-        <w:pBdr>
-          <w:bottom w:val="single" w:color="AFBECC" w:sz="6"/>
-        </w:pBdr>
-        <w:spacing w:after="30" w:before="150"/>
-      </w:pPr>
-      <w:r>
-        <w:t xml:space="preserve"/>
-      </w:r>
-    </w:p>
-    <w:p>
-      <w:pPr>
-        <w:spacing w:after="80"/>
-      </w:pPr>
-      <w:r>
-        <w:rPr>
-          <w:b/>
-          <w:bCs/>
-          <w:color w:val="12355B"/>
-          <w:sz w:val="21"/>
-          <w:szCs w:val="21"/>
-        </w:rPr>
-        <w:t xml:space="preserve">but  </w:t>
-      </w:r>
-      <w:r>
-        <w:rPr>
-          <w:sz w:val="21"/>
-          <w:szCs w:val="21"/>
-        </w:rPr>
-        <w:t xml:space="preserve">Equation matters in math, but ___.</w:t>
-      </w:r>
-      <w:r>
-        <w:rPr>
-          <w:i/>
-          <w:iCs/>
-          <w:color w:val="5F6F80"/>
-          <w:sz w:val="19"/>
-          <w:szCs w:val="19"/>
-        </w:rPr>
-        <w:br/>
-        <w:t xml:space="preserve">Ecuación importa en matemáticas, pero ___.</w:t>
-      </w:r>
-    </w:p>
-    <w:p>
-      <w:pPr>
-        <w:pBdr>
-          <w:bottom w:val="single" w:color="AFBECC" w:sz="6"/>
-        </w:pBdr>
-        <w:spacing w:after="30" w:before="150"/>
-      </w:pPr>
-      <w:r>
-        <w:t xml:space="preserve"/>
-      </w:r>
-    </w:p>
-    <w:p>
-      <w:pPr>
-        <w:spacing w:after="80"/>
-      </w:pPr>
-      <w:r>
-        <w:rPr>
-          <w:b/>
-          <w:bCs/>
-          <w:color w:val="12355B"/>
-          <w:sz w:val="21"/>
-          <w:szCs w:val="21"/>
-        </w:rPr>
-        <w:t xml:space="preserve">so  </w:t>
-      </w:r>
-      <w:r>
-        <w:rPr>
-          <w:sz w:val="21"/>
-          <w:szCs w:val="21"/>
-        </w:rPr>
-        <w:t xml:space="preserve">Equation matters in math, so ___.</w:t>
-      </w:r>
-      <w:r>
-        <w:rPr>
-          <w:i/>
-          <w:iCs/>
-          <w:color w:val="5F6F80"/>
-          <w:sz w:val="19"/>
-          <w:szCs w:val="19"/>
-        </w:rPr>
-        <w:br/>
-        <w:t xml:space="preserve">Ecuación importa en matemáticas, entonces ___.</w:t>
-      </w:r>
-    </w:p>
-    <w:p>
-      <w:pPr>
-        <w:pBdr>
-          <w:bottom w:val="single" w:color="AFBECC" w:sz="6"/>
-        </w:pBdr>
-        <w:spacing w:after="30" w:before="150"/>
-      </w:pPr>
-      <w:r>
-        <w:t xml:space="preserve"/>
-      </w:r>
-    </w:p>
-    <w:p>
-      <w:pPr>
-        <w:pStyle w:val="Heading2"/>
-        <w:spacing w:after="80" w:before="180"/>
-      </w:pPr>
-      <w:r>
-        <w:rPr>
-          <w:b/>
-          <w:bCs/>
-          <w:color w:val="12355B"/>
-          <w:sz w:val="24"/>
-          <w:szCs w:val="24"/>
-        </w:rPr>
-        <w:t xml:space="preserve">3. Explain Your Reasoning</w:t>
-      </w:r>
-      <w:r>
-        <w:rPr>
-          <w:i/>
-          <w:iCs/>
-          <w:color w:val="1FA6A2"/>
-          <w:sz w:val="19"/>
-          <w:szCs w:val="19"/>
-        </w:rPr>
-        <w:t xml:space="preserve">   use a sentence starter</w:t>
-      </w:r>
-    </w:p>
-    <w:p>
-      <w:pPr>
-        <w:spacing w:after="60"/>
-      </w:pPr>
-      <w:r>
-        <w:rPr>
-          <w:color w:val="1A2733"/>
-          <w:sz w:val="21"/>
-          <w:szCs w:val="21"/>
-        </w:rPr>
-        <w:t xml:space="preserve">The unknown is ___, so I write the variable ___.</w:t>
-      </w:r>
-      <w:r>
-        <w:rPr>
-          <w:i/>
-          <w:iCs/>
-          <w:color w:val="5F6F80"/>
-          <w:sz w:val="19"/>
-          <w:szCs w:val="19"/>
-        </w:rPr>
-        <w:br/>
-        <w:t xml:space="preserve">La incógnita es ___, así que escribo la variable ___.</w:t>
-      </w:r>
-    </w:p>
-    <w:p>
-      <w:pPr>
-        <w:spacing w:after="60"/>
-      </w:pPr>
-      <w:r>
-        <w:rPr>
-          <w:color w:val="1A2733"/>
-          <w:sz w:val="21"/>
-          <w:szCs w:val="21"/>
-        </w:rPr>
-        <w:t xml:space="preserve">My equation is ___ because 'plus 8' means ___ and 'equals 20' means ___.</w:t>
-      </w:r>
-      <w:r>
-        <w:rPr>
-          <w:i/>
-          <w:iCs/>
-          <w:color w:val="5F6F80"/>
-          <w:sz w:val="19"/>
-          <w:szCs w:val="19"/>
-        </w:rPr>
-        <w:br/>
-        <w:t xml:space="preserve">Mi ecuación es ___ porque 'más 8' significa ___ y 'es igual a 20' significa ___.</w:t>
-      </w:r>
-    </w:p>
-    <w:p>
-      <w:pPr>
-        <w:spacing w:after="60"/>
-      </w:pPr>
-      <w:r>
-        <w:rPr>
-          <w:color w:val="1A2733"/>
-          <w:sz w:val="21"/>
-          <w:szCs w:val="21"/>
-        </w:rPr>
-        <w:t xml:space="preserve">I put ___ on the left side because ___.</w:t>
-      </w:r>
-      <w:r>
-        <w:rPr>
-          <w:i/>
-          <w:iCs/>
-          <w:color w:val="5F6F80"/>
-          <w:sz w:val="19"/>
-          <w:szCs w:val="19"/>
-        </w:rPr>
-        <w:br/>
-        <w:t xml:space="preserve">Puse ___ en el lado izquierdo porque ___.</w:t>
-      </w:r>
-    </w:p>
-    <w:p>
-      <w:pPr>
-        <w:pBdr>
-          <w:bottom w:val="single" w:color="AFBECC" w:sz="6"/>
-        </w:pBdr>
-        <w:spacing w:after="30" w:before="150"/>
-      </w:pPr>
-      <w:r>
-        <w:t xml:space="preserve"/>
-      </w:r>
-    </w:p>
-    <w:p>
-      <w:pPr>
-        <w:pBdr>
-          <w:bottom w:val="single" w:color="AFBECC" w:sz="6"/>
-        </w:pBdr>
-        <w:spacing w:after="30" w:before="150"/>
       </w:pPr>
       <w:r>
         <w:t xml:space="preserve"/>
@@ -3245,7 +3183,7 @@
           <w:sz w:val="30"/>
           <w:szCs w:val="30"/>
         </w:rPr>
-        <w:t xml:space="preserve">Exit Ticket</w:t>
+        <w:t xml:space="preserve">Answer Key &amp; Teacher Guide</w:t>
       </w:r>
     </w:p>
     <w:p>
@@ -3260,115 +3198,245 @@
           <w:sz w:val="19"/>
           <w:szCs w:val="19"/>
         </w:rPr>
-        <w:t xml:space="preserve">Answer on your own. This shows what you learned today.</w:t>
-      </w:r>
-    </w:p>
-    <w:p>
-      <w:pPr>
-        <w:spacing w:after="80" w:before="80"/>
-      </w:pPr>
-      <w:r>
-        <w:rPr>
-          <w:color w:val="B97A12"/>
-          <w:sz w:val="22"/>
-          <w:szCs w:val="22"/>
-        </w:rPr>
-        <w:t xml:space="preserve">★  </w:t>
-      </w:r>
-      <w:r>
-        <w:rPr>
-          <w:b/>
-          <w:bCs/>
-          <w:sz w:val="22"/>
-          <w:szCs w:val="22"/>
-        </w:rPr>
-        <w:t xml:space="preserve">Which equation represents: 'A number divided by 6 equals 9'?</w:t>
-      </w:r>
-    </w:p>
-    <w:p>
-      <w:pPr>
-        <w:spacing w:after="60"/>
-        <w:ind w:left="420"/>
-      </w:pPr>
-      <w:r>
-        <w:rPr>
-          <w:sz w:val="21"/>
-          <w:szCs w:val="21"/>
-        </w:rPr>
-        <w:t xml:space="preserve">A)  n / 6 = 9</w:t>
-      </w:r>
-    </w:p>
-    <w:p>
-      <w:pPr>
-        <w:spacing w:after="60"/>
-        <w:ind w:left="420"/>
-      </w:pPr>
-      <w:r>
-        <w:rPr>
-          <w:sz w:val="21"/>
-          <w:szCs w:val="21"/>
-        </w:rPr>
-        <w:t xml:space="preserve">B)  6n = 9</w:t>
-      </w:r>
-    </w:p>
-    <w:p>
-      <w:pPr>
-        <w:spacing w:after="60"/>
-        <w:ind w:left="420"/>
-      </w:pPr>
-      <w:r>
-        <w:rPr>
-          <w:sz w:val="21"/>
-          <w:szCs w:val="21"/>
-        </w:rPr>
-        <w:t xml:space="preserve">C)  n − 6 = 9</w:t>
-      </w:r>
-    </w:p>
-    <w:p>
-      <w:pPr>
-        <w:spacing w:after="60"/>
-        <w:ind w:left="420"/>
-      </w:pPr>
-      <w:r>
-        <w:rPr>
-          <w:sz w:val="21"/>
-          <w:szCs w:val="21"/>
-        </w:rPr>
-        <w:t xml:space="preserve">D)  n + 6 = 9</w:t>
-      </w:r>
-    </w:p>
-    <w:p>
-      <w:pPr>
-        <w:spacing w:after="40"/>
-      </w:pPr>
-      <w:r>
-        <w:t xml:space="preserve"/>
-      </w:r>
-    </w:p>
-    <w:p>
-      <w:pPr>
-        <w:pStyle w:val="Heading1"/>
-        <w:pageBreakBefore/>
-        <w:pBdr>
-          <w:bottom w:val="single" w:color="1FA6A2" w:sz="14" w:space="6"/>
-        </w:pBdr>
-        <w:spacing w:after="140" w:before="0"/>
-      </w:pPr>
-      <w:r>
-        <w:rPr>
-          <w:b/>
-          <w:bCs/>
-          <w:color w:val="12355B"/>
-          <w:sz w:val="30"/>
-          <w:szCs w:val="30"/>
-        </w:rPr>
-        <w:t xml:space="preserve">Answer Key &amp; Teacher Guide</w:t>
-      </w:r>
-    </w:p>
-    <w:p>
-      <w:pPr>
-        <w:spacing w:after="100"/>
-      </w:pPr>
+        <w:t xml:space="preserve">Teacher reference — remove or fold back before distributing to students.</w:t>
+      </w:r>
+    </w:p>
+    <w:p>
+      <w:pPr>
+        <w:pStyle w:val="Heading2"/>
+        <w:spacing w:after="80" w:before="180"/>
+      </w:pPr>
+      <w:r>
+        <w:rPr>
+          <w:b/>
+          <w:bCs/>
+          <w:color w:val="12355B"/>
+          <w:sz w:val="24"/>
+          <w:szCs w:val="24"/>
+        </w:rPr>
+        <w:t xml:space="preserve">Guided Notes (Fill-in)</w:t>
+      </w:r>
+    </w:p>
+    <w:p>
+      <w:pPr>
+        <w:spacing w:after="80"/>
+      </w:pPr>
+      <w:r>
+        <w:rPr>
+          <w:b/>
+          <w:bCs/>
+          <w:sz w:val="21"/>
+          <w:szCs w:val="21"/>
+        </w:rPr>
+        <w:t xml:space="preserve">Notes 1:  </w:t>
+      </w:r>
+      <w:r>
+        <w:rPr>
+          <w:sz w:val="21"/>
+          <w:szCs w:val="21"/>
+        </w:rPr>
+        <w:t xml:space="preserve">Equation</w:t>
+      </w:r>
+    </w:p>
+    <w:p>
+      <w:pPr>
+        <w:spacing w:after="80"/>
+      </w:pPr>
+      <w:r>
+        <w:rPr>
+          <w:b/>
+          <w:bCs/>
+          <w:sz w:val="21"/>
+          <w:szCs w:val="21"/>
+        </w:rPr>
+        <w:t xml:space="preserve">Notes 2:  </w:t>
+      </w:r>
+      <w:r>
+        <w:rPr>
+          <w:sz w:val="21"/>
+          <w:szCs w:val="21"/>
+        </w:rPr>
+        <w:t xml:space="preserve">Variable</w:t>
+      </w:r>
+    </w:p>
+    <w:p>
+      <w:pPr>
+        <w:spacing w:after="80"/>
+      </w:pPr>
+      <w:r>
+        <w:rPr>
+          <w:b/>
+          <w:bCs/>
+          <w:sz w:val="21"/>
+          <w:szCs w:val="21"/>
+        </w:rPr>
+        <w:t xml:space="preserve">Notes 3:  </w:t>
+      </w:r>
+      <w:r>
+        <w:rPr>
+          <w:sz w:val="21"/>
+          <w:szCs w:val="21"/>
+        </w:rPr>
+        <w:t xml:space="preserve">Equal sign</w:t>
+      </w:r>
+    </w:p>
+    <w:p>
+      <w:pPr>
+        <w:spacing w:after="80"/>
+      </w:pPr>
+      <w:r>
+        <w:rPr>
+          <w:b/>
+          <w:bCs/>
+          <w:sz w:val="21"/>
+          <w:szCs w:val="21"/>
+        </w:rPr>
+        <w:t xml:space="preserve">Notes 4:  </w:t>
+      </w:r>
+      <w:r>
+        <w:rPr>
+          <w:sz w:val="21"/>
+          <w:szCs w:val="21"/>
+        </w:rPr>
+        <w:t xml:space="preserve">Expression</w:t>
+      </w:r>
+    </w:p>
+    <w:p>
+      <w:pPr>
+        <w:spacing w:after="80"/>
+      </w:pPr>
+      <w:r>
+        <w:rPr>
+          <w:b/>
+          <w:bCs/>
+          <w:sz w:val="21"/>
+          <w:szCs w:val="21"/>
+        </w:rPr>
+        <w:t xml:space="preserve">Notes 5:  </w:t>
+      </w:r>
+      <w:r>
+        <w:rPr>
+          <w:sz w:val="21"/>
+          <w:szCs w:val="21"/>
+        </w:rPr>
+        <w:t xml:space="preserve">Constant</w:t>
+      </w:r>
+    </w:p>
+    <w:p>
+      <w:pPr>
+        <w:spacing w:after="80"/>
+      </w:pPr>
+      <w:r>
+        <w:rPr>
+          <w:b/>
+          <w:bCs/>
+          <w:sz w:val="21"/>
+          <w:szCs w:val="21"/>
+        </w:rPr>
+        <w:t xml:space="preserve">Notes 6:  </w:t>
+      </w:r>
+      <w:r>
+        <w:rPr>
+          <w:sz w:val="21"/>
+          <w:szCs w:val="21"/>
+        </w:rPr>
+        <w:t xml:space="preserve">Unknown</w:t>
+      </w:r>
+    </w:p>
+    <w:p>
+      <w:pPr>
+        <w:pStyle w:val="Heading2"/>
+        <w:spacing w:after="80" w:before="180"/>
+      </w:pPr>
+      <w:r>
+        <w:rPr>
+          <w:b/>
+          <w:bCs/>
+          <w:color w:val="12355B"/>
+          <w:sz w:val="24"/>
+          <w:szCs w:val="24"/>
+        </w:rPr>
+        <w:t xml:space="preserve">Worked Notes (I Do / We Do)</w:t>
+      </w:r>
+    </w:p>
+    <w:p>
+      <w:pPr>
+        <w:spacing w:after="80"/>
+      </w:pPr>
+      <w:r>
+        <w:rPr>
+          <w:b/>
+          <w:bCs/>
+          <w:sz w:val="21"/>
+          <w:szCs w:val="21"/>
+        </w:rPr>
+        <w:t xml:space="preserve">I Do:  </w:t>
+      </w:r>
+      <w:r>
+        <w:rPr>
+          <w:sz w:val="21"/>
+          <w:szCs w:val="21"/>
+        </w:rPr>
+        <w:t xml:space="preserve">A. n + 12 = 30</w:t>
+      </w:r>
+    </w:p>
+    <w:p>
+      <w:pPr>
+        <w:spacing w:after="80"/>
+      </w:pPr>
+      <w:r>
+        <w:rPr>
+          <w:b/>
+          <w:bCs/>
+          <w:sz w:val="21"/>
+          <w:szCs w:val="21"/>
+        </w:rPr>
+        <w:t xml:space="preserve">We Do:  </w:t>
+      </w:r>
+      <w:r>
+        <w:rPr>
+          <w:sz w:val="21"/>
+          <w:szCs w:val="21"/>
+        </w:rPr>
+        <w:t xml:space="preserve">A. n − 7 = 18</w:t>
+      </w:r>
+    </w:p>
+    <w:p>
+      <w:pPr>
+        <w:pStyle w:val="Heading2"/>
+        <w:spacing w:after="80" w:before="180"/>
+      </w:pPr>
+      <w:r>
+        <w:rPr>
+          <w:b/>
+          <w:bCs/>
+          <w:color w:val="12355B"/>
+          <w:sz w:val="24"/>
+          <w:szCs w:val="24"/>
+        </w:rPr>
+        <w:t xml:space="preserve">Independent Practice</w:t>
+      </w:r>
+    </w:p>
+    <w:p>
+      <w:pPr>
+        <w:spacing w:after="80"/>
+      </w:pPr>
+      <w:r>
+        <w:rPr>
+          <w:b/>
+          <w:bCs/>
+          <w:sz w:val="21"/>
+          <w:szCs w:val="21"/>
+        </w:rPr>
+        <w:t xml:space="preserve">1.  </w:t>
+      </w:r>
+      <w:r>
+        <w:rPr>
+          <w:sz w:val="21"/>
+          <w:szCs w:val="21"/>
+        </w:rPr>
+        <w:t xml:space="preserve">A)  3n = 21</w:t>
+      </w:r>
       <w:r>
         <w:rPr>
           <w:i/>
@@ -3377,23 +3445,7 @@
           <w:sz w:val="19"/>
           <w:szCs w:val="19"/>
         </w:rPr>
-        <w:t xml:space="preserve">Teacher reference — remove or fold back before distributing to students.</w:t>
-      </w:r>
-    </w:p>
-    <w:p>
-      <w:pPr>
-        <w:pStyle w:val="Heading2"/>
-        <w:spacing w:after="80" w:before="180"/>
-      </w:pPr>
-      <w:r>
-        <w:rPr>
-          <w:b/>
-          <w:bCs/>
-          <w:color w:val="12355B"/>
-          <w:sz w:val="24"/>
-          <w:szCs w:val="24"/>
-        </w:rPr>
-        <w:t xml:space="preserve">Worked Notes (I Do / We Do)</w:t>
+        <w:t xml:space="preserve">  — 'Three times' means multiply by 3, so the equation is 3n = 21.</w:t>
       </w:r>
     </w:p>
     <w:p>
@@ -3407,72 +3459,14 @@
           <w:sz w:val="21"/>
           <w:szCs w:val="21"/>
         </w:rPr>
-        <w:t xml:space="preserve">I Do:  </w:t>
-      </w:r>
-      <w:r>
-        <w:rPr>
-          <w:sz w:val="21"/>
-          <w:szCs w:val="21"/>
-        </w:rPr>
-        <w:t xml:space="preserve">A. n + 12 = 30</w:t>
-      </w:r>
-    </w:p>
-    <w:p>
-      <w:pPr>
-        <w:spacing w:after="80"/>
-      </w:pPr>
-      <w:r>
-        <w:rPr>
-          <w:b/>
-          <w:bCs/>
-          <w:sz w:val="21"/>
-          <w:szCs w:val="21"/>
-        </w:rPr>
-        <w:t xml:space="preserve">We Do:  </w:t>
-      </w:r>
-      <w:r>
-        <w:rPr>
-          <w:sz w:val="21"/>
-          <w:szCs w:val="21"/>
-        </w:rPr>
-        <w:t xml:space="preserve">A. n − 7 = 18</w:t>
-      </w:r>
-    </w:p>
-    <w:p>
-      <w:pPr>
-        <w:pStyle w:val="Heading2"/>
-        <w:spacing w:after="80" w:before="180"/>
-      </w:pPr>
-      <w:r>
-        <w:rPr>
-          <w:b/>
-          <w:bCs/>
-          <w:color w:val="12355B"/>
-          <w:sz w:val="24"/>
-          <w:szCs w:val="24"/>
-        </w:rPr>
-        <w:t xml:space="preserve">Independent Practice</w:t>
-      </w:r>
-    </w:p>
-    <w:p>
-      <w:pPr>
-        <w:spacing w:after="80"/>
-      </w:pPr>
-      <w:r>
-        <w:rPr>
-          <w:b/>
-          <w:bCs/>
-          <w:sz w:val="21"/>
-          <w:szCs w:val="21"/>
-        </w:rPr>
-        <w:t xml:space="preserve">1.  </w:t>
-      </w:r>
-      <w:r>
-        <w:rPr>
-          <w:sz w:val="21"/>
-          <w:szCs w:val="21"/>
-        </w:rPr>
-        <w:t xml:space="preserve">A)  3n = 21</w:t>
+        <w:t xml:space="preserve">2.  </w:t>
+      </w:r>
+      <w:r>
+        <w:rPr>
+          <w:sz w:val="21"/>
+          <w:szCs w:val="21"/>
+        </w:rPr>
+        <w:t xml:space="preserve">A)  n / 4 = 8</w:t>
       </w:r>
       <w:r>
         <w:rPr>
@@ -3482,7 +3476,7 @@
           <w:sz w:val="19"/>
           <w:szCs w:val="19"/>
         </w:rPr>
-        <w:t xml:space="preserve">  — 'Three times' means multiply by 3, so the equation is 3n = 21.</w:t>
+        <w:t xml:space="preserve">  — 'Divided by 4' means division: n / 4 = 8.</w:t>
       </w:r>
     </w:p>
     <w:p>
@@ -3496,14 +3490,14 @@
           <w:sz w:val="21"/>
           <w:szCs w:val="21"/>
         </w:rPr>
-        <w:t xml:space="preserve">2.  </w:t>
-      </w:r>
-      <w:r>
-        <w:rPr>
-          <w:sz w:val="21"/>
-          <w:szCs w:val="21"/>
-        </w:rPr>
-        <w:t xml:space="preserve">A)  n / 4 = 8</w:t>
+        <w:t xml:space="preserve">3.  </w:t>
+      </w:r>
+      <w:r>
+        <w:rPr>
+          <w:sz w:val="21"/>
+          <w:szCs w:val="21"/>
+        </w:rPr>
+        <w:t xml:space="preserve">A)  f + 14 = 30</w:t>
       </w:r>
       <w:r>
         <w:rPr>
@@ -3513,7 +3507,7 @@
           <w:sz w:val="19"/>
           <w:szCs w:val="19"/>
         </w:rPr>
-        <w:t xml:space="preserve">  — 'Divided by 4' means division: n / 4 = 8.</w:t>
+        <w:t xml:space="preserve">  — The detective's Monday fingerprints (f) plus 14 more equals 30: f + 14 = 30.</w:t>
       </w:r>
     </w:p>
     <w:p>
@@ -3527,14 +3521,14 @@
           <w:sz w:val="21"/>
           <w:szCs w:val="21"/>
         </w:rPr>
-        <w:t xml:space="preserve">3.  </w:t>
-      </w:r>
-      <w:r>
-        <w:rPr>
-          <w:sz w:val="21"/>
-          <w:szCs w:val="21"/>
-        </w:rPr>
-        <w:t xml:space="preserve">A)  f + 14 = 30</w:t>
+        <w:t xml:space="preserve">4.  </w:t>
+      </w:r>
+      <w:r>
+        <w:rPr>
+          <w:sz w:val="21"/>
+          <w:szCs w:val="21"/>
+        </w:rPr>
+        <w:t xml:space="preserve">A)  c + 6 = 19</w:t>
       </w:r>
       <w:r>
         <w:rPr>
@@ -3544,7 +3538,23 @@
           <w:sz w:val="19"/>
           <w:szCs w:val="19"/>
         </w:rPr>
-        <w:t xml:space="preserve">  — The detective's Monday fingerprints (f) plus 14 more equals 30: f + 14 = 30.</w:t>
+        <w:t xml:space="preserve">  — 'Plus 6 more' means + 6 and 'equals 19' means = 19, so c + 6 = 19. Check: 13 + 6 = 19.</w:t>
+      </w:r>
+    </w:p>
+    <w:p>
+      <w:pPr>
+        <w:pStyle w:val="Heading2"/>
+        <w:spacing w:after="80" w:before="180"/>
+      </w:pPr>
+      <w:r>
+        <w:rPr>
+          <w:b/>
+          <w:bCs/>
+          <w:color w:val="12355B"/>
+          <w:sz w:val="24"/>
+          <w:szCs w:val="24"/>
+        </w:rPr>
+        <w:t xml:space="preserve">Exit Ticket</w:t>
       </w:r>
     </w:p>
     <w:p>
@@ -3553,19 +3563,10 @@
       </w:pPr>
       <w:r>
         <w:rPr>
-          <w:b/>
-          <w:bCs/>
-          <w:sz w:val="21"/>
-          <w:szCs w:val="21"/>
-        </w:rPr>
-        <w:t xml:space="preserve">4.  </w:t>
-      </w:r>
-      <w:r>
-        <w:rPr>
-          <w:sz w:val="21"/>
-          <w:szCs w:val="21"/>
-        </w:rPr>
-        <w:t xml:space="preserve">A)  x + 7 = 12</w:t>
+          <w:sz w:val="21"/>
+          <w:szCs w:val="21"/>
+        </w:rPr>
+        <w:t xml:space="preserve">A)  n / 6 = 9</w:t>
       </w:r>
       <w:r>
         <w:rPr>
@@ -3575,173 +3576,7 @@
           <w:sz w:val="19"/>
           <w:szCs w:val="19"/>
         </w:rPr>
-        <w:t xml:space="preserve">  — 'Plus 7 equals 12' is x + 7 = 12.</w:t>
-      </w:r>
-    </w:p>
-    <w:p>
-      <w:pPr>
-        <w:pStyle w:val="Heading2"/>
-        <w:spacing w:after="80" w:before="180"/>
-      </w:pPr>
-      <w:r>
-        <w:rPr>
-          <w:b/>
-          <w:bCs/>
-          <w:color w:val="12355B"/>
-          <w:sz w:val="24"/>
-          <w:szCs w:val="24"/>
-        </w:rPr>
-        <w:t xml:space="preserve">Exit Ticket</w:t>
-      </w:r>
-    </w:p>
-    <w:p>
-      <w:pPr>
-        <w:spacing w:after="80"/>
-      </w:pPr>
-      <w:r>
-        <w:rPr>
-          <w:sz w:val="21"/>
-          <w:szCs w:val="21"/>
-        </w:rPr>
-        <w:t xml:space="preserve">A)  n / 6 = 9</w:t>
-      </w:r>
-      <w:r>
-        <w:rPr>
-          <w:i/>
-          <w:iCs/>
-          <w:color w:val="5F6F80"/>
-          <w:sz w:val="19"/>
-          <w:szCs w:val="19"/>
-        </w:rPr>
         <w:t xml:space="preserve">  — 'Divided by 6' means division: n / 6 = 9. Check: 54 / 6 = 9 ✓</w:t>
-      </w:r>
-    </w:p>
-    <w:p>
-      <w:pPr>
-        <w:pStyle w:val="Heading2"/>
-        <w:spacing w:after="80" w:before="180"/>
-      </w:pPr>
-      <w:r>
-        <w:rPr>
-          <w:b/>
-          <w:bCs/>
-          <w:color w:val="12355B"/>
-          <w:sz w:val="24"/>
-          <w:szCs w:val="24"/>
-        </w:rPr>
-        <w:t xml:space="preserve">Writing (TWR) — what to look for</w:t>
-      </w:r>
-    </w:p>
-    <w:p>
-      <w:pPr>
-        <w:spacing w:after="80"/>
-      </w:pPr>
-      <w:r>
-        <w:rPr>
-          <w:sz w:val="20"/>
-          <w:szCs w:val="20"/>
-        </w:rPr>
-        <w:t xml:space="preserve">Kernel sentence: a complete sentence needs a subject and a verb. Example: Equation is a math sentence with an equal sign showing both sides are the same.</w:t>
-      </w:r>
-    </w:p>
-    <w:p>
-      <w:pPr>
-        <w:spacing w:after="80"/>
-      </w:pPr>
-      <w:r>
-        <w:rPr>
-          <w:sz w:val="20"/>
-          <w:szCs w:val="20"/>
-        </w:rPr>
-        <w:t xml:space="preserve">Expansion: because = reason, but = contrast/exception, so = result. Answers vary; each must keep the kernel idea.</w:t>
-      </w:r>
-    </w:p>
-    <w:p>
-      <w:pPr>
-        <w:pStyle w:val="Heading2"/>
-        <w:spacing w:after="80" w:before="180"/>
-      </w:pPr>
-      <w:r>
-        <w:rPr>
-          <w:b/>
-          <w:bCs/>
-          <w:color w:val="12355B"/>
-          <w:sz w:val="24"/>
-          <w:szCs w:val="24"/>
-        </w:rPr>
-        <w:t xml:space="preserve">Turn &amp; Talk — listen for</w:t>
-      </w:r>
-    </w:p>
-    <w:p>
-      <w:pPr>
-        <w:spacing w:after="80"/>
-      </w:pPr>
-      <w:r>
-        <w:rPr>
-          <w:b/>
-          <w:bCs/>
-          <w:sz w:val="19"/>
-          <w:szCs w:val="19"/>
-        </w:rPr>
-        <w:t xml:space="preserve">1.  </w:t>
-      </w:r>
-      <w:r>
-        <w:rPr>
-          <w:i/>
-          <w:iCs/>
-          <w:color w:val="5F6F80"/>
-          <w:sz w:val="19"/>
-          <w:szCs w:val="19"/>
-        </w:rPr>
-        <w:t xml:space="preserve">Students choose a variable (such as n) for the unknown gems, build n + 8 = 20, and connect 'plus 8 more' to + 8 and 'equals 20 total' to = 20.</w:t>
-      </w:r>
-    </w:p>
-    <w:p>
-      <w:pPr>
-        <w:spacing w:after="80"/>
-      </w:pPr>
-      <w:r>
-        <w:rPr>
-          <w:b/>
-          <w:bCs/>
-          <w:sz w:val="19"/>
-          <w:szCs w:val="19"/>
-        </w:rPr>
-        <w:t xml:space="preserve">2.  </w:t>
-      </w:r>
-      <w:r>
-        <w:rPr>
-          <w:i/>
-          <w:iCs/>
-          <w:color w:val="5F6F80"/>
-          <w:sz w:val="19"/>
-          <w:szCs w:val="19"/>
-        </w:rPr>
-        <w:t xml:space="preserve">Students place the expression n + 8 on one side and the total 20 on the other, explaining the equal sign means both sides have the same value.</w:t>
-      </w:r>
-    </w:p>
-    <w:p>
-      <w:pPr>
-        <w:spacing w:after="80"/>
-      </w:pPr>
-      <w:r>
-        <w:rPr>
-          <w:b/>
-          <w:bCs/>
-          <w:sz w:val="19"/>
-          <w:szCs w:val="19"/>
-        </w:rPr>
-        <w:t xml:space="preserve">3.  </w:t>
-      </w:r>
-      <w:r>
-        <w:rPr>
-          <w:i/>
-          <w:iCs/>
-          <w:color w:val="5F6F80"/>
-          <w:sz w:val="19"/>
-          <w:szCs w:val="19"/>
-        </w:rPr>
-        <w:t xml:space="preserve">Students explain that an equation captures the relationship clearly, lets you use a variable for the unknown, and can be solved instead of guessing.</w:t>
       </w:r>
     </w:p>
     <w:sectPr>

--- a/lessons/7-1/downloads/7-1-notes.docx
+++ b/lessons/7-1/downloads/7-1-notes.docx
@@ -3164,419 +3164,6 @@
       </w:pPr>
       <w:r>
         <w:t xml:space="preserve"/>
-      </w:r>
-    </w:p>
-    <w:p>
-      <w:pPr>
-        <w:pStyle w:val="Heading1"/>
-        <w:pageBreakBefore/>
-        <w:pBdr>
-          <w:bottom w:val="single" w:color="1FA6A2" w:sz="14" w:space="6"/>
-        </w:pBdr>
-        <w:spacing w:after="140" w:before="0"/>
-      </w:pPr>
-      <w:r>
-        <w:rPr>
-          <w:b/>
-          <w:bCs/>
-          <w:color w:val="12355B"/>
-          <w:sz w:val="30"/>
-          <w:szCs w:val="30"/>
-        </w:rPr>
-        <w:t xml:space="preserve">Answer Key &amp; Teacher Guide</w:t>
-      </w:r>
-    </w:p>
-    <w:p>
-      <w:pPr>
-        <w:spacing w:after="100"/>
-      </w:pPr>
-      <w:r>
-        <w:rPr>
-          <w:i/>
-          <w:iCs/>
-          <w:color w:val="5F6F80"/>
-          <w:sz w:val="19"/>
-          <w:szCs w:val="19"/>
-        </w:rPr>
-        <w:t xml:space="preserve">Teacher reference — remove or fold back before distributing to students.</w:t>
-      </w:r>
-    </w:p>
-    <w:p>
-      <w:pPr>
-        <w:pStyle w:val="Heading2"/>
-        <w:spacing w:after="80" w:before="180"/>
-      </w:pPr>
-      <w:r>
-        <w:rPr>
-          <w:b/>
-          <w:bCs/>
-          <w:color w:val="12355B"/>
-          <w:sz w:val="24"/>
-          <w:szCs w:val="24"/>
-        </w:rPr>
-        <w:t xml:space="preserve">Guided Notes (Fill-in)</w:t>
-      </w:r>
-    </w:p>
-    <w:p>
-      <w:pPr>
-        <w:spacing w:after="80"/>
-      </w:pPr>
-      <w:r>
-        <w:rPr>
-          <w:b/>
-          <w:bCs/>
-          <w:sz w:val="21"/>
-          <w:szCs w:val="21"/>
-        </w:rPr>
-        <w:t xml:space="preserve">Notes 1:  </w:t>
-      </w:r>
-      <w:r>
-        <w:rPr>
-          <w:sz w:val="21"/>
-          <w:szCs w:val="21"/>
-        </w:rPr>
-        <w:t xml:space="preserve">Equation</w:t>
-      </w:r>
-    </w:p>
-    <w:p>
-      <w:pPr>
-        <w:spacing w:after="80"/>
-      </w:pPr>
-      <w:r>
-        <w:rPr>
-          <w:b/>
-          <w:bCs/>
-          <w:sz w:val="21"/>
-          <w:szCs w:val="21"/>
-        </w:rPr>
-        <w:t xml:space="preserve">Notes 2:  </w:t>
-      </w:r>
-      <w:r>
-        <w:rPr>
-          <w:sz w:val="21"/>
-          <w:szCs w:val="21"/>
-        </w:rPr>
-        <w:t xml:space="preserve">Variable</w:t>
-      </w:r>
-    </w:p>
-    <w:p>
-      <w:pPr>
-        <w:spacing w:after="80"/>
-      </w:pPr>
-      <w:r>
-        <w:rPr>
-          <w:b/>
-          <w:bCs/>
-          <w:sz w:val="21"/>
-          <w:szCs w:val="21"/>
-        </w:rPr>
-        <w:t xml:space="preserve">Notes 3:  </w:t>
-      </w:r>
-      <w:r>
-        <w:rPr>
-          <w:sz w:val="21"/>
-          <w:szCs w:val="21"/>
-        </w:rPr>
-        <w:t xml:space="preserve">Equal sign</w:t>
-      </w:r>
-    </w:p>
-    <w:p>
-      <w:pPr>
-        <w:spacing w:after="80"/>
-      </w:pPr>
-      <w:r>
-        <w:rPr>
-          <w:b/>
-          <w:bCs/>
-          <w:sz w:val="21"/>
-          <w:szCs w:val="21"/>
-        </w:rPr>
-        <w:t xml:space="preserve">Notes 4:  </w:t>
-      </w:r>
-      <w:r>
-        <w:rPr>
-          <w:sz w:val="21"/>
-          <w:szCs w:val="21"/>
-        </w:rPr>
-        <w:t xml:space="preserve">Expression</w:t>
-      </w:r>
-    </w:p>
-    <w:p>
-      <w:pPr>
-        <w:spacing w:after="80"/>
-      </w:pPr>
-      <w:r>
-        <w:rPr>
-          <w:b/>
-          <w:bCs/>
-          <w:sz w:val="21"/>
-          <w:szCs w:val="21"/>
-        </w:rPr>
-        <w:t xml:space="preserve">Notes 5:  </w:t>
-      </w:r>
-      <w:r>
-        <w:rPr>
-          <w:sz w:val="21"/>
-          <w:szCs w:val="21"/>
-        </w:rPr>
-        <w:t xml:space="preserve">Constant</w:t>
-      </w:r>
-    </w:p>
-    <w:p>
-      <w:pPr>
-        <w:spacing w:after="80"/>
-      </w:pPr>
-      <w:r>
-        <w:rPr>
-          <w:b/>
-          <w:bCs/>
-          <w:sz w:val="21"/>
-          <w:szCs w:val="21"/>
-        </w:rPr>
-        <w:t xml:space="preserve">Notes 6:  </w:t>
-      </w:r>
-      <w:r>
-        <w:rPr>
-          <w:sz w:val="21"/>
-          <w:szCs w:val="21"/>
-        </w:rPr>
-        <w:t xml:space="preserve">Unknown</w:t>
-      </w:r>
-    </w:p>
-    <w:p>
-      <w:pPr>
-        <w:pStyle w:val="Heading2"/>
-        <w:spacing w:after="80" w:before="180"/>
-      </w:pPr>
-      <w:r>
-        <w:rPr>
-          <w:b/>
-          <w:bCs/>
-          <w:color w:val="12355B"/>
-          <w:sz w:val="24"/>
-          <w:szCs w:val="24"/>
-        </w:rPr>
-        <w:t xml:space="preserve">Worked Notes (I Do / We Do)</w:t>
-      </w:r>
-    </w:p>
-    <w:p>
-      <w:pPr>
-        <w:spacing w:after="80"/>
-      </w:pPr>
-      <w:r>
-        <w:rPr>
-          <w:b/>
-          <w:bCs/>
-          <w:sz w:val="21"/>
-          <w:szCs w:val="21"/>
-        </w:rPr>
-        <w:t xml:space="preserve">I Do:  </w:t>
-      </w:r>
-      <w:r>
-        <w:rPr>
-          <w:sz w:val="21"/>
-          <w:szCs w:val="21"/>
-        </w:rPr>
-        <w:t xml:space="preserve">A. n + 12 = 30</w:t>
-      </w:r>
-    </w:p>
-    <w:p>
-      <w:pPr>
-        <w:spacing w:after="80"/>
-      </w:pPr>
-      <w:r>
-        <w:rPr>
-          <w:b/>
-          <w:bCs/>
-          <w:sz w:val="21"/>
-          <w:szCs w:val="21"/>
-        </w:rPr>
-        <w:t xml:space="preserve">We Do:  </w:t>
-      </w:r>
-      <w:r>
-        <w:rPr>
-          <w:sz w:val="21"/>
-          <w:szCs w:val="21"/>
-        </w:rPr>
-        <w:t xml:space="preserve">A. n − 7 = 18</w:t>
-      </w:r>
-    </w:p>
-    <w:p>
-      <w:pPr>
-        <w:pStyle w:val="Heading2"/>
-        <w:spacing w:after="80" w:before="180"/>
-      </w:pPr>
-      <w:r>
-        <w:rPr>
-          <w:b/>
-          <w:bCs/>
-          <w:color w:val="12355B"/>
-          <w:sz w:val="24"/>
-          <w:szCs w:val="24"/>
-        </w:rPr>
-        <w:t xml:space="preserve">Independent Practice</w:t>
-      </w:r>
-    </w:p>
-    <w:p>
-      <w:pPr>
-        <w:spacing w:after="80"/>
-      </w:pPr>
-      <w:r>
-        <w:rPr>
-          <w:b/>
-          <w:bCs/>
-          <w:sz w:val="21"/>
-          <w:szCs w:val="21"/>
-        </w:rPr>
-        <w:t xml:space="preserve">1.  </w:t>
-      </w:r>
-      <w:r>
-        <w:rPr>
-          <w:sz w:val="21"/>
-          <w:szCs w:val="21"/>
-        </w:rPr>
-        <w:t xml:space="preserve">A)  3n = 21</w:t>
-      </w:r>
-      <w:r>
-        <w:rPr>
-          <w:i/>
-          <w:iCs/>
-          <w:color w:val="5F6F80"/>
-          <w:sz w:val="19"/>
-          <w:szCs w:val="19"/>
-        </w:rPr>
-        <w:t xml:space="preserve">  — 'Three times' means multiply by 3, so the equation is 3n = 21.</w:t>
-      </w:r>
-    </w:p>
-    <w:p>
-      <w:pPr>
-        <w:spacing w:after="80"/>
-      </w:pPr>
-      <w:r>
-        <w:rPr>
-          <w:b/>
-          <w:bCs/>
-          <w:sz w:val="21"/>
-          <w:szCs w:val="21"/>
-        </w:rPr>
-        <w:t xml:space="preserve">2.  </w:t>
-      </w:r>
-      <w:r>
-        <w:rPr>
-          <w:sz w:val="21"/>
-          <w:szCs w:val="21"/>
-        </w:rPr>
-        <w:t xml:space="preserve">A)  n / 4 = 8</w:t>
-      </w:r>
-      <w:r>
-        <w:rPr>
-          <w:i/>
-          <w:iCs/>
-          <w:color w:val="5F6F80"/>
-          <w:sz w:val="19"/>
-          <w:szCs w:val="19"/>
-        </w:rPr>
-        <w:t xml:space="preserve">  — 'Divided by 4' means division: n / 4 = 8.</w:t>
-      </w:r>
-    </w:p>
-    <w:p>
-      <w:pPr>
-        <w:spacing w:after="80"/>
-      </w:pPr>
-      <w:r>
-        <w:rPr>
-          <w:b/>
-          <w:bCs/>
-          <w:sz w:val="21"/>
-          <w:szCs w:val="21"/>
-        </w:rPr>
-        <w:t xml:space="preserve">3.  </w:t>
-      </w:r>
-      <w:r>
-        <w:rPr>
-          <w:sz w:val="21"/>
-          <w:szCs w:val="21"/>
-        </w:rPr>
-        <w:t xml:space="preserve">A)  f + 14 = 30</w:t>
-      </w:r>
-      <w:r>
-        <w:rPr>
-          <w:i/>
-          <w:iCs/>
-          <w:color w:val="5F6F80"/>
-          <w:sz w:val="19"/>
-          <w:szCs w:val="19"/>
-        </w:rPr>
-        <w:t xml:space="preserve">  — The detective's Monday fingerprints (f) plus 14 more equals 30: f + 14 = 30.</w:t>
-      </w:r>
-    </w:p>
-    <w:p>
-      <w:pPr>
-        <w:spacing w:after="80"/>
-      </w:pPr>
-      <w:r>
-        <w:rPr>
-          <w:b/>
-          <w:bCs/>
-          <w:sz w:val="21"/>
-          <w:szCs w:val="21"/>
-        </w:rPr>
-        <w:t xml:space="preserve">4.  </w:t>
-      </w:r>
-      <w:r>
-        <w:rPr>
-          <w:sz w:val="21"/>
-          <w:szCs w:val="21"/>
-        </w:rPr>
-        <w:t xml:space="preserve">A)  c + 6 = 19</w:t>
-      </w:r>
-      <w:r>
-        <w:rPr>
-          <w:i/>
-          <w:iCs/>
-          <w:color w:val="5F6F80"/>
-          <w:sz w:val="19"/>
-          <w:szCs w:val="19"/>
-        </w:rPr>
-        <w:t xml:space="preserve">  — 'Plus 6 more' means + 6 and 'equals 19' means = 19, so c + 6 = 19. Check: 13 + 6 = 19.</w:t>
-      </w:r>
-    </w:p>
-    <w:p>
-      <w:pPr>
-        <w:pStyle w:val="Heading2"/>
-        <w:spacing w:after="80" w:before="180"/>
-      </w:pPr>
-      <w:r>
-        <w:rPr>
-          <w:b/>
-          <w:bCs/>
-          <w:color w:val="12355B"/>
-          <w:sz w:val="24"/>
-          <w:szCs w:val="24"/>
-        </w:rPr>
-        <w:t xml:space="preserve">Exit Ticket</w:t>
-      </w:r>
-    </w:p>
-    <w:p>
-      <w:pPr>
-        <w:spacing w:after="80"/>
-      </w:pPr>
-      <w:r>
-        <w:rPr>
-          <w:sz w:val="21"/>
-          <w:szCs w:val="21"/>
-        </w:rPr>
-        <w:t xml:space="preserve">A)  n / 6 = 9</w:t>
-      </w:r>
-      <w:r>
-        <w:rPr>
-          <w:i/>
-          <w:iCs/>
-          <w:color w:val="5F6F80"/>
-          <w:sz w:val="19"/>
-          <w:szCs w:val="19"/>
-        </w:rPr>
-        <w:t xml:space="preserve">  — 'Divided by 6' means division: n / 6 = 9. Check: 54 / 6 = 9 ✓</w:t>
       </w:r>
     </w:p>
     <w:sectPr>

--- a/lessons/7-1/downloads/7-1-notes.docx
+++ b/lessons/7-1/downloads/7-1-notes.docx
@@ -14,7 +14,7 @@
           <w:sz w:val="18"/>
           <w:szCs w:val="18"/>
         </w:rPr>
-        <w:t xml:space="preserve">UNIT 7  ·  LESSON 1      STANDARD 6.EE.6</w:t>
+        <w:t xml:space="preserve">UNIT 7  ·  LESSON 1      STANDARD 6.AT.8</w:t>
       </w:r>
     </w:p>
     <w:p>
@@ -1075,7 +1075,7 @@
                           </pic:cNvPicPr>
                         </pic:nvPicPr>
                         <pic:blipFill>
-                          <a:blip r:embed="rId13" cstate="none"/>
+                          <a:blip r:embed="rId10" cstate="none"/>
                           <a:srcRect/>
                           <a:stretch>
                             <a:fillRect/>
@@ -2531,6 +2531,32 @@
     </w:p>
     <w:p>
       <w:pPr>
+        <w:pStyle w:val="Heading2"/>
+        <w:spacing w:after="80" w:before="180"/>
+      </w:pPr>
+      <w:r>
+        <w:rPr>
+          <w:b/>
+          <w:bCs/>
+          <w:color w:val="12355B"/>
+          <w:sz w:val="24"/>
+          <w:szCs w:val="24"/>
+        </w:rPr>
+        <w:t xml:space="preserve">Level 1 Support</w:t>
+      </w:r>
+      <w:r>
+        <w:rPr>
+          <w:i/>
+          <w:iCs/>
+          <w:color w:val="1FA6A2"/>
+          <w:sz w:val="19"/>
+          <w:szCs w:val="19"/>
+        </w:rPr>
+        <w:t xml:space="preserve">   extra scaffolding</w:t>
+      </w:r>
+    </w:p>
+    <w:p>
+      <w:pPr>
         <w:keepNext/>
         <w:spacing w:after="60" w:before="160"/>
       </w:pPr>
@@ -2791,6 +2817,32 @@
     </w:tbl>
     <w:p>
       <w:pPr>
+        <w:pStyle w:val="Heading2"/>
+        <w:spacing w:after="80" w:before="180"/>
+      </w:pPr>
+      <w:r>
+        <w:rPr>
+          <w:b/>
+          <w:bCs/>
+          <w:color w:val="12355B"/>
+          <w:sz w:val="24"/>
+          <w:szCs w:val="24"/>
+        </w:rPr>
+        <w:t xml:space="preserve">On Level</w:t>
+      </w:r>
+      <w:r>
+        <w:rPr>
+          <w:i/>
+          <w:iCs/>
+          <w:color w:val="12355B"/>
+          <w:sz w:val="19"/>
+          <w:szCs w:val="19"/>
+        </w:rPr>
+        <w:t xml:space="preserve">   grade-level practice</w:t>
+      </w:r>
+    </w:p>
+    <w:p>
+      <w:pPr>
         <w:keepNext/>
         <w:spacing w:after="60" w:before="160"/>
       </w:pPr>
@@ -2864,136 +2916,6 @@
           <w:szCs w:val="20"/>
         </w:rPr>
         <w:t xml:space="preserve">D)  f / 14 = 30</w:t>
-      </w:r>
-    </w:p>
-    <w:p>
-      <w:pPr>
-        <w:spacing w:after="20"/>
-      </w:pPr>
-      <w:r>
-        <w:t xml:space="preserve"/>
-      </w:r>
-    </w:p>
-    <w:tbl>
-      <w:tblPr>
-        <w:tblW w:type="pct" w:w="100%"/>
-        <w:tblBorders>
-          <w:top w:val="single" w:color="C7D2DD" w:sz="6"/>
-          <w:left w:val="single" w:color="C7D2DD" w:sz="6"/>
-          <w:bottom w:val="single" w:color="C7D2DD" w:sz="6"/>
-          <w:right w:val="single" w:color="C7D2DD" w:sz="6"/>
-          <w:insideH w:val="single" w:color="auto" w:sz="4"/>
-          <w:insideV w:val="single" w:color="auto" w:sz="4"/>
-        </w:tblBorders>
-      </w:tblPr>
-      <w:tblGrid>
-        <w:gridCol w:w="100"/>
-      </w:tblGrid>
-      <w:tr>
-        <w:tc>
-          <w:tcPr>
-            <w:shd w:fill="FBF3E2" w:color="auto" w:val="clear"/>
-            <w:tcMar>
-              <w:top w:type="dxa" w:w="60"/>
-              <w:left w:type="dxa" w:w="120"/>
-              <w:bottom w:type="dxa" w:w="60"/>
-              <w:right w:type="dxa" w:w="120"/>
-            </w:tcMar>
-          </w:tcPr>
-          <w:p>
-            <w:pPr>
-              <w:spacing w:after="0" w:line="320"/>
-            </w:pPr>
-            <w:r>
-              <w:t xml:space="preserve"/>
-            </w:r>
-          </w:p>
-          <w:p>
-            <w:pPr>
-              <w:spacing w:after="0" w:line="320"/>
-            </w:pPr>
-            <w:r>
-              <w:t xml:space="preserve"/>
-            </w:r>
-          </w:p>
-        </w:tc>
-      </w:tr>
-    </w:tbl>
-    <w:p>
-      <w:pPr>
-        <w:keepNext/>
-        <w:spacing w:after="60" w:before="160"/>
-      </w:pPr>
-      <w:r>
-        <w:rPr>
-          <w:b/>
-          <w:bCs/>
-          <w:color w:val="12355B"/>
-          <w:sz w:val="22"/>
-          <w:szCs w:val="22"/>
-        </w:rPr>
-        <w:t xml:space="preserve">4.  </w:t>
-      </w:r>
-      <w:r>
-        <w:rPr>
-          <w:b/>
-          <w:bCs/>
-          <w:sz w:val="21"/>
-          <w:szCs w:val="21"/>
-        </w:rPr>
-        <w:t xml:space="preserve">A witness statement reads: 'A number c of security cameras plus 6 more equals 19.' Which equation matches?</w:t>
-      </w:r>
-    </w:p>
-    <w:p>
-      <w:pPr>
-        <w:spacing w:after="40"/>
-        <w:ind w:left="420"/>
-      </w:pPr>
-      <w:r>
-        <w:rPr>
-          <w:sz w:val="20"/>
-          <w:szCs w:val="20"/>
-        </w:rPr>
-        <w:t xml:space="preserve">A)  c + 6 = 19</w:t>
-      </w:r>
-    </w:p>
-    <w:p>
-      <w:pPr>
-        <w:spacing w:after="40"/>
-        <w:ind w:left="420"/>
-      </w:pPr>
-      <w:r>
-        <w:rPr>
-          <w:sz w:val="20"/>
-          <w:szCs w:val="20"/>
-        </w:rPr>
-        <w:t xml:space="preserve">B)  6c = 19</w:t>
-      </w:r>
-    </w:p>
-    <w:p>
-      <w:pPr>
-        <w:spacing w:after="40"/>
-        <w:ind w:left="420"/>
-      </w:pPr>
-      <w:r>
-        <w:rPr>
-          <w:sz w:val="20"/>
-          <w:szCs w:val="20"/>
-        </w:rPr>
-        <w:t xml:space="preserve">C)  c − 6 = 19</w:t>
-      </w:r>
-    </w:p>
-    <w:p>
-      <w:pPr>
-        <w:spacing w:after="40"/>
-        <w:ind w:left="420"/>
-      </w:pPr>
-      <w:r>
-        <w:rPr>
-          <w:sz w:val="20"/>
-          <w:szCs w:val="20"/>
-        </w:rPr>
-        <w:t xml:space="preserve">D)  c / 6 = 19</w:t>
       </w:r>
     </w:p>
     <w:p>

--- a/lessons/7-1/downloads/7-1-notes.docx
+++ b/lessons/7-1/downloads/7-1-notes.docx
@@ -1404,6 +1404,1302 @@
           <w:szCs w:val="22"/>
         </w:rPr>
         <w:t xml:space="preserve">The value you are trying to find in an equation is the ___.</w:t>
+      </w:r>
+    </w:p>
+    <w:p>
+      <w:pPr>
+        <w:pStyle w:val="Heading1"/>
+        <w:pageBreakBefore/>
+        <w:pBdr>
+          <w:bottom w:val="single" w:color="1FA6A2" w:sz="14" w:space="6"/>
+        </w:pBdr>
+        <w:spacing w:after="140" w:before="0"/>
+      </w:pPr>
+      <w:r>
+        <w:rPr>
+          <w:b/>
+          <w:bCs/>
+          <w:color w:val="12355B"/>
+          <w:sz w:val="30"/>
+          <w:szCs w:val="30"/>
+        </w:rPr>
+        <w:t xml:space="preserve">Write About the Math</w:t>
+      </w:r>
+    </w:p>
+    <w:p>
+      <w:pPr>
+        <w:spacing w:after="100"/>
+      </w:pPr>
+      <w:r>
+        <w:rPr>
+          <w:i/>
+          <w:iCs/>
+          <w:color w:val="5F6F80"/>
+          <w:sz w:val="19"/>
+          <w:szCs w:val="19"/>
+        </w:rPr>
+        <w:t xml:space="preserve">Use the support level you need. Every level answers the same math question.</w:t>
+      </w:r>
+    </w:p>
+    <w:p>
+      <w:pPr>
+        <w:pStyle w:val="Heading2"/>
+        <w:spacing w:after="80" w:before="180"/>
+      </w:pPr>
+      <w:r>
+        <w:rPr>
+          <w:b/>
+          <w:bCs/>
+          <w:color w:val="12355B"/>
+          <w:sz w:val="24"/>
+          <w:szCs w:val="24"/>
+        </w:rPr>
+        <w:t xml:space="preserve">1. Understand the Question</w:t>
+      </w:r>
+      <w:r>
+        <w:rPr>
+          <w:i/>
+          <w:iCs/>
+          <w:color w:val="B97A12"/>
+          <w:sz w:val="19"/>
+          <w:szCs w:val="19"/>
+        </w:rPr>
+        <w:t xml:space="preserve">   explain</w:t>
+      </w:r>
+    </w:p>
+    <w:tbl>
+      <w:tblPr>
+        <w:tblW w:type="pct" w:w="100%"/>
+        <w:tblBorders>
+          <w:top w:val="single" w:color="1FA6A2" w:sz="8"/>
+          <w:left w:val="single" w:color="1FA6A2" w:sz="8"/>
+          <w:bottom w:val="single" w:color="1FA6A2" w:sz="8"/>
+          <w:right w:val="single" w:color="1FA6A2" w:sz="8"/>
+          <w:insideH w:val="single" w:color="auto" w:sz="4"/>
+          <w:insideV w:val="single" w:color="auto" w:sz="4"/>
+        </w:tblBorders>
+      </w:tblPr>
+      <w:tblGrid>
+        <w:gridCol w:w="100"/>
+      </w:tblGrid>
+      <w:tr>
+        <w:tc>
+          <w:tcPr>
+            <w:shd w:fill="E6F4F3" w:color="auto" w:val="clear"/>
+            <w:tcMar>
+              <w:top w:type="dxa" w:w="120"/>
+              <w:left w:type="dxa" w:w="180"/>
+              <w:bottom w:type="dxa" w:w="120"/>
+              <w:right w:type="dxa" w:w="180"/>
+            </w:tcMar>
+          </w:tcPr>
+          <w:p>
+            <w:pPr>
+              <w:spacing w:after="60"/>
+            </w:pPr>
+            <w:r>
+              <w:rPr>
+                <w:color w:val="1A2733"/>
+                <w:sz w:val="21"/>
+                <w:szCs w:val="21"/>
+              </w:rPr>
+              <w:t xml:space="preserve">On the balance scale you put n + 8 on one side and 20 on the other. How did you decide what belongs on each side of the equal sign?</w:t>
+            </w:r>
+          </w:p>
+          <w:p>
+            <w:pPr>
+              <w:spacing w:after="0"/>
+            </w:pPr>
+            <w:r>
+              <w:rPr>
+                <w:b/>
+                <w:bCs/>
+                <w:color w:val="12355B"/>
+                <w:sz w:val="20"/>
+                <w:szCs w:val="20"/>
+              </w:rPr>
+              <w:t xml:space="preserve">Your job:  </w:t>
+            </w:r>
+            <w:r>
+              <w:rPr>
+                <w:sz w:val="20"/>
+                <w:szCs w:val="20"/>
+              </w:rPr>
+              <w:t xml:space="preserve">Answer the question. Use math evidence. Explain how the evidence proves your answer.</w:t>
+            </w:r>
+            <w:r>
+              <w:rPr>
+                <w:i/>
+                <w:iCs/>
+                <w:color w:val="5F6F80"/>
+                <w:sz w:val="18"/>
+                <w:szCs w:val="18"/>
+              </w:rPr>
+              <w:br/>
+              <w:t xml:space="preserve">Responde la pregunta. Usa evidencia matemática. Explica cómo la evidencia demuestra tu respuesta.</w:t>
+            </w:r>
+          </w:p>
+        </w:tc>
+      </w:tr>
+    </w:tbl>
+    <w:p>
+      <w:pPr>
+        <w:pStyle w:val="Heading2"/>
+        <w:spacing w:after="80" w:before="180"/>
+      </w:pPr>
+      <w:r>
+        <w:rPr>
+          <w:b/>
+          <w:bCs/>
+          <w:color w:val="12355B"/>
+          <w:sz w:val="24"/>
+          <w:szCs w:val="24"/>
+        </w:rPr>
+        <w:t xml:space="preserve">2. Plan Your Math Words</w:t>
+      </w:r>
+      <w:r>
+        <w:rPr>
+          <w:i/>
+          <w:iCs/>
+          <w:color w:val="1FA6A2"/>
+          <w:sz w:val="19"/>
+          <w:szCs w:val="19"/>
+        </w:rPr>
+        <w:t xml:space="preserve">   check at least two</w:t>
+      </w:r>
+    </w:p>
+    <w:p>
+      <w:pPr>
+        <w:spacing w:after="60"/>
+      </w:pPr>
+      <w:r>
+        <w:rPr>
+          <w:b/>
+          <w:bCs/>
+          <w:color w:val="1FA6A2"/>
+          <w:sz w:val="22"/>
+          <w:szCs w:val="22"/>
+        </w:rPr>
+        <w:t xml:space="preserve">☐  </w:t>
+      </w:r>
+      <w:r>
+        <w:rPr>
+          <w:b/>
+          <w:bCs/>
+          <w:color w:val="12355B"/>
+          <w:sz w:val="20"/>
+          <w:szCs w:val="20"/>
+        </w:rPr>
+        <w:t xml:space="preserve">Equation — </w:t>
+      </w:r>
+      <w:r>
+        <w:rPr>
+          <w:sz w:val="20"/>
+          <w:szCs w:val="20"/>
+        </w:rPr>
+        <w:t xml:space="preserve">A math sentence with an equal sign showing both sides are the same.</w:t>
+      </w:r>
+      <w:r>
+        <w:rPr>
+          <w:i/>
+          <w:iCs/>
+          <w:color w:val="5F6F80"/>
+          <w:sz w:val="18"/>
+          <w:szCs w:val="18"/>
+        </w:rPr>
+        <w:br/>
+        <w:t xml:space="preserve">Ecuación — Una oración matemática con un signo igual que muestra que ambos lados son iguales.</w:t>
+      </w:r>
+    </w:p>
+    <w:p>
+      <w:pPr>
+        <w:spacing w:after="60"/>
+      </w:pPr>
+      <w:r>
+        <w:rPr>
+          <w:b/>
+          <w:bCs/>
+          <w:color w:val="1FA6A2"/>
+          <w:sz w:val="22"/>
+          <w:szCs w:val="22"/>
+        </w:rPr>
+        <w:t xml:space="preserve">☐  </w:t>
+      </w:r>
+      <w:r>
+        <w:rPr>
+          <w:b/>
+          <w:bCs/>
+          <w:color w:val="12355B"/>
+          <w:sz w:val="20"/>
+          <w:szCs w:val="20"/>
+        </w:rPr>
+        <w:t xml:space="preserve">Variable — </w:t>
+      </w:r>
+      <w:r>
+        <w:rPr>
+          <w:sz w:val="20"/>
+          <w:szCs w:val="20"/>
+        </w:rPr>
+        <w:t xml:space="preserve">A letter that stands for an unknown number.</w:t>
+      </w:r>
+      <w:r>
+        <w:rPr>
+          <w:i/>
+          <w:iCs/>
+          <w:color w:val="5F6F80"/>
+          <w:sz w:val="18"/>
+          <w:szCs w:val="18"/>
+        </w:rPr>
+        <w:br/>
+        <w:t xml:space="preserve">Variable — Una letra que representa un número desconocido.</w:t>
+      </w:r>
+    </w:p>
+    <w:p>
+      <w:pPr>
+        <w:spacing w:after="60"/>
+      </w:pPr>
+      <w:r>
+        <w:rPr>
+          <w:b/>
+          <w:bCs/>
+          <w:color w:val="1FA6A2"/>
+          <w:sz w:val="22"/>
+          <w:szCs w:val="22"/>
+        </w:rPr>
+        <w:t xml:space="preserve">☐  </w:t>
+      </w:r>
+      <w:r>
+        <w:rPr>
+          <w:b/>
+          <w:bCs/>
+          <w:color w:val="12355B"/>
+          <w:sz w:val="20"/>
+          <w:szCs w:val="20"/>
+        </w:rPr>
+        <w:t xml:space="preserve">Equal sign — </w:t>
+      </w:r>
+      <w:r>
+        <w:rPr>
+          <w:sz w:val="20"/>
+          <w:szCs w:val="20"/>
+        </w:rPr>
+        <w:t xml:space="preserve">The = sign, showing both sides are the same.</w:t>
+      </w:r>
+      <w:r>
+        <w:rPr>
+          <w:i/>
+          <w:iCs/>
+          <w:color w:val="5F6F80"/>
+          <w:sz w:val="18"/>
+          <w:szCs w:val="18"/>
+        </w:rPr>
+        <w:br/>
+        <w:t xml:space="preserve">Signo igual — El signo =, que muestra que ambos lados son iguales.</w:t>
+      </w:r>
+    </w:p>
+    <w:p>
+      <w:pPr>
+        <w:spacing w:after="60"/>
+      </w:pPr>
+      <w:r>
+        <w:rPr>
+          <w:b/>
+          <w:bCs/>
+          <w:color w:val="1FA6A2"/>
+          <w:sz w:val="22"/>
+          <w:szCs w:val="22"/>
+        </w:rPr>
+        <w:t xml:space="preserve">☐  </w:t>
+      </w:r>
+      <w:r>
+        <w:rPr>
+          <w:b/>
+          <w:bCs/>
+          <w:color w:val="12355B"/>
+          <w:sz w:val="20"/>
+          <w:szCs w:val="20"/>
+        </w:rPr>
+        <w:t xml:space="preserve">Expression — </w:t>
+      </w:r>
+      <w:r>
+        <w:rPr>
+          <w:sz w:val="20"/>
+          <w:szCs w:val="20"/>
+        </w:rPr>
+        <w:t xml:space="preserve">A math phrase with numbers and letters, but no equal sign.</w:t>
+      </w:r>
+      <w:r>
+        <w:rPr>
+          <w:i/>
+          <w:iCs/>
+          <w:color w:val="5F6F80"/>
+          <w:sz w:val="18"/>
+          <w:szCs w:val="18"/>
+        </w:rPr>
+        <w:br/>
+        <w:t xml:space="preserve">Expresión — Una frase matemática con números y letras, pero sin signo igual.</w:t>
+      </w:r>
+    </w:p>
+    <w:p>
+      <w:pPr>
+        <w:spacing w:after="60"/>
+      </w:pPr>
+      <w:r>
+        <w:rPr>
+          <w:b/>
+          <w:bCs/>
+          <w:color w:val="1FA6A2"/>
+          <w:sz w:val="22"/>
+          <w:szCs w:val="22"/>
+        </w:rPr>
+        <w:t xml:space="preserve">☐  </w:t>
+      </w:r>
+      <w:r>
+        <w:rPr>
+          <w:b/>
+          <w:bCs/>
+          <w:color w:val="12355B"/>
+          <w:sz w:val="20"/>
+          <w:szCs w:val="20"/>
+        </w:rPr>
+        <w:t xml:space="preserve">Constant — </w:t>
+      </w:r>
+      <w:r>
+        <w:rPr>
+          <w:sz w:val="20"/>
+          <w:szCs w:val="20"/>
+        </w:rPr>
+        <w:t xml:space="preserve">A fixed number in an expression or equation that does not change.</w:t>
+      </w:r>
+      <w:r>
+        <w:rPr>
+          <w:i/>
+          <w:iCs/>
+          <w:color w:val="5F6F80"/>
+          <w:sz w:val="18"/>
+          <w:szCs w:val="18"/>
+        </w:rPr>
+        <w:br/>
+        <w:t xml:space="preserve">Constante — Un número fijo en una expresión o ecuación que no cambia.</w:t>
+      </w:r>
+    </w:p>
+    <w:tbl>
+      <w:tblPr>
+        <w:tblW w:type="pct" w:w="100%"/>
+        <w:tblBorders>
+          <w:top w:val="single" w:color="1FA6A2" w:sz="8"/>
+          <w:left w:val="single" w:color="1FA6A2" w:sz="8"/>
+          <w:bottom w:val="single" w:color="1FA6A2" w:sz="8"/>
+          <w:right w:val="single" w:color="1FA6A2" w:sz="8"/>
+          <w:insideH w:val="single" w:color="auto" w:sz="4"/>
+          <w:insideV w:val="single" w:color="auto" w:sz="4"/>
+        </w:tblBorders>
+      </w:tblPr>
+      <w:tblGrid>
+        <w:gridCol w:w="100"/>
+      </w:tblGrid>
+      <w:tr>
+        <w:tc>
+          <w:tcPr>
+            <w:shd w:fill="F7FFFD" w:color="auto" w:val="clear"/>
+            <w:tcMar>
+              <w:top w:type="dxa" w:w="120"/>
+              <w:left w:type="dxa" w:w="180"/>
+              <w:bottom w:type="dxa" w:w="120"/>
+              <w:right w:type="dxa" w:w="180"/>
+            </w:tcMar>
+          </w:tcPr>
+          <w:p>
+            <w:pPr>
+              <w:spacing w:after="50"/>
+            </w:pPr>
+            <w:r>
+              <w:rPr>
+                <w:b/>
+                <w:bCs/>
+                <w:color w:val="1FA6A2"/>
+                <w:sz w:val="20"/>
+                <w:szCs w:val="20"/>
+              </w:rPr>
+              <w:t xml:space="preserve">Say it first:  </w:t>
+            </w:r>
+            <w:r>
+              <w:rPr>
+                <w:sz w:val="20"/>
+                <w:szCs w:val="20"/>
+              </w:rPr>
+              <w:t xml:space="preserve">Say your idea to a partner or quietly to yourself before you write.</w:t>
+            </w:r>
+          </w:p>
+          <w:p>
+            <w:pPr>
+              <w:spacing w:after="60"/>
+            </w:pPr>
+            <w:r>
+              <w:rPr>
+                <w:color w:val="1A2733"/>
+                <w:sz w:val="21"/>
+                <w:szCs w:val="21"/>
+              </w:rPr>
+              <w:t xml:space="preserve">I put ___ on the left side because ___.</w:t>
+            </w:r>
+            <w:r>
+              <w:rPr>
+                <w:i/>
+                <w:iCs/>
+                <w:color w:val="5F6F80"/>
+                <w:sz w:val="19"/>
+                <w:szCs w:val="19"/>
+              </w:rPr>
+              <w:br/>
+              <w:t xml:space="preserve">Puse ___ en el lado izquierdo porque ___.</w:t>
+            </w:r>
+          </w:p>
+        </w:tc>
+      </w:tr>
+    </w:tbl>
+    <w:p>
+      <w:pPr>
+        <w:pStyle w:val="Heading2"/>
+        <w:spacing w:after="80" w:before="180"/>
+      </w:pPr>
+      <w:r>
+        <w:rPr>
+          <w:b/>
+          <w:bCs/>
+          <w:color w:val="12355B"/>
+          <w:sz w:val="24"/>
+          <w:szCs w:val="24"/>
+        </w:rPr>
+        <w:t xml:space="preserve">3. Build Your Explanation</w:t>
+      </w:r>
+      <w:r>
+        <w:rPr>
+          <w:i/>
+          <w:iCs/>
+          <w:color w:val="B97A12"/>
+          <w:sz w:val="19"/>
+          <w:szCs w:val="19"/>
+        </w:rPr>
+        <w:t xml:space="preserve">   choose your support</w:t>
+      </w:r>
+    </w:p>
+    <w:tbl>
+      <w:tblPr>
+        <w:tblW w:type="pct" w:w="100%"/>
+        <w:tblBorders>
+          <w:top w:val="single" w:color="BBD0DE" w:sz="8"/>
+          <w:left w:val="single" w:color="BBD0DE" w:sz="8"/>
+          <w:bottom w:val="single" w:color="BBD0DE" w:sz="8"/>
+          <w:right w:val="single" w:color="BBD0DE" w:sz="8"/>
+          <w:insideH w:val="single" w:color="auto" w:sz="4"/>
+          <w:insideV w:val="single" w:color="auto" w:sz="4"/>
+        </w:tblBorders>
+      </w:tblPr>
+      <w:tblGrid>
+        <w:gridCol w:w="100"/>
+      </w:tblGrid>
+      <w:tr>
+        <w:tc>
+          <w:tcPr>
+            <w:shd w:fill="EEF4F8" w:color="auto" w:val="clear"/>
+            <w:tcMar>
+              <w:top w:type="dxa" w:w="120"/>
+              <w:left w:type="dxa" w:w="180"/>
+              <w:bottom w:type="dxa" w:w="120"/>
+              <w:right w:type="dxa" w:w="180"/>
+            </w:tcMar>
+          </w:tcPr>
+          <w:p>
+            <w:pPr>
+              <w:spacing w:after="50"/>
+            </w:pPr>
+            <w:r>
+              <w:rPr>
+                <w:i/>
+                <w:iCs/>
+                <w:color w:val="5F6F80"/>
+                <w:sz w:val="19"/>
+                <w:szCs w:val="19"/>
+              </w:rPr>
+              <w:t xml:space="preserve">This model shows the parts of an explanation. It does not answer your writing question.</w:t>
+            </w:r>
+          </w:p>
+          <w:p>
+            <w:pPr>
+              <w:spacing w:after="80"/>
+            </w:pPr>
+            <w:r>
+              <w:rPr>
+                <w:b/>
+                <w:bCs/>
+                <w:color w:val="12355B"/>
+                <w:sz w:val="19"/>
+                <w:szCs w:val="19"/>
+              </w:rPr>
+              <w:t xml:space="preserve">Claim:  </w:t>
+            </w:r>
+            <w:r>
+              <w:rPr>
+                <w:sz w:val="19"/>
+                <w:szCs w:val="19"/>
+              </w:rPr>
+              <w:t xml:space="preserve">I let a variable stand for the unknown number of gems.</w:t>
+            </w:r>
+          </w:p>
+          <w:p>
+            <w:pPr>
+              <w:spacing w:after="80"/>
+            </w:pPr>
+            <w:r>
+              <w:rPr>
+                <w:b/>
+                <w:bCs/>
+                <w:color w:val="12355B"/>
+                <w:sz w:val="19"/>
+                <w:szCs w:val="19"/>
+              </w:rPr>
+              <w:t xml:space="preserve">Evidence:  </w:t>
+            </w:r>
+            <w:r>
+              <w:rPr>
+                <w:sz w:val="19"/>
+                <w:szCs w:val="19"/>
+              </w:rPr>
+              <w:t xml:space="preserve">Students choose a variable (such as n) for the unknown gems, build n + 8 = 20, and connect 'plus 8 more' to + 8 and 'equals 20 total' to = 20.</w:t>
+            </w:r>
+          </w:p>
+          <w:p>
+            <w:pPr>
+              <w:spacing w:after="80"/>
+            </w:pPr>
+            <w:r>
+              <w:rPr>
+                <w:b/>
+                <w:bCs/>
+                <w:color w:val="12355B"/>
+                <w:sz w:val="19"/>
+                <w:szCs w:val="19"/>
+              </w:rPr>
+              <w:t xml:space="preserve">Reasoning:  </w:t>
+            </w:r>
+            <w:r>
+              <w:rPr>
+                <w:sz w:val="19"/>
+                <w:szCs w:val="19"/>
+              </w:rPr>
+              <w:t xml:space="preserve">This evidence connects the definition of equation to the mathematical claim.</w:t>
+            </w:r>
+          </w:p>
+        </w:tc>
+      </w:tr>
+    </w:tbl>
+    <w:p>
+      <w:pPr>
+        <w:pStyle w:val="Heading2"/>
+        <w:spacing w:after="80" w:before="180"/>
+      </w:pPr>
+      <w:r>
+        <w:rPr>
+          <w:b/>
+          <w:bCs/>
+          <w:color w:val="12355B"/>
+          <w:sz w:val="24"/>
+          <w:szCs w:val="24"/>
+        </w:rPr>
+        <w:t xml:space="preserve">Start</w:t>
+      </w:r>
+      <w:r>
+        <w:rPr>
+          <w:i/>
+          <w:iCs/>
+          <w:color w:val="1FA6A2"/>
+          <w:sz w:val="19"/>
+          <w:szCs w:val="19"/>
+        </w:rPr>
+        <w:t xml:space="preserve">   Most language support</w:t>
+      </w:r>
+    </w:p>
+    <w:p>
+      <w:pPr>
+        <w:spacing w:after="60"/>
+      </w:pPr>
+      <w:r>
+        <w:rPr>
+          <w:color w:val="1A2733"/>
+          <w:sz w:val="21"/>
+          <w:szCs w:val="21"/>
+        </w:rPr>
+        <w:t xml:space="preserve">Complete the frames. Use the word bank.</w:t>
+      </w:r>
+      <w:r>
+        <w:rPr>
+          <w:i/>
+          <w:iCs/>
+          <w:color w:val="5F6F80"/>
+          <w:sz w:val="19"/>
+          <w:szCs w:val="19"/>
+        </w:rPr>
+        <w:br/>
+        <w:t xml:space="preserve">Completa las oraciones. Usa el banco de palabras.</w:t>
+      </w:r>
+    </w:p>
+    <w:p>
+      <w:pPr>
+        <w:spacing w:after="60"/>
+      </w:pPr>
+      <w:r>
+        <w:rPr>
+          <w:color w:val="1A2733"/>
+          <w:sz w:val="21"/>
+          <w:szCs w:val="21"/>
+        </w:rPr>
+        <w:t xml:space="preserve">I put ___ on the left side because ___.</w:t>
+      </w:r>
+      <w:r>
+        <w:rPr>
+          <w:i/>
+          <w:iCs/>
+          <w:color w:val="5F6F80"/>
+          <w:sz w:val="19"/>
+          <w:szCs w:val="19"/>
+        </w:rPr>
+        <w:br/>
+        <w:t xml:space="preserve">Puse ___ en el lado izquierdo porque ___.</w:t>
+      </w:r>
+    </w:p>
+    <w:p>
+      <w:pPr>
+        <w:spacing w:after="60"/>
+      </w:pPr>
+      <w:r>
+        <w:rPr>
+          <w:color w:val="1A2733"/>
+          <w:sz w:val="21"/>
+          <w:szCs w:val="21"/>
+        </w:rPr>
+        <w:t xml:space="preserve">The equal sign means both sides are ___.</w:t>
+      </w:r>
+      <w:r>
+        <w:rPr>
+          <w:i/>
+          <w:iCs/>
+          <w:color w:val="5F6F80"/>
+          <w:sz w:val="19"/>
+          <w:szCs w:val="19"/>
+        </w:rPr>
+        <w:br/>
+        <w:t xml:space="preserve">El signo igual significa que ambos lados son ___.</w:t>
+      </w:r>
+    </w:p>
+    <w:tbl>
+      <w:tblPr>
+        <w:tblW w:type="pct" w:w="100%"/>
+        <w:tblBorders>
+          <w:top w:val="single" w:color="C7D2DD" w:sz="6"/>
+          <w:left w:val="single" w:color="C7D2DD" w:sz="6"/>
+          <w:bottom w:val="single" w:color="C7D2DD" w:sz="6"/>
+          <w:right w:val="single" w:color="C7D2DD" w:sz="6"/>
+          <w:insideH w:val="single" w:color="auto" w:sz="4"/>
+          <w:insideV w:val="single" w:color="auto" w:sz="4"/>
+        </w:tblBorders>
+      </w:tblPr>
+      <w:tblGrid>
+        <w:gridCol w:w="100"/>
+      </w:tblGrid>
+      <w:tr>
+        <w:tc>
+          <w:tcPr>
+            <w:shd w:fill="FBF3E2" w:color="auto" w:val="clear"/>
+            <w:tcMar>
+              <w:top w:type="dxa" w:w="60"/>
+              <w:left w:type="dxa" w:w="120"/>
+              <w:bottom w:type="dxa" w:w="60"/>
+              <w:right w:type="dxa" w:w="120"/>
+            </w:tcMar>
+          </w:tcPr>
+          <w:p>
+            <w:pPr>
+              <w:spacing w:after="0" w:line="320"/>
+            </w:pPr>
+            <w:r>
+              <w:t xml:space="preserve"/>
+            </w:r>
+          </w:p>
+          <w:p>
+            <w:pPr>
+              <w:spacing w:after="0" w:line="320"/>
+            </w:pPr>
+            <w:r>
+              <w:t xml:space="preserve"/>
+            </w:r>
+          </w:p>
+          <w:p>
+            <w:pPr>
+              <w:spacing w:after="0" w:line="320"/>
+            </w:pPr>
+            <w:r>
+              <w:t xml:space="preserve"/>
+            </w:r>
+          </w:p>
+        </w:tc>
+      </w:tr>
+    </w:tbl>
+    <w:p>
+      <w:pPr>
+        <w:pStyle w:val="Heading2"/>
+        <w:spacing w:after="80" w:before="180"/>
+      </w:pPr>
+      <w:r>
+        <w:rPr>
+          <w:b/>
+          <w:bCs/>
+          <w:color w:val="12355B"/>
+          <w:sz w:val="24"/>
+          <w:szCs w:val="24"/>
+        </w:rPr>
+        <w:t xml:space="preserve">Build</w:t>
+      </w:r>
+      <w:r>
+        <w:rPr>
+          <w:i/>
+          <w:iCs/>
+          <w:color w:val="B97A12"/>
+          <w:sz w:val="19"/>
+          <w:szCs w:val="19"/>
+        </w:rPr>
+        <w:t xml:space="preserve">   Some language support</w:t>
+      </w:r>
+    </w:p>
+    <w:p>
+      <w:pPr>
+        <w:spacing w:after="60"/>
+      </w:pPr>
+      <w:r>
+        <w:rPr>
+          <w:color w:val="1A2733"/>
+          <w:sz w:val="21"/>
+          <w:szCs w:val="21"/>
+        </w:rPr>
+        <w:t xml:space="preserve">Write two connected sentences. Use because, so, or but.</w:t>
+      </w:r>
+      <w:r>
+        <w:rPr>
+          <w:i/>
+          <w:iCs/>
+          <w:color w:val="5F6F80"/>
+          <w:sz w:val="19"/>
+          <w:szCs w:val="19"/>
+        </w:rPr>
+        <w:br/>
+        <w:t xml:space="preserve">Escribe dos oraciones conectadas. Usa porque, entonces o pero.</w:t>
+      </w:r>
+    </w:p>
+    <w:p>
+      <w:pPr>
+        <w:spacing w:after="60"/>
+      </w:pPr>
+      <w:r>
+        <w:rPr>
+          <w:color w:val="1A2733"/>
+          <w:sz w:val="21"/>
+          <w:szCs w:val="21"/>
+        </w:rPr>
+        <w:t xml:space="preserve">My claim is ___.</w:t>
+      </w:r>
+      <w:r>
+        <w:rPr>
+          <w:i/>
+          <w:iCs/>
+          <w:color w:val="5F6F80"/>
+          <w:sz w:val="19"/>
+          <w:szCs w:val="19"/>
+        </w:rPr>
+        <w:br/>
+        <w:t xml:space="preserve">Mi afirmación es ___.</w:t>
+      </w:r>
+    </w:p>
+    <w:p>
+      <w:pPr>
+        <w:spacing w:after="60"/>
+      </w:pPr>
+      <w:r>
+        <w:rPr>
+          <w:color w:val="1A2733"/>
+          <w:sz w:val="21"/>
+          <w:szCs w:val="21"/>
+        </w:rPr>
+        <w:t xml:space="preserve">I know because ___.</w:t>
+      </w:r>
+      <w:r>
+        <w:rPr>
+          <w:i/>
+          <w:iCs/>
+          <w:color w:val="5F6F80"/>
+          <w:sz w:val="19"/>
+          <w:szCs w:val="19"/>
+        </w:rPr>
+        <w:br/>
+        <w:t xml:space="preserve">Lo sé porque ___.</w:t>
+      </w:r>
+    </w:p>
+    <w:p>
+      <w:pPr>
+        <w:spacing w:after="60"/>
+      </w:pPr>
+      <w:r>
+        <w:rPr>
+          <w:color w:val="1A2733"/>
+          <w:sz w:val="21"/>
+          <w:szCs w:val="21"/>
+        </w:rPr>
+        <w:t xml:space="preserve">So ___.</w:t>
+      </w:r>
+      <w:r>
+        <w:rPr>
+          <w:i/>
+          <w:iCs/>
+          <w:color w:val="5F6F80"/>
+          <w:sz w:val="19"/>
+          <w:szCs w:val="19"/>
+        </w:rPr>
+        <w:br/>
+        <w:t xml:space="preserve">Entonces ___.</w:t>
+      </w:r>
+    </w:p>
+    <w:tbl>
+      <w:tblPr>
+        <w:tblW w:type="pct" w:w="100%"/>
+        <w:tblBorders>
+          <w:top w:val="single" w:color="C7D2DD" w:sz="6"/>
+          <w:left w:val="single" w:color="C7D2DD" w:sz="6"/>
+          <w:bottom w:val="single" w:color="C7D2DD" w:sz="6"/>
+          <w:right w:val="single" w:color="C7D2DD" w:sz="6"/>
+          <w:insideH w:val="single" w:color="auto" w:sz="4"/>
+          <w:insideV w:val="single" w:color="auto" w:sz="4"/>
+        </w:tblBorders>
+      </w:tblPr>
+      <w:tblGrid>
+        <w:gridCol w:w="100"/>
+      </w:tblGrid>
+      <w:tr>
+        <w:tc>
+          <w:tcPr>
+            <w:shd w:fill="FBF3E2" w:color="auto" w:val="clear"/>
+            <w:tcMar>
+              <w:top w:type="dxa" w:w="60"/>
+              <w:left w:type="dxa" w:w="120"/>
+              <w:bottom w:type="dxa" w:w="60"/>
+              <w:right w:type="dxa" w:w="120"/>
+            </w:tcMar>
+          </w:tcPr>
+          <w:p>
+            <w:pPr>
+              <w:spacing w:after="0" w:line="320"/>
+            </w:pPr>
+            <w:r>
+              <w:t xml:space="preserve"/>
+            </w:r>
+          </w:p>
+          <w:p>
+            <w:pPr>
+              <w:spacing w:after="0" w:line="320"/>
+            </w:pPr>
+            <w:r>
+              <w:t xml:space="preserve"/>
+            </w:r>
+          </w:p>
+          <w:p>
+            <w:pPr>
+              <w:spacing w:after="0" w:line="320"/>
+            </w:pPr>
+            <w:r>
+              <w:t xml:space="preserve"/>
+            </w:r>
+          </w:p>
+        </w:tc>
+      </w:tr>
+    </w:tbl>
+    <w:p>
+      <w:pPr>
+        <w:pStyle w:val="Heading2"/>
+        <w:spacing w:after="80" w:before="180"/>
+      </w:pPr>
+      <w:r>
+        <w:rPr>
+          <w:b/>
+          <w:bCs/>
+          <w:color w:val="12355B"/>
+          <w:sz w:val="24"/>
+          <w:szCs w:val="24"/>
+        </w:rPr>
+        <w:t xml:space="preserve">Explain</w:t>
+      </w:r>
+      <w:r>
+        <w:rPr>
+          <w:i/>
+          <w:iCs/>
+          <w:color w:val="B97A12"/>
+          <w:sz w:val="19"/>
+          <w:szCs w:val="19"/>
+        </w:rPr>
+        <w:t xml:space="preserve">   Light language support</w:t>
+      </w:r>
+    </w:p>
+    <w:p>
+      <w:pPr>
+        <w:spacing w:after="60"/>
+      </w:pPr>
+      <w:r>
+        <w:rPr>
+          <w:color w:val="1A2733"/>
+          <w:sz w:val="21"/>
+          <w:szCs w:val="21"/>
+        </w:rPr>
+        <w:t xml:space="preserve">Write a claim, give math evidence, and explain your reasoning.</w:t>
+      </w:r>
+      <w:r>
+        <w:rPr>
+          <w:i/>
+          <w:iCs/>
+          <w:color w:val="5F6F80"/>
+          <w:sz w:val="19"/>
+          <w:szCs w:val="19"/>
+        </w:rPr>
+        <w:br/>
+        <w:t xml:space="preserve">Escribe una afirmación, da evidencia matemática y explica tu razonamiento.</w:t>
+      </w:r>
+    </w:p>
+    <w:p>
+      <w:pPr>
+        <w:spacing w:after="60"/>
+      </w:pPr>
+      <w:r>
+        <w:rPr>
+          <w:color w:val="1A2733"/>
+          <w:sz w:val="21"/>
+          <w:szCs w:val="21"/>
+        </w:rPr>
+        <w:t xml:space="preserve">My claim is ___.</w:t>
+      </w:r>
+      <w:r>
+        <w:rPr>
+          <w:i/>
+          <w:iCs/>
+          <w:color w:val="5F6F80"/>
+          <w:sz w:val="19"/>
+          <w:szCs w:val="19"/>
+        </w:rPr>
+        <w:br/>
+        <w:t xml:space="preserve">Mi afirmación es ___.</w:t>
+      </w:r>
+    </w:p>
+    <w:p>
+      <w:pPr>
+        <w:spacing w:after="60"/>
+      </w:pPr>
+      <w:r>
+        <w:rPr>
+          <w:color w:val="1A2733"/>
+          <w:sz w:val="21"/>
+          <w:szCs w:val="21"/>
+        </w:rPr>
+        <w:t xml:space="preserve">My math evidence is ___.</w:t>
+      </w:r>
+      <w:r>
+        <w:rPr>
+          <w:i/>
+          <w:iCs/>
+          <w:color w:val="5F6F80"/>
+          <w:sz w:val="19"/>
+          <w:szCs w:val="19"/>
+        </w:rPr>
+        <w:br/>
+        <w:t xml:space="preserve">Mi evidencia matemática es ___.</w:t>
+      </w:r>
+    </w:p>
+    <w:p>
+      <w:pPr>
+        <w:spacing w:after="60"/>
+      </w:pPr>
+      <w:r>
+        <w:rPr>
+          <w:color w:val="1A2733"/>
+          <w:sz w:val="21"/>
+          <w:szCs w:val="21"/>
+        </w:rPr>
+        <w:t xml:space="preserve">This proves ___ because ___.</w:t>
+      </w:r>
+      <w:r>
+        <w:rPr>
+          <w:i/>
+          <w:iCs/>
+          <w:color w:val="5F6F80"/>
+          <w:sz w:val="19"/>
+          <w:szCs w:val="19"/>
+        </w:rPr>
+        <w:br/>
+        <w:t xml:space="preserve">Esto demuestra ___ porque ___.</w:t>
+      </w:r>
+    </w:p>
+    <w:tbl>
+      <w:tblPr>
+        <w:tblW w:type="pct" w:w="100%"/>
+        <w:tblBorders>
+          <w:top w:val="single" w:color="C7D2DD" w:sz="6"/>
+          <w:left w:val="single" w:color="C7D2DD" w:sz="6"/>
+          <w:bottom w:val="single" w:color="C7D2DD" w:sz="6"/>
+          <w:right w:val="single" w:color="C7D2DD" w:sz="6"/>
+          <w:insideH w:val="single" w:color="auto" w:sz="4"/>
+          <w:insideV w:val="single" w:color="auto" w:sz="4"/>
+        </w:tblBorders>
+      </w:tblPr>
+      <w:tblGrid>
+        <w:gridCol w:w="100"/>
+      </w:tblGrid>
+      <w:tr>
+        <w:tc>
+          <w:tcPr>
+            <w:shd w:fill="FBF3E2" w:color="auto" w:val="clear"/>
+            <w:tcMar>
+              <w:top w:type="dxa" w:w="60"/>
+              <w:left w:type="dxa" w:w="120"/>
+              <w:bottom w:type="dxa" w:w="60"/>
+              <w:right w:type="dxa" w:w="120"/>
+            </w:tcMar>
+          </w:tcPr>
+          <w:p>
+            <w:pPr>
+              <w:spacing w:after="0" w:line="320"/>
+            </w:pPr>
+            <w:r>
+              <w:t xml:space="preserve"/>
+            </w:r>
+          </w:p>
+          <w:p>
+            <w:pPr>
+              <w:spacing w:after="0" w:line="320"/>
+            </w:pPr>
+            <w:r>
+              <w:t xml:space="preserve"/>
+            </w:r>
+          </w:p>
+          <w:p>
+            <w:pPr>
+              <w:spacing w:after="0" w:line="320"/>
+            </w:pPr>
+            <w:r>
+              <w:t xml:space="preserve"/>
+            </w:r>
+          </w:p>
+          <w:p>
+            <w:pPr>
+              <w:spacing w:after="0" w:line="320"/>
+            </w:pPr>
+            <w:r>
+              <w:t xml:space="preserve"/>
+            </w:r>
+          </w:p>
+          <w:p>
+            <w:pPr>
+              <w:spacing w:after="0" w:line="320"/>
+            </w:pPr>
+            <w:r>
+              <w:t xml:space="preserve"/>
+            </w:r>
+          </w:p>
+        </w:tc>
+      </w:tr>
+    </w:tbl>
+    <w:p>
+      <w:pPr>
+        <w:pStyle w:val="Heading2"/>
+        <w:spacing w:after="80" w:before="180"/>
+      </w:pPr>
+      <w:r>
+        <w:rPr>
+          <w:b/>
+          <w:bCs/>
+          <w:color w:val="12355B"/>
+          <w:sz w:val="24"/>
+          <w:szCs w:val="24"/>
+        </w:rPr>
+        <w:t xml:space="preserve">4. Check Your Explanation</w:t>
+      </w:r>
+      <w:r>
+        <w:rPr>
+          <w:i/>
+          <w:iCs/>
+          <w:color w:val="1FA6A2"/>
+          <w:sz w:val="19"/>
+          <w:szCs w:val="19"/>
+        </w:rPr>
+        <w:t xml:space="preserve">   five quick checks</w:t>
+      </w:r>
+    </w:p>
+    <w:p>
+      <w:pPr>
+        <w:spacing w:after="80"/>
+      </w:pPr>
+      <w:r>
+        <w:rPr>
+          <w:b/>
+          <w:bCs/>
+          <w:color w:val="1FA6A2"/>
+          <w:sz w:val="22"/>
+          <w:szCs w:val="22"/>
+        </w:rPr>
+        <w:t xml:space="preserve">☐  </w:t>
+      </w:r>
+      <w:r>
+        <w:rPr>
+          <w:sz w:val="20"/>
+          <w:szCs w:val="20"/>
+        </w:rPr>
+        <w:t xml:space="preserve">I answered the question.</w:t>
+      </w:r>
+      <w:r>
+        <w:rPr>
+          <w:i/>
+          <w:iCs/>
+          <w:color w:val="5F6F80"/>
+          <w:sz w:val="18"/>
+          <w:szCs w:val="18"/>
+        </w:rPr>
+        <w:br/>
+        <w:t xml:space="preserve">Respondí la pregunta.</w:t>
+      </w:r>
+    </w:p>
+    <w:p>
+      <w:pPr>
+        <w:spacing w:after="80"/>
+      </w:pPr>
+      <w:r>
+        <w:rPr>
+          <w:b/>
+          <w:bCs/>
+          <w:color w:val="1FA6A2"/>
+          <w:sz w:val="22"/>
+          <w:szCs w:val="22"/>
+        </w:rPr>
+        <w:t xml:space="preserve">☐  </w:t>
+      </w:r>
+      <w:r>
+        <w:rPr>
+          <w:sz w:val="20"/>
+          <w:szCs w:val="20"/>
+        </w:rPr>
+        <w:t xml:space="preserve">I used math evidence: numbers, an equation, a model, or a comparison.</w:t>
+      </w:r>
+      <w:r>
+        <w:rPr>
+          <w:i/>
+          <w:iCs/>
+          <w:color w:val="5F6F80"/>
+          <w:sz w:val="18"/>
+          <w:szCs w:val="18"/>
+        </w:rPr>
+        <w:br/>
+        <w:t xml:space="preserve">Usé evidencia matemática: números, una ecuación, un modelo o una comparación.</w:t>
+      </w:r>
+    </w:p>
+    <w:p>
+      <w:pPr>
+        <w:spacing w:after="80"/>
+      </w:pPr>
+      <w:r>
+        <w:rPr>
+          <w:b/>
+          <w:bCs/>
+          <w:color w:val="1FA6A2"/>
+          <w:sz w:val="22"/>
+          <w:szCs w:val="22"/>
+        </w:rPr>
+        <w:t xml:space="preserve">☐  </w:t>
+      </w:r>
+      <w:r>
+        <w:rPr>
+          <w:sz w:val="20"/>
+          <w:szCs w:val="20"/>
+        </w:rPr>
+        <w:t xml:space="preserve">I explained how the evidence proves my answer.</w:t>
+      </w:r>
+      <w:r>
+        <w:rPr>
+          <w:i/>
+          <w:iCs/>
+          <w:color w:val="5F6F80"/>
+          <w:sz w:val="18"/>
+          <w:szCs w:val="18"/>
+        </w:rPr>
+        <w:br/>
+        <w:t xml:space="preserve">Expliqué cómo la evidencia demuestra mi respuesta.</w:t>
+      </w:r>
+    </w:p>
+    <w:p>
+      <w:pPr>
+        <w:spacing w:after="80"/>
+      </w:pPr>
+      <w:r>
+        <w:rPr>
+          <w:b/>
+          <w:bCs/>
+          <w:color w:val="1FA6A2"/>
+          <w:sz w:val="22"/>
+          <w:szCs w:val="22"/>
+        </w:rPr>
+        <w:t xml:space="preserve">☐  </w:t>
+      </w:r>
+      <w:r>
+        <w:rPr>
+          <w:sz w:val="20"/>
+          <w:szCs w:val="20"/>
+        </w:rPr>
+        <w:t xml:space="preserve">I used at least two math words.</w:t>
+      </w:r>
+      <w:r>
+        <w:rPr>
+          <w:i/>
+          <w:iCs/>
+          <w:color w:val="5F6F80"/>
+          <w:sz w:val="18"/>
+          <w:szCs w:val="18"/>
+        </w:rPr>
+        <w:br/>
+        <w:t xml:space="preserve">Usé por lo menos dos palabras matemáticas.</w:t>
+      </w:r>
+    </w:p>
+    <w:p>
+      <w:pPr>
+        <w:spacing w:after="80"/>
+      </w:pPr>
+      <w:r>
+        <w:rPr>
+          <w:b/>
+          <w:bCs/>
+          <w:color w:val="1FA6A2"/>
+          <w:sz w:val="22"/>
+          <w:szCs w:val="22"/>
+        </w:rPr>
+        <w:t xml:space="preserve">☐  </w:t>
+      </w:r>
+      <w:r>
+        <w:rPr>
+          <w:sz w:val="20"/>
+          <w:szCs w:val="20"/>
+        </w:rPr>
+        <w:t xml:space="preserve">I reread complete sentences and punctuation.</w:t>
+      </w:r>
+      <w:r>
+        <w:rPr>
+          <w:i/>
+          <w:iCs/>
+          <w:color w:val="5F6F80"/>
+          <w:sz w:val="18"/>
+          <w:szCs w:val="18"/>
+        </w:rPr>
+        <w:br/>
+        <w:t xml:space="preserve">Volví a leer mis oraciones completas y la puntuación.</w:t>
       </w:r>
     </w:p>
     <w:p>

--- a/lessons/7-1/downloads/7-1-notes.docx
+++ b/lessons/7-1/downloads/7-1-notes.docx
@@ -767,7 +767,7 @@
                           </pic:cNvPicPr>
                         </pic:nvPicPr>
                         <pic:blipFill>
-                          <a:blip r:embed="rId11" cstate="none"/>
+                          <a:blip r:embed="rId12" cstate="none"/>
                           <a:srcRect/>
                           <a:stretch>
                             <a:fillRect/>
@@ -921,7 +921,7 @@
                           </pic:cNvPicPr>
                         </pic:nvPicPr>
                         <pic:blipFill>
-                          <a:blip r:embed="rId12" cstate="none"/>
+                          <a:blip r:embed="rId13" cstate="none"/>
                           <a:srcRect/>
                           <a:stretch>
                             <a:fillRect/>

--- a/lessons/7-1/downloads/7-1-notes.docx
+++ b/lessons/7-1/downloads/7-1-notes.docx
@@ -219,10 +219,12 @@
     <w:p>
       <w:pPr>
         <w:pStyle w:val="Heading1"/>
+        <w:keepNext/>
+        <w:keepLines/>
         <w:pBdr>
           <w:bottom w:val="single" w:color="1FA6A2" w:sz="14" w:space="6"/>
         </w:pBdr>
-        <w:spacing w:after="140" w:before="260"/>
+        <w:spacing w:after="140" w:before="300"/>
       </w:pPr>
       <w:r>
         <w:rPr>
@@ -1023,10 +1025,12 @@
     <w:p>
       <w:pPr>
         <w:pStyle w:val="Heading1"/>
+        <w:keepNext/>
+        <w:keepLines/>
         <w:pBdr>
           <w:bottom w:val="single" w:color="1FA6A2" w:sz="14" w:space="6"/>
         </w:pBdr>
-        <w:spacing w:after="140" w:before="260"/>
+        <w:spacing w:after="140" w:before="300"/>
       </w:pPr>
       <w:r>
         <w:rPr>
@@ -1122,7 +1126,8 @@
     </w:p>
     <w:p>
       <w:pPr>
-        <w:spacing w:after="120" w:before="80"/>
+        <w:keepLines/>
+        <w:spacing w:after="260" w:before="200"/>
       </w:pPr>
       <w:r>
         <w:rPr>
@@ -1139,34 +1144,27 @@
           <w:sz w:val="22"/>
           <w:szCs w:val="22"/>
         </w:rPr>
-        <w:t xml:space="preserve">A counting number, its opposite, or 0 is an ___.</w:t>
-      </w:r>
-    </w:p>
-    <w:p>
-      <w:pPr>
-        <w:spacing w:after="120" w:before="80"/>
-      </w:pPr>
-      <w:r>
-        <w:rPr>
-          <w:b/>
-          <w:bCs/>
-          <w:color w:val="12355B"/>
+        <w:t xml:space="preserve">A counting number, its opposite, or 0 is an </w:t>
+      </w:r>
+      <w:r>
+        <w:rPr>
           <w:sz w:val="22"/>
           <w:szCs w:val="22"/>
         </w:rPr>
-        <w:t xml:space="preserve">2.  </w:t>
+        <w:t xml:space="preserve">________________</w:t>
       </w:r>
       <w:r>
         <w:rPr>
           <w:sz w:val="22"/>
           <w:szCs w:val="22"/>
         </w:rPr>
-        <w:t xml:space="preserve">A number the same distance from 0 but on the other side is the ___.</w:t>
-      </w:r>
-    </w:p>
-    <w:p>
-      <w:pPr>
-        <w:spacing w:after="120" w:before="80"/>
+        <w:t xml:space="preserve">.</w:t>
+      </w:r>
+    </w:p>
+    <w:p>
+      <w:pPr>
+        <w:keepLines/>
+        <w:spacing w:after="260" w:before="200"/>
       </w:pPr>
       <w:r>
         <w:rPr>
@@ -1176,41 +1174,34 @@
           <w:sz w:val="22"/>
           <w:szCs w:val="22"/>
         </w:rPr>
-        <w:t xml:space="preserve">3.  </w:t>
+        <w:t xml:space="preserve">2.  </w:t>
       </w:r>
       <w:r>
         <w:rPr>
           <w:sz w:val="22"/>
           <w:szCs w:val="22"/>
         </w:rPr>
-        <w:t xml:space="preserve">A number less than 0, written with a − sign, is a ___.</w:t>
-      </w:r>
-    </w:p>
-    <w:p>
-      <w:pPr>
-        <w:spacing w:after="120" w:before="80"/>
-      </w:pPr>
-      <w:r>
-        <w:rPr>
-          <w:b/>
-          <w:bCs/>
-          <w:color w:val="12355B"/>
+        <w:t xml:space="preserve">A number the same distance from 0 but on the other side is the </w:t>
+      </w:r>
+      <w:r>
+        <w:rPr>
           <w:sz w:val="22"/>
           <w:szCs w:val="22"/>
         </w:rPr>
-        <w:t xml:space="preserve">4.  </w:t>
+        <w:t xml:space="preserve">________________</w:t>
       </w:r>
       <w:r>
         <w:rPr>
           <w:sz w:val="22"/>
           <w:szCs w:val="22"/>
         </w:rPr>
-        <w:t xml:space="preserve">A number greater than 0 is a ___.</w:t>
-      </w:r>
-    </w:p>
-    <w:p>
-      <w:pPr>
-        <w:spacing w:after="120" w:before="80"/>
+        <w:t xml:space="preserve">.</w:t>
+      </w:r>
+    </w:p>
+    <w:p>
+      <w:pPr>
+        <w:keepLines/>
+        <w:spacing w:after="260" w:before="200"/>
       </w:pPr>
       <w:r>
         <w:rPr>
@@ -1220,24 +1211,113 @@
           <w:sz w:val="22"/>
           <w:szCs w:val="22"/>
         </w:rPr>
-        <w:t xml:space="preserve">5.  </w:t>
+        <w:t xml:space="preserve">3.  </w:t>
       </w:r>
       <w:r>
         <w:rPr>
           <w:sz w:val="22"/>
           <w:szCs w:val="22"/>
         </w:rPr>
-        <w:t xml:space="preserve">A line with numbers placed in order is a ___.</w:t>
+        <w:t xml:space="preserve">A number less than 0, written with a − sign, is a </w:t>
+      </w:r>
+      <w:r>
+        <w:rPr>
+          <w:sz w:val="22"/>
+          <w:szCs w:val="22"/>
+        </w:rPr>
+        <w:t xml:space="preserve">________________</w:t>
+      </w:r>
+      <w:r>
+        <w:rPr>
+          <w:sz w:val="22"/>
+          <w:szCs w:val="22"/>
+        </w:rPr>
+        <w:t xml:space="preserve">.</w:t>
+      </w:r>
+    </w:p>
+    <w:p>
+      <w:pPr>
+        <w:keepLines/>
+        <w:spacing w:after="260" w:before="200"/>
+      </w:pPr>
+      <w:r>
+        <w:rPr>
+          <w:b/>
+          <w:bCs/>
+          <w:color w:val="12355B"/>
+          <w:sz w:val="22"/>
+          <w:szCs w:val="22"/>
+        </w:rPr>
+        <w:t xml:space="preserve">4.  </w:t>
+      </w:r>
+      <w:r>
+        <w:rPr>
+          <w:sz w:val="22"/>
+          <w:szCs w:val="22"/>
+        </w:rPr>
+        <w:t xml:space="preserve">A number greater than 0 is a </w:t>
+      </w:r>
+      <w:r>
+        <w:rPr>
+          <w:sz w:val="22"/>
+          <w:szCs w:val="22"/>
+        </w:rPr>
+        <w:t xml:space="preserve">________________</w:t>
+      </w:r>
+      <w:r>
+        <w:rPr>
+          <w:sz w:val="22"/>
+          <w:szCs w:val="22"/>
+        </w:rPr>
+        <w:t xml:space="preserve">.</w:t>
+      </w:r>
+    </w:p>
+    <w:p>
+      <w:pPr>
+        <w:keepLines/>
+        <w:spacing w:after="260" w:before="200"/>
+      </w:pPr>
+      <w:r>
+        <w:rPr>
+          <w:b/>
+          <w:bCs/>
+          <w:color w:val="12355B"/>
+          <w:sz w:val="22"/>
+          <w:szCs w:val="22"/>
+        </w:rPr>
+        <w:t xml:space="preserve">5.  </w:t>
+      </w:r>
+      <w:r>
+        <w:rPr>
+          <w:sz w:val="22"/>
+          <w:szCs w:val="22"/>
+        </w:rPr>
+        <w:t xml:space="preserve">A line with numbers placed in order is a </w:t>
+      </w:r>
+      <w:r>
+        <w:rPr>
+          <w:sz w:val="22"/>
+          <w:szCs w:val="22"/>
+        </w:rPr>
+        <w:t xml:space="preserve">________________</w:t>
+      </w:r>
+      <w:r>
+        <w:rPr>
+          <w:sz w:val="22"/>
+          <w:szCs w:val="22"/>
+        </w:rPr>
+        <w:t xml:space="preserve">.</w:t>
       </w:r>
     </w:p>
     <w:p>
       <w:pPr>
         <w:pStyle w:val="Heading1"/>
-        <w:pageBreakBefore/>
+        <w:keepNext/>
+        <w:keepLines/>
         <w:pBdr>
           <w:bottom w:val="single" w:color="1FA6A2" w:sz="14" w:space="6"/>
         </w:pBdr>
-        <w:spacing w:after="140" w:before="0"/>
+        <w:spacing w:after="140" w:before="300"/>
       </w:pPr>
       <w:r>
         <w:rPr>
@@ -2518,11 +2598,12 @@
     <w:p>
       <w:pPr>
         <w:pStyle w:val="Heading1"/>
-        <w:pageBreakBefore/>
+        <w:keepNext/>
+        <w:keepLines/>
         <w:pBdr>
           <w:bottom w:val="single" w:color="1FA6A2" w:sz="14" w:space="6"/>
         </w:pBdr>
-        <w:spacing w:after="140" w:before="0"/>
+        <w:spacing w:after="140" w:before="300"/>
       </w:pPr>
       <w:r>
         <w:rPr>
@@ -2855,11 +2936,12 @@
     <w:p>
       <w:pPr>
         <w:pStyle w:val="Heading1"/>
-        <w:pageBreakBefore/>
+        <w:keepNext/>
+        <w:keepLines/>
         <w:pBdr>
           <w:bottom w:val="single" w:color="1FA6A2" w:sz="14" w:space="6"/>
         </w:pBdr>
-        <w:spacing w:after="140" w:before="0"/>
+        <w:spacing w:after="140" w:before="300"/>
       </w:pPr>
       <w:r>
         <w:rPr>
@@ -3661,11 +3743,12 @@
     <w:p>
       <w:pPr>
         <w:pStyle w:val="Heading1"/>
-        <w:pageBreakBefore/>
+        <w:keepNext/>
+        <w:keepLines/>
         <w:pBdr>
           <w:bottom w:val="single" w:color="1FA6A2" w:sz="14" w:space="6"/>
         </w:pBdr>
-        <w:spacing w:after="140" w:before="0"/>
+        <w:spacing w:after="140" w:before="300"/>
       </w:pPr>
       <w:r>
         <w:rPr>
@@ -4580,11 +4663,12 @@
     <w:p>
       <w:pPr>
         <w:pStyle w:val="Heading1"/>
-        <w:pageBreakBefore/>
+        <w:keepNext/>
+        <w:keepLines/>
         <w:pBdr>
           <w:bottom w:val="single" w:color="1FA6A2" w:sz="14" w:space="6"/>
         </w:pBdr>
-        <w:spacing w:after="140" w:before="0"/>
+        <w:spacing w:after="140" w:before="300"/>
       </w:pPr>
       <w:r>
         <w:rPr>

--- a/lessons/7-1/downloads/7-1-notes.docx
+++ b/lessons/7-1/downloads/7-1-notes.docx
@@ -1330,47 +1330,6 @@
         <w:t xml:space="preserve">Write About the Math</w:t>
       </w:r>
     </w:p>
-    <w:p>
-      <w:pPr>
-        <w:spacing w:after="100"/>
-      </w:pPr>
-      <w:r>
-        <w:rPr>
-          <w:i/>
-          <w:iCs/>
-          <w:color w:val="5F6F80"/>
-          <w:sz w:val="19"/>
-          <w:szCs w:val="19"/>
-        </w:rPr>
-        <w:t xml:space="preserve">Use the support level you need. Every level answers the same math question.</w:t>
-      </w:r>
-    </w:p>
-    <w:p>
-      <w:pPr>
-        <w:pStyle w:val="Heading2"/>
-        <w:spacing w:after="80" w:before="180"/>
-      </w:pPr>
-      <w:r>
-        <w:rPr>
-          <w:b/>
-          <w:bCs/>
-          <w:color w:val="12355B"/>
-          <w:sz w:val="24"/>
-          <w:szCs w:val="24"/>
-        </w:rPr>
-        <w:t xml:space="preserve">1. Understand the Question</w:t>
-      </w:r>
-      <w:r>
-        <w:rPr>
-          <w:i/>
-          <w:iCs/>
-          <w:color w:val="B97A12"/>
-          <w:sz w:val="19"/>
-          <w:szCs w:val="19"/>
-        </w:rPr>
-        <w:t xml:space="preserve">   explain</w:t>
-      </w:r>
-    </w:p>
     <w:tbl>
       <w:tblPr>
         <w:tblW w:type="pct" w:w="100%"/>
@@ -1409,344 +1368,6 @@
               </w:rPr>
               <w:t xml:space="preserve">Write each play as an integer, then decide: did the team make a first down, and how far are they from the line of scrimmage?</w:t>
             </w:r>
-          </w:p>
-          <w:p>
-            <w:pPr>
-              <w:spacing w:after="0"/>
-            </w:pPr>
-            <w:r>
-              <w:rPr>
-                <w:b/>
-                <w:bCs/>
-                <w:color w:val="12355B"/>
-                <w:sz w:val="20"/>
-                <w:szCs w:val="20"/>
-              </w:rPr>
-              <w:t xml:space="preserve">Your job:  </w:t>
-            </w:r>
-            <w:r>
-              <w:rPr>
-                <w:sz w:val="20"/>
-                <w:szCs w:val="20"/>
-              </w:rPr>
-              <w:t xml:space="preserve">Answer the question. Use math evidence. Explain how the evidence proves your answer.</w:t>
-            </w:r>
-            <w:r>
-              <w:rPr>
-                <w:i/>
-                <w:iCs/>
-                <w:color w:val="5F6F80"/>
-                <w:sz w:val="18"/>
-                <w:szCs w:val="18"/>
-              </w:rPr>
-              <w:br/>
-              <w:t xml:space="preserve">Responde la pregunta. Usa evidencia matemática. Explica cómo la evidencia demuestra tu respuesta.</w:t>
-            </w:r>
-          </w:p>
-        </w:tc>
-      </w:tr>
-    </w:tbl>
-    <w:p>
-      <w:pPr>
-        <w:pStyle w:val="Heading2"/>
-        <w:spacing w:after="80" w:before="180"/>
-      </w:pPr>
-      <w:r>
-        <w:rPr>
-          <w:b/>
-          <w:bCs/>
-          <w:color w:val="12355B"/>
-          <w:sz w:val="24"/>
-          <w:szCs w:val="24"/>
-        </w:rPr>
-        <w:t xml:space="preserve">2. Plan Your Math Words</w:t>
-      </w:r>
-      <w:r>
-        <w:rPr>
-          <w:i/>
-          <w:iCs/>
-          <w:color w:val="1FA6A2"/>
-          <w:sz w:val="19"/>
-          <w:szCs w:val="19"/>
-        </w:rPr>
-        <w:t xml:space="preserve">   check at least two</w:t>
-      </w:r>
-    </w:p>
-    <w:p>
-      <w:pPr>
-        <w:spacing w:after="60"/>
-      </w:pPr>
-      <w:r>
-        <w:rPr>
-          <w:b/>
-          <w:bCs/>
-          <w:color w:val="1FA6A2"/>
-          <w:sz w:val="22"/>
-          <w:szCs w:val="22"/>
-        </w:rPr>
-        <w:t xml:space="preserve">☐  </w:t>
-      </w:r>
-      <w:r>
-        <w:rPr>
-          <w:b/>
-          <w:bCs/>
-          <w:color w:val="12355B"/>
-          <w:sz w:val="20"/>
-          <w:szCs w:val="20"/>
-        </w:rPr>
-        <w:t xml:space="preserve">Integer — </w:t>
-      </w:r>
-      <w:r>
-        <w:rPr>
-          <w:sz w:val="20"/>
-          <w:szCs w:val="20"/>
-        </w:rPr>
-        <w:t xml:space="preserve">The counting numbers, their opposites, and 0.</w:t>
-      </w:r>
-      <w:r>
-        <w:rPr>
-          <w:i/>
-          <w:iCs/>
-          <w:color w:val="5F6F80"/>
-          <w:sz w:val="18"/>
-          <w:szCs w:val="18"/>
-        </w:rPr>
-        <w:br/>
-        <w:t xml:space="preserve">Número entero — Los números para contar, sus opuestos y el 0.</w:t>
-      </w:r>
-    </w:p>
-    <w:p>
-      <w:pPr>
-        <w:spacing w:after="60"/>
-      </w:pPr>
-      <w:r>
-        <w:rPr>
-          <w:b/>
-          <w:bCs/>
-          <w:color w:val="1FA6A2"/>
-          <w:sz w:val="22"/>
-          <w:szCs w:val="22"/>
-        </w:rPr>
-        <w:t xml:space="preserve">☐  </w:t>
-      </w:r>
-      <w:r>
-        <w:rPr>
-          <w:b/>
-          <w:bCs/>
-          <w:color w:val="12355B"/>
-          <w:sz w:val="20"/>
-          <w:szCs w:val="20"/>
-        </w:rPr>
-        <w:t xml:space="preserve">Opposite — </w:t>
-      </w:r>
-      <w:r>
-        <w:rPr>
-          <w:sz w:val="20"/>
-          <w:szCs w:val="20"/>
-        </w:rPr>
-        <w:t xml:space="preserve">A number that is the same distance from 0 as another number, but on the other side of 0.</w:t>
-      </w:r>
-      <w:r>
-        <w:rPr>
-          <w:i/>
-          <w:iCs/>
-          <w:color w:val="5F6F80"/>
-          <w:sz w:val="18"/>
-          <w:szCs w:val="18"/>
-        </w:rPr>
-        <w:br/>
-        <w:t xml:space="preserve">Opuesto — Un número que está a la misma distancia de 0 que otro número, pero del otro lado del 0.</w:t>
-      </w:r>
-    </w:p>
-    <w:p>
-      <w:pPr>
-        <w:spacing w:after="60"/>
-      </w:pPr>
-      <w:r>
-        <w:rPr>
-          <w:b/>
-          <w:bCs/>
-          <w:color w:val="1FA6A2"/>
-          <w:sz w:val="22"/>
-          <w:szCs w:val="22"/>
-        </w:rPr>
-        <w:t xml:space="preserve">☐  </w:t>
-      </w:r>
-      <w:r>
-        <w:rPr>
-          <w:b/>
-          <w:bCs/>
-          <w:color w:val="12355B"/>
-          <w:sz w:val="20"/>
-          <w:szCs w:val="20"/>
-        </w:rPr>
-        <w:t xml:space="preserve">Negative number — </w:t>
-      </w:r>
-      <w:r>
-        <w:rPr>
-          <w:sz w:val="20"/>
-          <w:szCs w:val="20"/>
-        </w:rPr>
-        <w:t xml:space="preserve">A number less than 0, written with a − sign. On a number line it sits to the left of 0.</w:t>
-      </w:r>
-      <w:r>
-        <w:rPr>
-          <w:i/>
-          <w:iCs/>
-          <w:color w:val="5F6F80"/>
-          <w:sz w:val="18"/>
-          <w:szCs w:val="18"/>
-        </w:rPr>
-        <w:br/>
-        <w:t xml:space="preserve">Número negativo — Un número menor que 0, escrito con un signo −. En la recta numérica queda a la izquierda del 0.</w:t>
-      </w:r>
-    </w:p>
-    <w:p>
-      <w:pPr>
-        <w:spacing w:after="60"/>
-      </w:pPr>
-      <w:r>
-        <w:rPr>
-          <w:b/>
-          <w:bCs/>
-          <w:color w:val="1FA6A2"/>
-          <w:sz w:val="22"/>
-          <w:szCs w:val="22"/>
-        </w:rPr>
-        <w:t xml:space="preserve">☐  </w:t>
-      </w:r>
-      <w:r>
-        <w:rPr>
-          <w:b/>
-          <w:bCs/>
-          <w:color w:val="12355B"/>
-          <w:sz w:val="20"/>
-          <w:szCs w:val="20"/>
-        </w:rPr>
-        <w:t xml:space="preserve">Positive number — </w:t>
-      </w:r>
-      <w:r>
-        <w:rPr>
-          <w:sz w:val="20"/>
-          <w:szCs w:val="20"/>
-        </w:rPr>
-        <w:t xml:space="preserve">A number greater than 0. On a number line it sits to the right of 0.</w:t>
-      </w:r>
-      <w:r>
-        <w:rPr>
-          <w:i/>
-          <w:iCs/>
-          <w:color w:val="5F6F80"/>
-          <w:sz w:val="18"/>
-          <w:szCs w:val="18"/>
-        </w:rPr>
-        <w:br/>
-        <w:t xml:space="preserve">Número positivo — Un número mayor que 0. En la recta numérica queda a la derecha del 0.</w:t>
-      </w:r>
-    </w:p>
-    <w:p>
-      <w:pPr>
-        <w:spacing w:after="60"/>
-      </w:pPr>
-      <w:r>
-        <w:rPr>
-          <w:b/>
-          <w:bCs/>
-          <w:color w:val="1FA6A2"/>
-          <w:sz w:val="22"/>
-          <w:szCs w:val="22"/>
-        </w:rPr>
-        <w:t xml:space="preserve">☐  </w:t>
-      </w:r>
-      <w:r>
-        <w:rPr>
-          <w:b/>
-          <w:bCs/>
-          <w:color w:val="12355B"/>
-          <w:sz w:val="20"/>
-          <w:szCs w:val="20"/>
-        </w:rPr>
-        <w:t xml:space="preserve">Number line — </w:t>
-      </w:r>
-      <w:r>
-        <w:rPr>
-          <w:sz w:val="20"/>
-          <w:szCs w:val="20"/>
-        </w:rPr>
-        <w:t xml:space="preserve">A straight line where numbers are placed in order. It extends to the left of 0 to show values less than 0.</w:t>
-      </w:r>
-      <w:r>
-        <w:rPr>
-          <w:i/>
-          <w:iCs/>
-          <w:color w:val="5F6F80"/>
-          <w:sz w:val="18"/>
-          <w:szCs w:val="18"/>
-        </w:rPr>
-        <w:br/>
-        <w:t xml:space="preserve">Recta numérica — Una recta donde los números se colocan en orden. Se extiende a la izquierda del 0 para mostrar valores menores que 0.</w:t>
-      </w:r>
-    </w:p>
-    <w:tbl>
-      <w:tblPr>
-        <w:tblW w:type="pct" w:w="100%"/>
-        <w:tblBorders>
-          <w:top w:val="single" w:color="1FA6A2" w:sz="8"/>
-          <w:left w:val="single" w:color="1FA6A2" w:sz="8"/>
-          <w:bottom w:val="single" w:color="1FA6A2" w:sz="8"/>
-          <w:right w:val="single" w:color="1FA6A2" w:sz="8"/>
-          <w:insideH w:val="single" w:color="auto" w:sz="4"/>
-          <w:insideV w:val="single" w:color="auto" w:sz="4"/>
-        </w:tblBorders>
-      </w:tblPr>
-      <w:tblGrid>
-        <w:gridCol w:w="100"/>
-      </w:tblGrid>
-      <w:tr>
-        <w:tc>
-          <w:tcPr>
-            <w:shd w:fill="F7FFFD" w:color="auto" w:val="clear"/>
-            <w:tcMar>
-              <w:top w:type="dxa" w:w="120"/>
-              <w:left w:type="dxa" w:w="180"/>
-              <w:bottom w:type="dxa" w:w="120"/>
-              <w:right w:type="dxa" w:w="180"/>
-            </w:tcMar>
-          </w:tcPr>
-          <w:p>
-            <w:pPr>
-              <w:spacing w:after="50"/>
-            </w:pPr>
-            <w:r>
-              <w:rPr>
-                <w:b/>
-                <w:bCs/>
-                <w:color w:val="1FA6A2"/>
-                <w:sz w:val="20"/>
-                <w:szCs w:val="20"/>
-              </w:rPr>
-              <w:t xml:space="preserve">Say it first:  </w:t>
-            </w:r>
-            <w:r>
-              <w:rPr>
-                <w:sz w:val="20"/>
-                <w:szCs w:val="20"/>
-              </w:rPr>
-              <w:t xml:space="preserve">Say your idea to a partner or quietly to yourself before you write.</w:t>
-            </w:r>
-          </w:p>
-          <w:p>
-            <w:pPr>
-              <w:spacing w:after="60"/>
-            </w:pPr>
-            <w:r>
-              <w:rPr>
-                <w:color w:val="1A2733"/>
-                <w:sz w:val="21"/>
-                <w:szCs w:val="21"/>
-              </w:rPr>
-              <w:t xml:space="preserve">The 10-yard loss is the integer ___ and the 3-yard loss is the integer ___. Combining all four plays leaves the team ___ yards from where they started, which is ___ the line of scrimmage. Because they needed at least 10 yards, the team ___ make a first down.</w:t>
-            </w:r>
             <w:r>
               <w:rPr>
                 <w:i/>
@@ -1756,7 +1377,7 @@
                 <w:szCs w:val="19"/>
               </w:rPr>
               <w:br/>
-              <w:t xml:space="preserve">Di tu respuesta primero: Mi respuesta es ___ porque ___.</w:t>
+              <w:t xml:space="preserve">Escribe cada jugada como un entero y luego decide: ¿logró el equipo un primer intento, y a qué distancia están de la línea de golpeo?</w:t>
             </w:r>
           </w:p>
         </w:tc>
@@ -1764,28 +1385,192 @@
     </w:tbl>
     <w:p>
       <w:pPr>
-        <w:pStyle w:val="Heading2"/>
-        <w:spacing w:after="80" w:before="180"/>
-      </w:pPr>
-      <w:r>
-        <w:rPr>
-          <w:b/>
-          <w:bCs/>
-          <w:color w:val="12355B"/>
-          <w:sz w:val="24"/>
-          <w:szCs w:val="24"/>
-        </w:rPr>
-        <w:t xml:space="preserve">3. Build Your Explanation</w:t>
-      </w:r>
+        <w:spacing w:after="100"/>
+      </w:pPr>
       <w:r>
         <w:rPr>
           <w:i/>
           <w:iCs/>
-          <w:color w:val="B97A12"/>
+          <w:color w:val="5F6F80"/>
           <w:sz w:val="19"/>
           <w:szCs w:val="19"/>
         </w:rPr>
-        <w:t xml:space="preserve">   choose your support</w:t>
+        <w:t xml:space="preserve">Say your answer to a partner first. Then write it, using at least two of these words:</w:t>
+      </w:r>
+    </w:p>
+    <w:p>
+      <w:pPr>
+        <w:spacing w:after="40"/>
+      </w:pPr>
+      <w:r>
+        <w:rPr>
+          <w:b/>
+          <w:bCs/>
+          <w:color w:val="1FA6A2"/>
+          <w:sz w:val="22"/>
+          <w:szCs w:val="22"/>
+        </w:rPr>
+        <w:t xml:space="preserve">☐  </w:t>
+      </w:r>
+      <w:r>
+        <w:rPr>
+          <w:b/>
+          <w:bCs/>
+          <w:color w:val="12355B"/>
+          <w:sz w:val="20"/>
+          <w:szCs w:val="20"/>
+        </w:rPr>
+        <w:t xml:space="preserve">Integer</w:t>
+      </w:r>
+      <w:r>
+        <w:rPr>
+          <w:i/>
+          <w:iCs/>
+          <w:color w:val="5F6F80"/>
+          <w:sz w:val="18"/>
+          <w:szCs w:val="18"/>
+        </w:rPr>
+        <w:t xml:space="preserve">  ·  Número entero</w:t>
+      </w:r>
+    </w:p>
+    <w:p>
+      <w:pPr>
+        <w:spacing w:after="40"/>
+      </w:pPr>
+      <w:r>
+        <w:rPr>
+          <w:b/>
+          <w:bCs/>
+          <w:color w:val="1FA6A2"/>
+          <w:sz w:val="22"/>
+          <w:szCs w:val="22"/>
+        </w:rPr>
+        <w:t xml:space="preserve">☐  </w:t>
+      </w:r>
+      <w:r>
+        <w:rPr>
+          <w:b/>
+          <w:bCs/>
+          <w:color w:val="12355B"/>
+          <w:sz w:val="20"/>
+          <w:szCs w:val="20"/>
+        </w:rPr>
+        <w:t xml:space="preserve">Opposite</w:t>
+      </w:r>
+      <w:r>
+        <w:rPr>
+          <w:i/>
+          <w:iCs/>
+          <w:color w:val="5F6F80"/>
+          <w:sz w:val="18"/>
+          <w:szCs w:val="18"/>
+        </w:rPr>
+        <w:t xml:space="preserve">  ·  Opuesto</w:t>
+      </w:r>
+    </w:p>
+    <w:p>
+      <w:pPr>
+        <w:spacing w:after="40"/>
+      </w:pPr>
+      <w:r>
+        <w:rPr>
+          <w:b/>
+          <w:bCs/>
+          <w:color w:val="1FA6A2"/>
+          <w:sz w:val="22"/>
+          <w:szCs w:val="22"/>
+        </w:rPr>
+        <w:t xml:space="preserve">☐  </w:t>
+      </w:r>
+      <w:r>
+        <w:rPr>
+          <w:b/>
+          <w:bCs/>
+          <w:color w:val="12355B"/>
+          <w:sz w:val="20"/>
+          <w:szCs w:val="20"/>
+        </w:rPr>
+        <w:t xml:space="preserve">Negative number</w:t>
+      </w:r>
+      <w:r>
+        <w:rPr>
+          <w:i/>
+          <w:iCs/>
+          <w:color w:val="5F6F80"/>
+          <w:sz w:val="18"/>
+          <w:szCs w:val="18"/>
+        </w:rPr>
+        <w:t xml:space="preserve">  ·  Número negativo</w:t>
+      </w:r>
+    </w:p>
+    <w:p>
+      <w:pPr>
+        <w:spacing w:after="40"/>
+      </w:pPr>
+      <w:r>
+        <w:rPr>
+          <w:b/>
+          <w:bCs/>
+          <w:color w:val="1FA6A2"/>
+          <w:sz w:val="22"/>
+          <w:szCs w:val="22"/>
+        </w:rPr>
+        <w:t xml:space="preserve">☐  </w:t>
+      </w:r>
+      <w:r>
+        <w:rPr>
+          <w:b/>
+          <w:bCs/>
+          <w:color w:val="12355B"/>
+          <w:sz w:val="20"/>
+          <w:szCs w:val="20"/>
+        </w:rPr>
+        <w:t xml:space="preserve">Positive number</w:t>
+      </w:r>
+      <w:r>
+        <w:rPr>
+          <w:i/>
+          <w:iCs/>
+          <w:color w:val="5F6F80"/>
+          <w:sz w:val="18"/>
+          <w:szCs w:val="18"/>
+        </w:rPr>
+        <w:t xml:space="preserve">  ·  Número positivo</w:t>
+      </w:r>
+    </w:p>
+    <w:p>
+      <w:pPr>
+        <w:spacing w:after="40"/>
+      </w:pPr>
+      <w:r>
+        <w:rPr>
+          <w:b/>
+          <w:bCs/>
+          <w:color w:val="1FA6A2"/>
+          <w:sz w:val="22"/>
+          <w:szCs w:val="22"/>
+        </w:rPr>
+        <w:t xml:space="preserve">☐  </w:t>
+      </w:r>
+      <w:r>
+        <w:rPr>
+          <w:b/>
+          <w:bCs/>
+          <w:color w:val="12355B"/>
+          <w:sz w:val="20"/>
+          <w:szCs w:val="20"/>
+        </w:rPr>
+        <w:t xml:space="preserve">Number line</w:t>
+      </w:r>
+      <w:r>
+        <w:rPr>
+          <w:i/>
+          <w:iCs/>
+          <w:color w:val="5F6F80"/>
+          <w:sz w:val="18"/>
+          <w:szCs w:val="18"/>
+        </w:rPr>
+        <w:t xml:space="preserve">  ·  Recta numérica</w:t>
       </w:r>
     </w:p>
     <w:tbl>
@@ -1816,21 +1601,6 @@
           </w:tcPr>
           <w:p>
             <w:pPr>
-              <w:spacing w:after="50"/>
-            </w:pPr>
-            <w:r>
-              <w:rPr>
-                <w:i/>
-                <w:iCs/>
-                <w:color w:val="5F6F80"/>
-                <w:sz w:val="19"/>
-                <w:szCs w:val="19"/>
-              </w:rPr>
-              <w:t xml:space="preserve">This model shows the parts of an explanation. It does not answer your writing question.</w:t>
-            </w:r>
-          </w:p>
-          <w:p>
-            <w:pPr>
               <w:spacing w:after="80"/>
             </w:pPr>
             <w:r>
@@ -1841,58 +1611,14 @@
                 <w:sz w:val="19"/>
                 <w:szCs w:val="19"/>
               </w:rPr>
-              <w:t xml:space="preserve">Claim:  </w:t>
+              <w:t xml:space="preserve">Model:  </w:t>
             </w:r>
             <w:r>
               <w:rPr>
                 <w:sz w:val="19"/>
                 <w:szCs w:val="19"/>
               </w:rPr>
-              <w:t xml:space="preserve">In this situation 0 means ___ because ___.</w:t>
-            </w:r>
-          </w:p>
-          <w:p>
-            <w:pPr>
-              <w:spacing w:after="80"/>
-            </w:pPr>
-            <w:r>
-              <w:rPr>
-                <w:b/>
-                <w:bCs/>
-                <w:color w:val="12355B"/>
-                <w:sz w:val="19"/>
-                <w:szCs w:val="19"/>
-              </w:rPr>
-              <w:t xml:space="preserve">Evidence:  </w:t>
-            </w:r>
-            <w:r>
-              <w:rPr>
-                <w:sz w:val="19"/>
-                <w:szCs w:val="19"/>
-              </w:rPr>
-              <w:t xml:space="preserve">Student explains 0 is a chosen reference point (sea level), so values above it are positive and values below it are negative.</w:t>
-            </w:r>
-          </w:p>
-          <w:p>
-            <w:pPr>
-              <w:spacing w:after="80"/>
-            </w:pPr>
-            <w:r>
-              <w:rPr>
-                <w:b/>
-                <w:bCs/>
-                <w:color w:val="12355B"/>
-                <w:sz w:val="19"/>
-                <w:szCs w:val="19"/>
-              </w:rPr>
-              <w:t xml:space="preserve">Reasoning:  </w:t>
-            </w:r>
-            <w:r>
-              <w:rPr>
-                <w:sz w:val="19"/>
-                <w:szCs w:val="19"/>
-              </w:rPr>
-              <w:t xml:space="preserve">This evidence connects the definition of integer to the mathematical claim.</w:t>
+              <w:t xml:space="preserve">In this situation 0 means ___ because ___. — Student explains 0 is a chosen reference point (sea level), so values above it are positive and values below it are negative.</w:t>
             </w:r>
           </w:p>
         </w:tc>
@@ -1971,7 +1697,7 @@
           <w:sz w:val="21"/>
           <w:szCs w:val="21"/>
         </w:rPr>
-        <w:t xml:space="preserve">My answer is ___.</w:t>
+        <w:t xml:space="preserve">My answer is ___ because ___.</w:t>
       </w:r>
       <w:r>
         <w:rPr>
@@ -1982,7 +1708,7 @@
           <w:szCs w:val="19"/>
         </w:rPr>
         <w:br/>
-        <w:t xml:space="preserve">Mi respuesta es ___.</w:t>
+        <w:t xml:space="preserve">Mi respuesta es ___ porque ___.</w:t>
       </w:r>
     </w:p>
     <w:tbl>
@@ -2122,7 +1848,7 @@
           <w:sz w:val="21"/>
           <w:szCs w:val="21"/>
         </w:rPr>
-        <w:t xml:space="preserve">I know because ___.</w:t>
+        <w:t xml:space="preserve">My evidence is ___, so ___.</w:t>
       </w:r>
       <w:r>
         <w:rPr>
@@ -2133,31 +1859,7 @@
           <w:szCs w:val="19"/>
         </w:rPr>
         <w:br/>
-        <w:t xml:space="preserve">Lo sé porque ___.</w:t>
-      </w:r>
-    </w:p>
-    <w:p>
-      <w:pPr>
-        <w:spacing w:after="60"/>
-      </w:pPr>
-      <w:r>
-        <w:rPr>
-          <w:color w:val="1A2733"/>
-          <w:sz w:val="21"/>
-          <w:szCs w:val="21"/>
-        </w:rPr>
-        <w:t xml:space="preserve">So ___.</w:t>
-      </w:r>
-      <w:r>
-        <w:rPr>
-          <w:i/>
-          <w:iCs/>
-          <w:color w:val="5F6F80"/>
-          <w:sz w:val="19"/>
-          <w:szCs w:val="19"/>
-        </w:rPr>
-        <w:br/>
-        <w:t xml:space="preserve">Entonces ___.</w:t>
+        <w:t xml:space="preserve">Mi evidencia es ___, entonces ___.</w:t>
       </w:r>
     </w:p>
     <w:tbl>
@@ -2263,78 +1965,6 @@
         <w:t xml:space="preserve">Escribe una afirmación, da evidencia matemática y explica tu razonamiento.</w:t>
       </w:r>
     </w:p>
-    <w:p>
-      <w:pPr>
-        <w:spacing w:after="60"/>
-      </w:pPr>
-      <w:r>
-        <w:rPr>
-          <w:color w:val="1A2733"/>
-          <w:sz w:val="21"/>
-          <w:szCs w:val="21"/>
-        </w:rPr>
-        <w:t xml:space="preserve">My claim is ___.</w:t>
-      </w:r>
-      <w:r>
-        <w:rPr>
-          <w:i/>
-          <w:iCs/>
-          <w:color w:val="5F6F80"/>
-          <w:sz w:val="19"/>
-          <w:szCs w:val="19"/>
-        </w:rPr>
-        <w:br/>
-        <w:t xml:space="preserve">Mi afirmación es ___.</w:t>
-      </w:r>
-    </w:p>
-    <w:p>
-      <w:pPr>
-        <w:spacing w:after="60"/>
-      </w:pPr>
-      <w:r>
-        <w:rPr>
-          <w:color w:val="1A2733"/>
-          <w:sz w:val="21"/>
-          <w:szCs w:val="21"/>
-        </w:rPr>
-        <w:t xml:space="preserve">My math evidence is ___.</w:t>
-      </w:r>
-      <w:r>
-        <w:rPr>
-          <w:i/>
-          <w:iCs/>
-          <w:color w:val="5F6F80"/>
-          <w:sz w:val="19"/>
-          <w:szCs w:val="19"/>
-        </w:rPr>
-        <w:br/>
-        <w:t xml:space="preserve">Mi evidencia matemática es ___.</w:t>
-      </w:r>
-    </w:p>
-    <w:p>
-      <w:pPr>
-        <w:spacing w:after="60"/>
-      </w:pPr>
-      <w:r>
-        <w:rPr>
-          <w:color w:val="1A2733"/>
-          <w:sz w:val="21"/>
-          <w:szCs w:val="21"/>
-        </w:rPr>
-        <w:t xml:space="preserve">This proves ___ because ___.</w:t>
-      </w:r>
-      <w:r>
-        <w:rPr>
-          <w:i/>
-          <w:iCs/>
-          <w:color w:val="5F6F80"/>
-          <w:sz w:val="19"/>
-          <w:szCs w:val="19"/>
-        </w:rPr>
-        <w:br/>
-        <w:t xml:space="preserve">Esto demuestra ___ porque ___.</w:t>
-      </w:r>
-    </w:p>
     <w:tbl>
       <w:tblPr>
         <w:tblW w:type="pct" w:w="100%"/>
@@ -2417,7 +2047,7 @@
           <w:sz w:val="24"/>
           <w:szCs w:val="24"/>
         </w:rPr>
-        <w:t xml:space="preserve">4. Check Your Explanation</w:t>
+        <w:t xml:space="preserve">Check Your Explanation</w:t>
       </w:r>
       <w:r>
         <w:rPr>
@@ -2427,7 +2057,7 @@
           <w:sz w:val="19"/>
           <w:szCs w:val="19"/>
         </w:rPr>
-        <w:t xml:space="preserve">   five quick checks</w:t>
+        <w:t xml:space="preserve">   three quick checks</w:t>
       </w:r>
     </w:p>
     <w:p>
@@ -2451,17 +2081,6 @@
         </w:rPr>
         <w:t xml:space="preserve">I answered the question.</w:t>
       </w:r>
-      <w:r>
-        <w:rPr>
-          <w:i/>
-          <w:iCs/>
-          <w:color w:val="5F6F80"/>
-          <w:sz w:val="18"/>
-          <w:szCs w:val="18"/>
-        </w:rPr>
-        <w:br/>
-        <w:t xml:space="preserve">Respondí la pregunta.</w:t>
-      </w:r>
     </w:p>
     <w:p>
       <w:pPr>
@@ -2482,18 +2101,7 @@
           <w:sz w:val="20"/>
           <w:szCs w:val="20"/>
         </w:rPr>
-        <w:t xml:space="preserve">I used math evidence: numbers, an equation, a model, or a comparison.</w:t>
-      </w:r>
-      <w:r>
-        <w:rPr>
-          <w:i/>
-          <w:iCs/>
-          <w:color w:val="5F6F80"/>
-          <w:sz w:val="18"/>
-          <w:szCs w:val="18"/>
-        </w:rPr>
-        <w:br/>
-        <w:t xml:space="preserve">Usé evidencia matemática: números, una ecuación, un modelo o una comparación.</w:t>
+        <w:t xml:space="preserve">I used math evidence: numbers, an equation, or a model.</w:t>
       </w:r>
     </w:p>
     <w:p>
@@ -2515,84 +2123,7 @@
           <w:sz w:val="20"/>
           <w:szCs w:val="20"/>
         </w:rPr>
-        <w:t xml:space="preserve">I explained how the evidence proves my answer.</w:t>
-      </w:r>
-      <w:r>
-        <w:rPr>
-          <w:i/>
-          <w:iCs/>
-          <w:color w:val="5F6F80"/>
-          <w:sz w:val="18"/>
-          <w:szCs w:val="18"/>
-        </w:rPr>
-        <w:br/>
-        <w:t xml:space="preserve">Expliqué cómo la evidencia demuestra mi respuesta.</w:t>
-      </w:r>
-    </w:p>
-    <w:p>
-      <w:pPr>
-        <w:spacing w:after="80"/>
-      </w:pPr>
-      <w:r>
-        <w:rPr>
-          <w:b/>
-          <w:bCs/>
-          <w:color w:val="1FA6A2"/>
-          <w:sz w:val="22"/>
-          <w:szCs w:val="22"/>
-        </w:rPr>
-        <w:t xml:space="preserve">☐  </w:t>
-      </w:r>
-      <w:r>
-        <w:rPr>
-          <w:sz w:val="20"/>
-          <w:szCs w:val="20"/>
-        </w:rPr>
         <w:t xml:space="preserve">I used at least two math words.</w:t>
-      </w:r>
-      <w:r>
-        <w:rPr>
-          <w:i/>
-          <w:iCs/>
-          <w:color w:val="5F6F80"/>
-          <w:sz w:val="18"/>
-          <w:szCs w:val="18"/>
-        </w:rPr>
-        <w:br/>
-        <w:t xml:space="preserve">Usé por lo menos dos palabras matemáticas.</w:t>
-      </w:r>
-    </w:p>
-    <w:p>
-      <w:pPr>
-        <w:spacing w:after="80"/>
-      </w:pPr>
-      <w:r>
-        <w:rPr>
-          <w:b/>
-          <w:bCs/>
-          <w:color w:val="1FA6A2"/>
-          <w:sz w:val="22"/>
-          <w:szCs w:val="22"/>
-        </w:rPr>
-        <w:t xml:space="preserve">☐  </w:t>
-      </w:r>
-      <w:r>
-        <w:rPr>
-          <w:sz w:val="20"/>
-          <w:szCs w:val="20"/>
-        </w:rPr>
-        <w:t xml:space="preserve">I reread complete sentences and punctuation.</w:t>
-      </w:r>
-      <w:r>
-        <w:rPr>
-          <w:i/>
-          <w:iCs/>
-          <w:color w:val="5F6F80"/>
-          <w:sz w:val="18"/>
-          <w:szCs w:val="18"/>
-        </w:rPr>
-        <w:br/>
-        <w:t xml:space="preserve">Volví a leer mis oraciones completas y la puntuación.</w:t>
       </w:r>
     </w:p>
     <w:p>
